--- a/Requirements_and_documents/Phase_1/ADR-005_ver1_Scalability Target.docx
+++ b/Requirements_and_documents/Phase_1/ADR-005_ver1_Scalability Target.docx
@@ -45,7 +45,7 @@
         <w:rPr>
           <w:rFonts w:ascii="Times New Roman" w:hAnsi="Times New Roman"/>
         </w:rPr>
-        <w:t>Proposed / Under Team Review</w:t>
+        <w:t>Approved</w:t>
       </w:r>
     </w:p>
     <w:p>
@@ -786,19 +786,11 @@
           <w:rFonts w:ascii="Times New Roman" w:hAnsi="Times New Roman" w:cs="Times New Roman"/>
         </w:rPr>
       </w:pPr>
-      <w:proofErr w:type="gramStart"/>
-      <w:r>
-        <w:rPr>
-          <w:rFonts w:ascii="Times New Roman" w:hAnsi="Times New Roman" w:cs="Times New Roman"/>
-        </w:rPr>
-        <w:t>human</w:t>
-      </w:r>
-      <w:proofErr w:type="gramEnd"/>
-      <w:r>
-        <w:rPr>
-          <w:rFonts w:ascii="Times New Roman" w:hAnsi="Times New Roman" w:cs="Times New Roman"/>
-        </w:rPr>
-        <w:t>-in-the-loop approval</w:t>
+      <w:r>
+        <w:rPr>
+          <w:rFonts w:ascii="Times New Roman" w:hAnsi="Times New Roman" w:cs="Times New Roman"/>
+        </w:rPr>
+        <w:t>human-in-the-loop approval</w:t>
       </w:r>
     </w:p>
     <w:p>
@@ -868,21 +860,7 @@
         <w:rPr>
           <w:rFonts w:ascii="Times New Roman" w:hAnsi="Times New Roman"/>
         </w:rPr>
-        <w:t xml:space="preserve">Therefore, the </w:t>
-      </w:r>
-      <w:proofErr w:type="gramStart"/>
-      <w:r>
-        <w:rPr>
-          <w:rFonts w:ascii="Times New Roman" w:hAnsi="Times New Roman"/>
-        </w:rPr>
-        <w:t>scalability target</w:t>
-      </w:r>
-      <w:proofErr w:type="gramEnd"/>
-      <w:r>
-        <w:rPr>
-          <w:rFonts w:ascii="Times New Roman" w:hAnsi="Times New Roman"/>
-        </w:rPr>
-        <w:t xml:space="preserve"> should be realistic, limited, and aligned with a small Agile team.</w:t>
+        <w:t>Therefore, the scalability target should be realistic, limited, and aligned with a small Agile team.</w:t>
       </w:r>
     </w:p>
     <w:p>
@@ -926,7 +904,7 @@
         <w:rPr>
           <w:rFonts w:ascii="Times New Roman" w:hAnsi="Times New Roman" w:hint="default"/>
         </w:rPr>
-        <w:t>Option B: Small Agile Team</w:t>
+        <w:t>Small Agile Team</w:t>
       </w:r>
     </w:p>
     <w:p>
@@ -1053,21 +1031,312 @@
         <w:rPr>
           <w:rFonts w:ascii="Times New Roman" w:hAnsi="Times New Roman"/>
         </w:rPr>
-        <w:t xml:space="preserve">This option is more realistic for a small Agile software team while </w:t>
-      </w:r>
-      <w:proofErr w:type="gramStart"/>
-      <w:r>
+        <w:t>This option is more realistic for a small Agile software team while still remaining within MVP scope.</w:t>
+      </w:r>
+    </w:p>
+    <w:p>
+      <w:pPr>
+        <w:pStyle w:val="Web"/>
+        <w:widowControl/>
         <w:rPr>
           <w:rFonts w:ascii="Times New Roman" w:hAnsi="Times New Roman"/>
         </w:rPr>
-        <w:t>still remaining</w:t>
-      </w:r>
-      <w:proofErr w:type="gramEnd"/>
+      </w:pPr>
       <w:r>
         <w:rPr>
           <w:rFonts w:ascii="Times New Roman" w:hAnsi="Times New Roman"/>
         </w:rPr>
-        <w:t xml:space="preserve"> within MVP scope.</w:t>
+        <w:t>It provides enough users to justify workflow coordination, notifications, GitHub synchronization, and AI-assisted summaries.</w:t>
+      </w:r>
+    </w:p>
+    <w:p>
+      <w:pPr>
+        <w:pStyle w:val="4"/>
+        <w:widowControl/>
+        <w:rPr>
+          <w:rFonts w:ascii="Times New Roman" w:hAnsi="Times New Roman" w:hint="default"/>
+        </w:rPr>
+      </w:pPr>
+      <w:r>
+        <w:rPr>
+          <w:rFonts w:ascii="Times New Roman" w:hAnsi="Times New Roman" w:hint="default"/>
+        </w:rPr>
+        <w:t>Advantages</w:t>
+      </w:r>
+    </w:p>
+    <w:p>
+      <w:pPr>
+        <w:widowControl/>
+        <w:numPr>
+          <w:ilvl w:val="0"/>
+          <w:numId w:val="5"/>
+        </w:numPr>
+        <w:spacing w:beforeAutospacing="1" w:afterAutospacing="1"/>
+        <w:rPr>
+          <w:rFonts w:ascii="Times New Roman" w:hAnsi="Times New Roman" w:cs="Times New Roman"/>
+        </w:rPr>
+      </w:pPr>
+      <w:r>
+        <w:rPr>
+          <w:rFonts w:ascii="Times New Roman" w:hAnsi="Times New Roman" w:cs="Times New Roman"/>
+        </w:rPr>
+        <w:t>More realistic than Option A</w:t>
+      </w:r>
+    </w:p>
+    <w:p>
+      <w:pPr>
+        <w:widowControl/>
+        <w:numPr>
+          <w:ilvl w:val="0"/>
+          <w:numId w:val="5"/>
+        </w:numPr>
+        <w:spacing w:beforeAutospacing="1" w:afterAutospacing="1"/>
+        <w:rPr>
+          <w:rFonts w:ascii="Times New Roman" w:hAnsi="Times New Roman" w:cs="Times New Roman"/>
+        </w:rPr>
+      </w:pPr>
+      <w:r>
+        <w:rPr>
+          <w:rFonts w:ascii="Times New Roman" w:hAnsi="Times New Roman" w:cs="Times New Roman"/>
+        </w:rPr>
+        <w:t>Better matches the product positioning</w:t>
+      </w:r>
+    </w:p>
+    <w:p>
+      <w:pPr>
+        <w:widowControl/>
+        <w:numPr>
+          <w:ilvl w:val="0"/>
+          <w:numId w:val="5"/>
+        </w:numPr>
+        <w:spacing w:beforeAutospacing="1" w:afterAutospacing="1"/>
+        <w:rPr>
+          <w:rFonts w:ascii="Times New Roman" w:hAnsi="Times New Roman" w:cs="Times New Roman"/>
+        </w:rPr>
+      </w:pPr>
+      <w:r>
+        <w:rPr>
+          <w:rFonts w:ascii="Times New Roman" w:hAnsi="Times New Roman" w:cs="Times New Roman"/>
+        </w:rPr>
+        <w:t>Still reasonable for MVP</w:t>
+      </w:r>
+    </w:p>
+    <w:p>
+      <w:pPr>
+        <w:widowControl/>
+        <w:numPr>
+          <w:ilvl w:val="0"/>
+          <w:numId w:val="5"/>
+        </w:numPr>
+        <w:spacing w:beforeAutospacing="1" w:afterAutospacing="1"/>
+        <w:rPr>
+          <w:rFonts w:ascii="Times New Roman" w:hAnsi="Times New Roman" w:cs="Times New Roman"/>
+        </w:rPr>
+      </w:pPr>
+      <w:r>
+        <w:rPr>
+          <w:rFonts w:ascii="Times New Roman" w:hAnsi="Times New Roman" w:cs="Times New Roman"/>
+        </w:rPr>
+        <w:t>Enough activity to demonstrate coordination value</w:t>
+      </w:r>
+    </w:p>
+    <w:p>
+      <w:pPr>
+        <w:widowControl/>
+        <w:numPr>
+          <w:ilvl w:val="0"/>
+          <w:numId w:val="5"/>
+        </w:numPr>
+        <w:spacing w:beforeAutospacing="1" w:afterAutospacing="1"/>
+        <w:rPr>
+          <w:rFonts w:ascii="Times New Roman" w:hAnsi="Times New Roman" w:cs="Times New Roman"/>
+        </w:rPr>
+      </w:pPr>
+      <w:r>
+        <w:rPr>
+          <w:rFonts w:ascii="Times New Roman" w:hAnsi="Times New Roman" w:cs="Times New Roman"/>
+        </w:rPr>
+        <w:t>Aligns well with centralized shared server deployment</w:t>
+      </w:r>
+    </w:p>
+    <w:p>
+      <w:pPr>
+        <w:widowControl/>
+        <w:numPr>
+          <w:ilvl w:val="0"/>
+          <w:numId w:val="5"/>
+        </w:numPr>
+        <w:spacing w:beforeAutospacing="1" w:afterAutospacing="1"/>
+        <w:rPr>
+          <w:rFonts w:ascii="Times New Roman" w:hAnsi="Times New Roman" w:cs="Times New Roman"/>
+        </w:rPr>
+      </w:pPr>
+      <w:r>
+        <w:rPr>
+          <w:rFonts w:ascii="Times New Roman" w:hAnsi="Times New Roman" w:cs="Times New Roman"/>
+        </w:rPr>
+        <w:t>Aligns well with centralized AI runtime</w:t>
+      </w:r>
+    </w:p>
+    <w:p>
+      <w:pPr>
+        <w:pStyle w:val="4"/>
+        <w:widowControl/>
+        <w:rPr>
+          <w:rFonts w:ascii="Times New Roman" w:hAnsi="Times New Roman" w:hint="default"/>
+        </w:rPr>
+      </w:pPr>
+      <w:r>
+        <w:rPr>
+          <w:rFonts w:ascii="Times New Roman" w:hAnsi="Times New Roman" w:hint="default"/>
+        </w:rPr>
+        <w:t>Disadvantages</w:t>
+      </w:r>
+    </w:p>
+    <w:p>
+      <w:pPr>
+        <w:widowControl/>
+        <w:numPr>
+          <w:ilvl w:val="0"/>
+          <w:numId w:val="6"/>
+        </w:numPr>
+        <w:spacing w:beforeAutospacing="1" w:afterAutospacing="1"/>
+        <w:rPr>
+          <w:rFonts w:ascii="Times New Roman" w:hAnsi="Times New Roman" w:cs="Times New Roman"/>
+        </w:rPr>
+      </w:pPr>
+      <w:r>
+        <w:rPr>
+          <w:rFonts w:ascii="Times New Roman" w:hAnsi="Times New Roman" w:cs="Times New Roman"/>
+        </w:rPr>
+        <w:t>Requires more attention to concurrent actions</w:t>
+      </w:r>
+    </w:p>
+    <w:p>
+      <w:pPr>
+        <w:widowControl/>
+        <w:numPr>
+          <w:ilvl w:val="0"/>
+          <w:numId w:val="6"/>
+        </w:numPr>
+        <w:spacing w:beforeAutospacing="1" w:afterAutospacing="1"/>
+        <w:rPr>
+          <w:rFonts w:ascii="Times New Roman" w:hAnsi="Times New Roman" w:cs="Times New Roman"/>
+        </w:rPr>
+      </w:pPr>
+      <w:r>
+        <w:rPr>
+          <w:rFonts w:ascii="Times New Roman" w:hAnsi="Times New Roman" w:cs="Times New Roman"/>
+        </w:rPr>
+        <w:t>Requires basic AI request control</w:t>
+      </w:r>
+    </w:p>
+    <w:p>
+      <w:pPr>
+        <w:widowControl/>
+        <w:numPr>
+          <w:ilvl w:val="0"/>
+          <w:numId w:val="6"/>
+        </w:numPr>
+        <w:spacing w:beforeAutospacing="1" w:afterAutospacing="1"/>
+        <w:rPr>
+          <w:rFonts w:ascii="Times New Roman" w:hAnsi="Times New Roman" w:cs="Times New Roman"/>
+        </w:rPr>
+      </w:pPr>
+      <w:r>
+        <w:rPr>
+          <w:rFonts w:ascii="Times New Roman" w:hAnsi="Times New Roman" w:cs="Times New Roman"/>
+        </w:rPr>
+        <w:t>Requires clearer notification and failure handling</w:t>
+      </w:r>
+    </w:p>
+    <w:p>
+      <w:pPr>
+        <w:widowControl/>
+        <w:numPr>
+          <w:ilvl w:val="0"/>
+          <w:numId w:val="6"/>
+        </w:numPr>
+        <w:spacing w:beforeAutospacing="1" w:afterAutospacing="1"/>
+        <w:rPr>
+          <w:rFonts w:ascii="Times New Roman" w:hAnsi="Times New Roman" w:cs="Times New Roman"/>
+        </w:rPr>
+      </w:pPr>
+      <w:r>
+        <w:rPr>
+          <w:rFonts w:ascii="Times New Roman" w:hAnsi="Times New Roman" w:cs="Times New Roman"/>
+        </w:rPr>
+        <w:t>Requires more realistic demo data</w:t>
+      </w:r>
+    </w:p>
+    <w:p>
+      <w:pPr>
+        <w:widowControl/>
+        <w:numPr>
+          <w:ilvl w:val="0"/>
+          <w:numId w:val="6"/>
+        </w:numPr>
+        <w:spacing w:beforeAutospacing="1" w:afterAutospacing="1"/>
+        <w:rPr>
+          <w:rFonts w:ascii="Times New Roman" w:hAnsi="Times New Roman" w:cs="Times New Roman"/>
+        </w:rPr>
+      </w:pPr>
+      <w:r>
+        <w:rPr>
+          <w:rFonts w:ascii="Times New Roman" w:hAnsi="Times New Roman" w:cs="Times New Roman"/>
+        </w:rPr>
+        <w:t>Slightly higher implementation and testing effort</w:t>
+      </w:r>
+    </w:p>
+    <w:p>
+      <w:pPr>
+        <w:pStyle w:val="3"/>
+        <w:widowControl/>
+        <w:rPr>
+          <w:rFonts w:ascii="Times New Roman" w:hAnsi="Times New Roman"/>
+        </w:rPr>
+      </w:pPr>
+      <w:r>
+        <w:rPr>
+          <w:rFonts w:ascii="Times New Roman" w:hAnsi="Times New Roman" w:hint="default"/>
+        </w:rPr>
+        <w:br/>
+      </w:r>
+    </w:p>
+    <w:p>
+      <w:pPr>
+        <w:widowControl/>
+        <w:jc w:val="left"/>
+        <w:rPr>
+          <w:rFonts w:ascii="Times New Roman" w:eastAsia="SimSun" w:hAnsi="Times New Roman" w:cs="Times New Roman"/>
+          <w:b/>
+          <w:bCs/>
+          <w:kern w:val="0"/>
+          <w:sz w:val="36"/>
+          <w:szCs w:val="36"/>
+        </w:rPr>
+      </w:pPr>
+      <w:r>
+        <w:rPr>
+          <w:rFonts w:ascii="Times New Roman" w:hAnsi="Times New Roman"/>
+        </w:rPr>
+        <w:br w:type="page"/>
+      </w:r>
+    </w:p>
+    <w:p>
+      <w:pPr>
+        <w:pStyle w:val="2"/>
+        <w:widowControl/>
+        <w:rPr>
+          <w:rFonts w:ascii="Times New Roman" w:hAnsi="Times New Roman" w:hint="default"/>
+        </w:rPr>
+      </w:pPr>
+      <w:r>
+        <w:rPr>
+          <w:rFonts w:ascii="Times New Roman" w:hAnsi="Times New Roman" w:hint="default"/>
+        </w:rPr>
+        <w:lastRenderedPageBreak/>
+        <w:t>Scalability Dimension 2: Concurrent Active Users</w:t>
       </w:r>
     </w:p>
     <w:p>
@@ -1082,7 +1351,75 @@
         <w:rPr>
           <w:rFonts w:ascii="Times New Roman" w:hAnsi="Times New Roman"/>
         </w:rPr>
-        <w:t>It provides enough users to justify workflow coordination, notifications, GitHub synchronization, and AI-assisted summaries.</w:t>
+        <w:t>This point remains open for team decision.</w:t>
+      </w:r>
+    </w:p>
+    <w:p>
+      <w:pPr>
+        <w:pStyle w:val="3"/>
+        <w:widowControl/>
+        <w:rPr>
+          <w:rFonts w:ascii="Times New Roman" w:hAnsi="Times New Roman" w:hint="default"/>
+        </w:rPr>
+      </w:pPr>
+      <w:r>
+        <w:rPr>
+          <w:rFonts w:ascii="Times New Roman" w:hAnsi="Times New Roman" w:hint="default"/>
+        </w:rPr>
+        <w:t>Small-team Concurrency</w:t>
+      </w:r>
+    </w:p>
+    <w:p>
+      <w:pPr>
+        <w:pStyle w:val="Web"/>
+        <w:widowControl/>
+        <w:rPr>
+          <w:rFonts w:ascii="Times New Roman" w:hAnsi="Times New Roman"/>
+        </w:rPr>
+      </w:pPr>
+      <w:r>
+        <w:rPr>
+          <w:rFonts w:ascii="Times New Roman" w:hAnsi="Times New Roman"/>
+        </w:rPr>
+        <w:t>Target:</w:t>
+      </w:r>
+    </w:p>
+    <w:p>
+      <w:pPr>
+        <w:widowControl/>
+        <w:numPr>
+          <w:ilvl w:val="0"/>
+          <w:numId w:val="10"/>
+        </w:numPr>
+        <w:spacing w:beforeAutospacing="1" w:afterAutospacing="1"/>
+        <w:rPr>
+          <w:rFonts w:ascii="Times New Roman" w:hAnsi="Times New Roman" w:cs="Times New Roman"/>
+        </w:rPr>
+      </w:pPr>
+      <w:r>
+        <w:rPr>
+          <w:rFonts w:ascii="Times New Roman" w:hAnsi="Times New Roman" w:cs="Times New Roman"/>
+        </w:rPr>
+        <w:t>Total users: around 10–15</w:t>
+      </w:r>
+    </w:p>
+    <w:p>
+      <w:pPr>
+        <w:widowControl/>
+        <w:numPr>
+          <w:ilvl w:val="0"/>
+          <w:numId w:val="10"/>
+        </w:numPr>
+        <w:spacing w:beforeAutospacing="1" w:afterAutospacing="1"/>
+        <w:rPr>
+          <w:rFonts w:ascii="Times New Roman" w:hAnsi="Times New Roman" w:cs="Times New Roman"/>
+        </w:rPr>
+      </w:pPr>
+      <w:r>
+        <w:rPr>
+          <w:rFonts w:ascii="Times New Roman" w:hAnsi="Times New Roman" w:cs="Times New Roman"/>
+        </w:rPr>
+        <w:t>Concurrent active users: around 3–5</w:t>
       </w:r>
     </w:p>
     <w:p>
@@ -1097,6 +1434,128 @@
         <w:rPr>
           <w:rFonts w:ascii="Times New Roman" w:hAnsi="Times New Roman" w:hint="default"/>
         </w:rPr>
+        <w:t>Why this option fit</w:t>
+      </w:r>
+    </w:p>
+    <w:p>
+      <w:pPr>
+        <w:pStyle w:val="Web"/>
+        <w:widowControl/>
+        <w:ind w:firstLine="420"/>
+        <w:rPr>
+          <w:rFonts w:ascii="Times New Roman" w:hAnsi="Times New Roman"/>
+        </w:rPr>
+      </w:pPr>
+      <w:r>
+        <w:rPr>
+          <w:rFonts w:ascii="Times New Roman" w:hAnsi="Times New Roman"/>
+        </w:rPr>
+        <w:t>This option better represents a realistic small Agile team where several users may interact with the system at the same time.</w:t>
+      </w:r>
+    </w:p>
+    <w:p>
+      <w:pPr>
+        <w:pStyle w:val="Web"/>
+        <w:widowControl/>
+        <w:rPr>
+          <w:rFonts w:ascii="Times New Roman" w:hAnsi="Times New Roman"/>
+        </w:rPr>
+      </w:pPr>
+      <w:r>
+        <w:rPr>
+          <w:rFonts w:ascii="Times New Roman" w:hAnsi="Times New Roman"/>
+        </w:rPr>
+        <w:t>For example:</w:t>
+      </w:r>
+    </w:p>
+    <w:p>
+      <w:pPr>
+        <w:widowControl/>
+        <w:numPr>
+          <w:ilvl w:val="0"/>
+          <w:numId w:val="11"/>
+        </w:numPr>
+        <w:spacing w:beforeAutospacing="1" w:afterAutospacing="1"/>
+        <w:rPr>
+          <w:rFonts w:ascii="Times New Roman" w:hAnsi="Times New Roman" w:cs="Times New Roman"/>
+        </w:rPr>
+      </w:pPr>
+      <w:r>
+        <w:rPr>
+          <w:rFonts w:ascii="Times New Roman" w:hAnsi="Times New Roman" w:cs="Times New Roman"/>
+        </w:rPr>
+        <w:t>a PM reviewing workflow state</w:t>
+      </w:r>
+    </w:p>
+    <w:p>
+      <w:pPr>
+        <w:widowControl/>
+        <w:numPr>
+          <w:ilvl w:val="0"/>
+          <w:numId w:val="11"/>
+        </w:numPr>
+        <w:spacing w:beforeAutospacing="1" w:afterAutospacing="1"/>
+        <w:rPr>
+          <w:rFonts w:ascii="Times New Roman" w:hAnsi="Times New Roman" w:cs="Times New Roman"/>
+        </w:rPr>
+      </w:pPr>
+      <w:r>
+        <w:rPr>
+          <w:rFonts w:ascii="Times New Roman" w:hAnsi="Times New Roman" w:cs="Times New Roman"/>
+        </w:rPr>
+        <w:t>multiple developers updating tasks</w:t>
+      </w:r>
+    </w:p>
+    <w:p>
+      <w:pPr>
+        <w:widowControl/>
+        <w:numPr>
+          <w:ilvl w:val="0"/>
+          <w:numId w:val="11"/>
+        </w:numPr>
+        <w:spacing w:beforeAutospacing="1" w:afterAutospacing="1"/>
+        <w:rPr>
+          <w:rFonts w:ascii="Times New Roman" w:hAnsi="Times New Roman" w:cs="Times New Roman"/>
+        </w:rPr>
+      </w:pPr>
+      <w:r>
+        <w:rPr>
+          <w:rFonts w:ascii="Times New Roman" w:hAnsi="Times New Roman" w:cs="Times New Roman"/>
+        </w:rPr>
+        <w:t>a GitHub webhook being processed</w:t>
+      </w:r>
+    </w:p>
+    <w:p>
+      <w:pPr>
+        <w:widowControl/>
+        <w:numPr>
+          <w:ilvl w:val="0"/>
+          <w:numId w:val="11"/>
+        </w:numPr>
+        <w:spacing w:beforeAutospacing="1" w:afterAutospacing="1"/>
+        <w:rPr>
+          <w:rFonts w:ascii="Times New Roman" w:hAnsi="Times New Roman" w:cs="Times New Roman"/>
+        </w:rPr>
+      </w:pPr>
+      <w:r>
+        <w:rPr>
+          <w:rFonts w:ascii="Times New Roman" w:hAnsi="Times New Roman" w:cs="Times New Roman"/>
+        </w:rPr>
+        <w:t>one user requesting an AI summary</w:t>
+      </w:r>
+    </w:p>
+    <w:p>
+      <w:pPr>
+        <w:pStyle w:val="4"/>
+        <w:widowControl/>
+        <w:rPr>
+          <w:rFonts w:ascii="Times New Roman" w:hAnsi="Times New Roman" w:hint="default"/>
+        </w:rPr>
+      </w:pPr>
+      <w:r>
+        <w:rPr>
+          <w:rFonts w:ascii="Times New Roman" w:hAnsi="Times New Roman" w:hint="default"/>
+        </w:rPr>
         <w:t>Advantages</w:t>
       </w:r>
     </w:p>
@@ -1105,7 +1564,7 @@
         <w:widowControl/>
         <w:numPr>
           <w:ilvl w:val="0"/>
-          <w:numId w:val="5"/>
+          <w:numId w:val="12"/>
         </w:numPr>
         <w:spacing w:beforeAutospacing="1" w:afterAutospacing="1"/>
         <w:rPr>
@@ -1124,26 +1583,7 @@
         <w:widowControl/>
         <w:numPr>
           <w:ilvl w:val="0"/>
-          <w:numId w:val="5"/>
-        </w:numPr>
-        <w:spacing w:beforeAutospacing="1" w:afterAutospacing="1"/>
-        <w:rPr>
-          <w:rFonts w:ascii="Times New Roman" w:hAnsi="Times New Roman" w:cs="Times New Roman"/>
-        </w:rPr>
-      </w:pPr>
-      <w:r>
-        <w:rPr>
-          <w:rFonts w:ascii="Times New Roman" w:hAnsi="Times New Roman" w:cs="Times New Roman"/>
-        </w:rPr>
-        <w:t>Better matches the product positioning</w:t>
-      </w:r>
-    </w:p>
-    <w:p>
-      <w:pPr>
-        <w:widowControl/>
-        <w:numPr>
-          <w:ilvl w:val="0"/>
-          <w:numId w:val="5"/>
+          <w:numId w:val="12"/>
         </w:numPr>
         <w:spacing w:beforeAutospacing="1" w:afterAutospacing="1"/>
         <w:rPr>
@@ -1162,56 +1602,56 @@
         <w:widowControl/>
         <w:numPr>
           <w:ilvl w:val="0"/>
-          <w:numId w:val="5"/>
-        </w:numPr>
-        <w:spacing w:beforeAutospacing="1" w:afterAutospacing="1"/>
-        <w:rPr>
-          <w:rFonts w:ascii="Times New Roman" w:hAnsi="Times New Roman" w:cs="Times New Roman"/>
-        </w:rPr>
-      </w:pPr>
-      <w:r>
-        <w:rPr>
-          <w:rFonts w:ascii="Times New Roman" w:hAnsi="Times New Roman" w:cs="Times New Roman"/>
-        </w:rPr>
-        <w:t>Enough activity to demonstrate coordination value</w:t>
-      </w:r>
-    </w:p>
-    <w:p>
-      <w:pPr>
-        <w:widowControl/>
-        <w:numPr>
-          <w:ilvl w:val="0"/>
-          <w:numId w:val="5"/>
-        </w:numPr>
-        <w:spacing w:beforeAutospacing="1" w:afterAutospacing="1"/>
-        <w:rPr>
-          <w:rFonts w:ascii="Times New Roman" w:hAnsi="Times New Roman" w:cs="Times New Roman"/>
-        </w:rPr>
-      </w:pPr>
-      <w:r>
-        <w:rPr>
-          <w:rFonts w:ascii="Times New Roman" w:hAnsi="Times New Roman" w:cs="Times New Roman"/>
-        </w:rPr>
-        <w:t>Aligns well with centralized shared server deployment</w:t>
-      </w:r>
-    </w:p>
-    <w:p>
-      <w:pPr>
-        <w:widowControl/>
-        <w:numPr>
-          <w:ilvl w:val="0"/>
-          <w:numId w:val="5"/>
-        </w:numPr>
-        <w:spacing w:beforeAutospacing="1" w:afterAutospacing="1"/>
-        <w:rPr>
-          <w:rFonts w:ascii="Times New Roman" w:hAnsi="Times New Roman" w:cs="Times New Roman"/>
-        </w:rPr>
-      </w:pPr>
-      <w:r>
-        <w:rPr>
-          <w:rFonts w:ascii="Times New Roman" w:hAnsi="Times New Roman" w:cs="Times New Roman"/>
-        </w:rPr>
-        <w:t>Aligns well with centralized AI runtime</w:t>
+          <w:numId w:val="12"/>
+        </w:numPr>
+        <w:spacing w:beforeAutospacing="1" w:afterAutospacing="1"/>
+        <w:rPr>
+          <w:rFonts w:ascii="Times New Roman" w:hAnsi="Times New Roman" w:cs="Times New Roman"/>
+        </w:rPr>
+      </w:pPr>
+      <w:r>
+        <w:rPr>
+          <w:rFonts w:ascii="Times New Roman" w:hAnsi="Times New Roman" w:cs="Times New Roman"/>
+        </w:rPr>
+        <w:t>Better demonstrates multi-user workflow coordination</w:t>
+      </w:r>
+    </w:p>
+    <w:p>
+      <w:pPr>
+        <w:widowControl/>
+        <w:numPr>
+          <w:ilvl w:val="0"/>
+          <w:numId w:val="12"/>
+        </w:numPr>
+        <w:spacing w:beforeAutospacing="1" w:afterAutospacing="1"/>
+        <w:rPr>
+          <w:rFonts w:ascii="Times New Roman" w:hAnsi="Times New Roman" w:cs="Times New Roman"/>
+        </w:rPr>
+      </w:pPr>
+      <w:r>
+        <w:rPr>
+          <w:rFonts w:ascii="Times New Roman" w:hAnsi="Times New Roman" w:cs="Times New Roman"/>
+        </w:rPr>
+        <w:t>Aligns with small Agile team positioning</w:t>
+      </w:r>
+    </w:p>
+    <w:p>
+      <w:pPr>
+        <w:widowControl/>
+        <w:numPr>
+          <w:ilvl w:val="0"/>
+          <w:numId w:val="12"/>
+        </w:numPr>
+        <w:spacing w:beforeAutospacing="1" w:afterAutospacing="1"/>
+        <w:rPr>
+          <w:rFonts w:ascii="Times New Roman" w:hAnsi="Times New Roman" w:cs="Times New Roman"/>
+        </w:rPr>
+      </w:pPr>
+      <w:r>
+        <w:rPr>
+          <w:rFonts w:ascii="Times New Roman" w:hAnsi="Times New Roman" w:cs="Times New Roman"/>
+        </w:rPr>
+        <w:t>Helps validate notification and event history behavior</w:t>
       </w:r>
     </w:p>
     <w:p>
@@ -1234,390 +1674,127 @@
         <w:widowControl/>
         <w:numPr>
           <w:ilvl w:val="0"/>
-          <w:numId w:val="6"/>
-        </w:numPr>
-        <w:spacing w:beforeAutospacing="1" w:afterAutospacing="1"/>
-        <w:rPr>
-          <w:rFonts w:ascii="Times New Roman" w:hAnsi="Times New Roman" w:cs="Times New Roman"/>
-        </w:rPr>
-      </w:pPr>
-      <w:r>
-        <w:rPr>
-          <w:rFonts w:ascii="Times New Roman" w:hAnsi="Times New Roman" w:cs="Times New Roman"/>
-        </w:rPr>
-        <w:t>Requires more attention to concurrent actions</w:t>
-      </w:r>
-    </w:p>
-    <w:p>
-      <w:pPr>
-        <w:widowControl/>
-        <w:numPr>
-          <w:ilvl w:val="0"/>
-          <w:numId w:val="6"/>
-        </w:numPr>
-        <w:spacing w:beforeAutospacing="1" w:afterAutospacing="1"/>
-        <w:rPr>
-          <w:rFonts w:ascii="Times New Roman" w:hAnsi="Times New Roman" w:cs="Times New Roman"/>
-        </w:rPr>
-      </w:pPr>
-      <w:r>
-        <w:rPr>
-          <w:rFonts w:ascii="Times New Roman" w:hAnsi="Times New Roman" w:cs="Times New Roman"/>
-        </w:rPr>
-        <w:t>Requires basic AI request control</w:t>
-      </w:r>
-    </w:p>
-    <w:p>
-      <w:pPr>
-        <w:widowControl/>
-        <w:numPr>
-          <w:ilvl w:val="0"/>
-          <w:numId w:val="6"/>
-        </w:numPr>
-        <w:spacing w:beforeAutospacing="1" w:afterAutospacing="1"/>
-        <w:rPr>
-          <w:rFonts w:ascii="Times New Roman" w:hAnsi="Times New Roman" w:cs="Times New Roman"/>
-        </w:rPr>
-      </w:pPr>
-      <w:r>
-        <w:rPr>
-          <w:rFonts w:ascii="Times New Roman" w:hAnsi="Times New Roman" w:cs="Times New Roman"/>
-        </w:rPr>
-        <w:t>Requires clearer notification and failure handling</w:t>
-      </w:r>
-    </w:p>
-    <w:p>
-      <w:pPr>
-        <w:widowControl/>
-        <w:numPr>
-          <w:ilvl w:val="0"/>
-          <w:numId w:val="6"/>
-        </w:numPr>
-        <w:spacing w:beforeAutospacing="1" w:afterAutospacing="1"/>
-        <w:rPr>
-          <w:rFonts w:ascii="Times New Roman" w:hAnsi="Times New Roman" w:cs="Times New Roman"/>
-        </w:rPr>
-      </w:pPr>
-      <w:r>
-        <w:rPr>
-          <w:rFonts w:ascii="Times New Roman" w:hAnsi="Times New Roman" w:cs="Times New Roman"/>
-        </w:rPr>
-        <w:t>Requires more realistic demo data</w:t>
-      </w:r>
-    </w:p>
-    <w:p>
-      <w:pPr>
-        <w:widowControl/>
-        <w:numPr>
-          <w:ilvl w:val="0"/>
-          <w:numId w:val="6"/>
-        </w:numPr>
-        <w:spacing w:beforeAutospacing="1" w:afterAutospacing="1"/>
-        <w:rPr>
-          <w:rFonts w:ascii="Times New Roman" w:hAnsi="Times New Roman" w:cs="Times New Roman"/>
-        </w:rPr>
-      </w:pPr>
-      <w:r>
-        <w:rPr>
-          <w:rFonts w:ascii="Times New Roman" w:hAnsi="Times New Roman" w:cs="Times New Roman"/>
-        </w:rPr>
-        <w:t>Slightly higher implementation and testing effort</w:t>
-      </w:r>
-    </w:p>
-    <w:p>
-      <w:pPr>
-        <w:pStyle w:val="3"/>
-        <w:widowControl/>
-        <w:rPr>
-          <w:rFonts w:ascii="Times New Roman" w:hAnsi="Times New Roman" w:hint="default"/>
-        </w:rPr>
-      </w:pPr>
-      <w:r>
-        <w:rPr>
-          <w:rFonts w:ascii="Times New Roman" w:hAnsi="Times New Roman" w:hint="default"/>
-        </w:rPr>
-        <w:t>Mentioned Expansion Target: Medium Team</w:t>
-      </w:r>
-    </w:p>
-    <w:p>
-      <w:pPr>
-        <w:pStyle w:val="Web"/>
-        <w:widowControl/>
+          <w:numId w:val="13"/>
+        </w:numPr>
+        <w:spacing w:beforeAutospacing="1" w:afterAutospacing="1"/>
+        <w:rPr>
+          <w:rFonts w:ascii="Times New Roman" w:hAnsi="Times New Roman" w:cs="Times New Roman"/>
+        </w:rPr>
+      </w:pPr>
+      <w:r>
+        <w:rPr>
+          <w:rFonts w:ascii="Times New Roman" w:hAnsi="Times New Roman" w:cs="Times New Roman"/>
+        </w:rPr>
+        <w:t>Requires basic handling of concurrent actions</w:t>
+      </w:r>
+    </w:p>
+    <w:p>
+      <w:pPr>
+        <w:widowControl/>
+        <w:numPr>
+          <w:ilvl w:val="0"/>
+          <w:numId w:val="13"/>
+        </w:numPr>
+        <w:spacing w:beforeAutospacing="1" w:afterAutospacing="1"/>
+        <w:rPr>
+          <w:rFonts w:ascii="Times New Roman" w:hAnsi="Times New Roman" w:cs="Times New Roman"/>
+        </w:rPr>
+      </w:pPr>
+      <w:r>
+        <w:rPr>
+          <w:rFonts w:ascii="Times New Roman" w:hAnsi="Times New Roman" w:cs="Times New Roman"/>
+        </w:rPr>
+        <w:t>Requires clearer state consistency rules</w:t>
+      </w:r>
+    </w:p>
+    <w:p>
+      <w:pPr>
+        <w:widowControl/>
+        <w:numPr>
+          <w:ilvl w:val="0"/>
+          <w:numId w:val="13"/>
+        </w:numPr>
+        <w:spacing w:beforeAutospacing="1" w:afterAutospacing="1"/>
+        <w:rPr>
+          <w:rFonts w:ascii="Times New Roman" w:hAnsi="Times New Roman" w:cs="Times New Roman"/>
+        </w:rPr>
+      </w:pPr>
+      <w:r>
+        <w:rPr>
+          <w:rFonts w:ascii="Times New Roman" w:hAnsi="Times New Roman" w:cs="Times New Roman"/>
+        </w:rPr>
+        <w:t>Requires AI request control</w:t>
+      </w:r>
+    </w:p>
+    <w:p>
+      <w:pPr>
+        <w:widowControl/>
+        <w:numPr>
+          <w:ilvl w:val="0"/>
+          <w:numId w:val="13"/>
+        </w:numPr>
+        <w:spacing w:beforeAutospacing="1" w:afterAutospacing="1"/>
+        <w:rPr>
+          <w:rFonts w:ascii="Times New Roman" w:hAnsi="Times New Roman" w:cs="Times New Roman"/>
+        </w:rPr>
+      </w:pPr>
+      <w:r>
+        <w:rPr>
+          <w:rFonts w:ascii="Times New Roman" w:hAnsi="Times New Roman" w:cs="Times New Roman"/>
+        </w:rPr>
+        <w:t>Requires more careful UI refresh and notification behavior</w:t>
+      </w:r>
+    </w:p>
+    <w:p>
+      <w:pPr>
+        <w:widowControl/>
+        <w:rPr>
+          <w:rFonts w:ascii="Times New Roman" w:hAnsi="Times New Roman" w:cs="Times New Roman"/>
+        </w:rPr>
+      </w:pPr>
+    </w:p>
+    <w:p>
+      <w:pPr>
+        <w:widowControl/>
+        <w:rPr>
+          <w:rFonts w:ascii="Times New Roman" w:hAnsi="Times New Roman" w:cs="Times New Roman"/>
+        </w:rPr>
+      </w:pPr>
+    </w:p>
+    <w:p>
+      <w:pPr>
+        <w:widowControl/>
+        <w:rPr>
+          <w:rFonts w:ascii="Times New Roman" w:hAnsi="Times New Roman" w:cs="Times New Roman"/>
+        </w:rPr>
+      </w:pPr>
+    </w:p>
+    <w:p>
+      <w:pPr>
+        <w:widowControl/>
+        <w:rPr>
+          <w:rFonts w:ascii="Times New Roman" w:hAnsi="Times New Roman" w:cs="Times New Roman"/>
+        </w:rPr>
+      </w:pPr>
+    </w:p>
+    <w:p>
+      <w:pPr>
+        <w:widowControl/>
+        <w:jc w:val="left"/>
+        <w:rPr>
+          <w:rFonts w:ascii="Times New Roman" w:eastAsia="SimSun" w:hAnsi="Times New Roman" w:cs="Times New Roman"/>
+          <w:b/>
+          <w:bCs/>
+          <w:kern w:val="0"/>
+          <w:sz w:val="27"/>
+          <w:szCs w:val="27"/>
+        </w:rPr>
+      </w:pPr>
+      <w:r>
         <w:rPr>
           <w:rFonts w:ascii="Times New Roman" w:hAnsi="Times New Roman"/>
         </w:rPr>
-      </w:pPr>
-      <w:r>
-        <w:rPr>
-          <w:rFonts w:ascii="Times New Roman" w:hAnsi="Times New Roman"/>
-        </w:rPr>
-        <w:t>Possible future target:</w:t>
-      </w:r>
-    </w:p>
-    <w:p>
-      <w:pPr>
-        <w:widowControl/>
-        <w:numPr>
-          <w:ilvl w:val="0"/>
-          <w:numId w:val="7"/>
-        </w:numPr>
-        <w:spacing w:beforeAutospacing="1" w:afterAutospacing="1"/>
-        <w:rPr>
-          <w:rFonts w:ascii="Times New Roman" w:hAnsi="Times New Roman" w:cs="Times New Roman"/>
-        </w:rPr>
-      </w:pPr>
-      <w:r>
-        <w:rPr>
-          <w:rFonts w:ascii="Times New Roman" w:hAnsi="Times New Roman" w:cs="Times New Roman"/>
-        </w:rPr>
-        <w:t>Around 20–30 users</w:t>
-      </w:r>
-    </w:p>
-    <w:p>
-      <w:pPr>
-        <w:widowControl/>
-        <w:numPr>
-          <w:ilvl w:val="0"/>
-          <w:numId w:val="7"/>
-        </w:numPr>
-        <w:spacing w:beforeAutospacing="1" w:afterAutospacing="1"/>
-        <w:rPr>
-          <w:rFonts w:ascii="Times New Roman" w:hAnsi="Times New Roman" w:cs="Times New Roman"/>
-        </w:rPr>
-      </w:pPr>
-      <w:r>
-        <w:rPr>
-          <w:rFonts w:ascii="Times New Roman" w:hAnsi="Times New Roman" w:cs="Times New Roman"/>
-        </w:rPr>
-        <w:t>Possibly more than one development subgroup</w:t>
-      </w:r>
-    </w:p>
-    <w:p>
-      <w:pPr>
-        <w:pStyle w:val="4"/>
-        <w:widowControl/>
-        <w:rPr>
-          <w:rFonts w:ascii="Times New Roman" w:hAnsi="Times New Roman" w:hint="default"/>
-        </w:rPr>
-      </w:pPr>
-      <w:r>
-        <w:rPr>
-          <w:rFonts w:ascii="Times New Roman" w:hAnsi="Times New Roman" w:hint="default"/>
-        </w:rPr>
-        <w:t xml:space="preserve">Why </w:t>
-      </w:r>
-      <w:proofErr w:type="gramStart"/>
-      <w:r>
-        <w:rPr>
-          <w:rFonts w:ascii="Times New Roman" w:hAnsi="Times New Roman" w:hint="default"/>
-        </w:rPr>
-        <w:t>this is</w:t>
-      </w:r>
-      <w:proofErr w:type="gramEnd"/>
-      <w:r>
-        <w:rPr>
-          <w:rFonts w:ascii="Times New Roman" w:hAnsi="Times New Roman" w:hint="default"/>
-        </w:rPr>
-        <w:t xml:space="preserve"> not recommended as MVP baseline</w:t>
-      </w:r>
-    </w:p>
-    <w:p>
-      <w:pPr>
-        <w:pStyle w:val="Web"/>
-        <w:widowControl/>
-        <w:ind w:firstLine="420"/>
-        <w:rPr>
-          <w:rFonts w:ascii="Times New Roman" w:hAnsi="Times New Roman"/>
-        </w:rPr>
-      </w:pPr>
-      <w:r>
-        <w:rPr>
-          <w:rFonts w:ascii="Times New Roman" w:hAnsi="Times New Roman"/>
-        </w:rPr>
-        <w:lastRenderedPageBreak/>
-        <w:t>This scale may be considered in future versions, but it should not be the MVP baseline unless the team wants to justify stronger performance, permission, notification, and AI queue requirements.</w:t>
-      </w:r>
-    </w:p>
-    <w:p>
-      <w:pPr>
-        <w:pStyle w:val="4"/>
-        <w:widowControl/>
-        <w:rPr>
-          <w:rFonts w:ascii="Times New Roman" w:hAnsi="Times New Roman" w:hint="default"/>
-        </w:rPr>
-      </w:pPr>
-      <w:r>
-        <w:rPr>
-          <w:rFonts w:ascii="Times New Roman" w:hAnsi="Times New Roman" w:hint="default"/>
-        </w:rPr>
-        <w:t>Advantages</w:t>
-      </w:r>
-    </w:p>
-    <w:p>
-      <w:pPr>
-        <w:widowControl/>
-        <w:numPr>
-          <w:ilvl w:val="0"/>
-          <w:numId w:val="8"/>
-        </w:numPr>
-        <w:spacing w:beforeAutospacing="1" w:afterAutospacing="1"/>
-        <w:rPr>
-          <w:rFonts w:ascii="Times New Roman" w:hAnsi="Times New Roman" w:cs="Times New Roman"/>
-        </w:rPr>
-      </w:pPr>
-      <w:r>
-        <w:rPr>
-          <w:rFonts w:ascii="Times New Roman" w:hAnsi="Times New Roman" w:cs="Times New Roman"/>
-        </w:rPr>
-        <w:t>More realistic for growing teams</w:t>
-      </w:r>
-    </w:p>
-    <w:p>
-      <w:pPr>
-        <w:widowControl/>
-        <w:numPr>
-          <w:ilvl w:val="0"/>
-          <w:numId w:val="8"/>
-        </w:numPr>
-        <w:spacing w:beforeAutospacing="1" w:afterAutospacing="1"/>
-        <w:rPr>
-          <w:rFonts w:ascii="Times New Roman" w:hAnsi="Times New Roman" w:cs="Times New Roman"/>
-        </w:rPr>
-      </w:pPr>
-      <w:r>
-        <w:rPr>
-          <w:rFonts w:ascii="Times New Roman" w:hAnsi="Times New Roman" w:cs="Times New Roman"/>
-        </w:rPr>
-        <w:t>Better long-term product potential</w:t>
-      </w:r>
-    </w:p>
-    <w:p>
-      <w:pPr>
-        <w:widowControl/>
-        <w:numPr>
-          <w:ilvl w:val="0"/>
-          <w:numId w:val="8"/>
-        </w:numPr>
-        <w:spacing w:beforeAutospacing="1" w:afterAutospacing="1"/>
-        <w:rPr>
-          <w:rFonts w:ascii="Times New Roman" w:hAnsi="Times New Roman" w:cs="Times New Roman"/>
-        </w:rPr>
-      </w:pPr>
-      <w:r>
-        <w:rPr>
-          <w:rFonts w:ascii="Times New Roman" w:hAnsi="Times New Roman" w:cs="Times New Roman"/>
-        </w:rPr>
-        <w:t>Can demonstrate stronger workflow coordination needs</w:t>
-      </w:r>
-    </w:p>
-    <w:p>
-      <w:pPr>
-        <w:pStyle w:val="4"/>
-        <w:widowControl/>
-        <w:rPr>
-          <w:rFonts w:ascii="Times New Roman" w:hAnsi="Times New Roman" w:hint="default"/>
-        </w:rPr>
-      </w:pPr>
-      <w:r>
-        <w:rPr>
-          <w:rFonts w:ascii="Times New Roman" w:hAnsi="Times New Roman" w:hint="default"/>
-        </w:rPr>
-        <w:t>Disadvantages</w:t>
-      </w:r>
-    </w:p>
-    <w:p>
-      <w:pPr>
-        <w:widowControl/>
-        <w:numPr>
-          <w:ilvl w:val="0"/>
-          <w:numId w:val="9"/>
-        </w:numPr>
-        <w:spacing w:beforeAutospacing="1" w:afterAutospacing="1"/>
-        <w:rPr>
-          <w:rFonts w:ascii="Times New Roman" w:hAnsi="Times New Roman" w:cs="Times New Roman"/>
-        </w:rPr>
-      </w:pPr>
-      <w:r>
-        <w:rPr>
-          <w:rFonts w:ascii="Times New Roman" w:hAnsi="Times New Roman" w:cs="Times New Roman"/>
-        </w:rPr>
-        <w:t>Expands MVP scope significantly</w:t>
-      </w:r>
-    </w:p>
-    <w:p>
-      <w:pPr>
-        <w:widowControl/>
-        <w:numPr>
-          <w:ilvl w:val="0"/>
-          <w:numId w:val="9"/>
-        </w:numPr>
-        <w:spacing w:beforeAutospacing="1" w:afterAutospacing="1"/>
-        <w:rPr>
-          <w:rFonts w:ascii="Times New Roman" w:hAnsi="Times New Roman" w:cs="Times New Roman"/>
-        </w:rPr>
-      </w:pPr>
-      <w:r>
-        <w:rPr>
-          <w:rFonts w:ascii="Times New Roman" w:hAnsi="Times New Roman" w:cs="Times New Roman"/>
-        </w:rPr>
-        <w:t>Increases database and notification load</w:t>
-      </w:r>
-    </w:p>
-    <w:p>
-      <w:pPr>
-        <w:widowControl/>
-        <w:numPr>
-          <w:ilvl w:val="0"/>
-          <w:numId w:val="9"/>
-        </w:numPr>
-        <w:spacing w:beforeAutospacing="1" w:afterAutospacing="1"/>
-        <w:rPr>
-          <w:rFonts w:ascii="Times New Roman" w:hAnsi="Times New Roman" w:cs="Times New Roman"/>
-        </w:rPr>
-      </w:pPr>
-      <w:r>
-        <w:rPr>
-          <w:rFonts w:ascii="Times New Roman" w:hAnsi="Times New Roman" w:cs="Times New Roman"/>
-        </w:rPr>
-        <w:t>Requires stronger permission handling</w:t>
-      </w:r>
-    </w:p>
-    <w:p>
-      <w:pPr>
-        <w:widowControl/>
-        <w:numPr>
-          <w:ilvl w:val="0"/>
-          <w:numId w:val="9"/>
-        </w:numPr>
-        <w:spacing w:beforeAutospacing="1" w:afterAutospacing="1"/>
-        <w:rPr>
-          <w:rFonts w:ascii="Times New Roman" w:hAnsi="Times New Roman" w:cs="Times New Roman"/>
-        </w:rPr>
-      </w:pPr>
-      <w:r>
-        <w:rPr>
-          <w:rFonts w:ascii="Times New Roman" w:hAnsi="Times New Roman" w:cs="Times New Roman"/>
-        </w:rPr>
-        <w:t>Requires more advanced AI queue and concurrency control</w:t>
-      </w:r>
-    </w:p>
-    <w:p>
-      <w:pPr>
-        <w:widowControl/>
-        <w:numPr>
-          <w:ilvl w:val="0"/>
-          <w:numId w:val="9"/>
-        </w:numPr>
-        <w:spacing w:beforeAutospacing="1" w:afterAutospacing="1"/>
-        <w:rPr>
-          <w:rFonts w:ascii="Times New Roman" w:hAnsi="Times New Roman" w:cs="Times New Roman"/>
-        </w:rPr>
-      </w:pPr>
-      <w:r>
-        <w:rPr>
-          <w:rFonts w:ascii="Times New Roman" w:hAnsi="Times New Roman" w:cs="Times New Roman"/>
-        </w:rPr>
-        <w:t>May force the project toward enterprise project management complexity</w:t>
+        <w:br w:type="page"/>
       </w:r>
     </w:p>
     <w:p>
@@ -1646,7 +1823,7 @@
           <w:rFonts w:ascii="Times New Roman" w:hAnsi="Times New Roman" w:hint="default"/>
         </w:rPr>
         <w:lastRenderedPageBreak/>
-        <w:t>Scalability Dimension 2: Concurrent Active Users</w:t>
+        <w:t>Scalability Dimension 3: Concurrent AI Requests</w:t>
       </w:r>
     </w:p>
     <w:p>
@@ -1661,22 +1838,464 @@
         <w:rPr>
           <w:rFonts w:ascii="Times New Roman" w:hAnsi="Times New Roman"/>
         </w:rPr>
-        <w:t xml:space="preserve">This point remains open for team </w:t>
-      </w:r>
-      <w:proofErr w:type="gramStart"/>
-      <w:r>
+        <w:t>This point remains open for team decision.</w:t>
+      </w:r>
+    </w:p>
+    <w:p>
+      <w:pPr>
+        <w:pStyle w:val="3"/>
+        <w:widowControl/>
+        <w:rPr>
+          <w:rFonts w:ascii="Times New Roman" w:hAnsi="Times New Roman" w:hint="default"/>
+        </w:rPr>
+      </w:pPr>
+      <w:r>
+        <w:rPr>
+          <w:rFonts w:ascii="Times New Roman" w:hAnsi="Times New Roman" w:hint="default"/>
+        </w:rPr>
+        <w:t>Limited AI Concurrency</w:t>
+      </w:r>
+    </w:p>
+    <w:p>
+      <w:pPr>
+        <w:pStyle w:val="Web"/>
+        <w:widowControl/>
         <w:rPr>
           <w:rFonts w:ascii="Times New Roman" w:hAnsi="Times New Roman"/>
         </w:rPr>
-        <w:t>decision</w:t>
-      </w:r>
-      <w:proofErr w:type="gramEnd"/>
+      </w:pPr>
       <w:r>
         <w:rPr>
           <w:rFonts w:ascii="Times New Roman" w:hAnsi="Times New Roman"/>
         </w:rPr>
+        <w:t>Target:</w:t>
+      </w:r>
+    </w:p>
+    <w:p>
+      <w:pPr>
+        <w:widowControl/>
+        <w:numPr>
+          <w:ilvl w:val="0"/>
+          <w:numId w:val="17"/>
+        </w:numPr>
+        <w:spacing w:beforeAutospacing="1" w:afterAutospacing="1"/>
+        <w:rPr>
+          <w:rFonts w:ascii="Times New Roman" w:hAnsi="Times New Roman" w:cs="Times New Roman"/>
+        </w:rPr>
+      </w:pPr>
+      <w:r>
+        <w:rPr>
+          <w:rFonts w:ascii="Times New Roman" w:hAnsi="Times New Roman" w:cs="Times New Roman"/>
+        </w:rPr>
+        <w:t>Around 1–2 AI requests may be processed at the same time.</w:t>
+      </w:r>
+    </w:p>
+    <w:p>
+      <w:pPr>
+        <w:widowControl/>
+        <w:numPr>
+          <w:ilvl w:val="0"/>
+          <w:numId w:val="17"/>
+        </w:numPr>
+        <w:spacing w:beforeAutospacing="1" w:afterAutospacing="1"/>
+        <w:rPr>
+          <w:rFonts w:ascii="Times New Roman" w:hAnsi="Times New Roman" w:cs="Times New Roman"/>
+        </w:rPr>
+      </w:pPr>
+      <w:r>
+        <w:rPr>
+          <w:rFonts w:ascii="Times New Roman" w:hAnsi="Times New Roman" w:cs="Times New Roman"/>
+        </w:rPr>
+        <w:t>Additional requests wait in a queue.</w:t>
+      </w:r>
+    </w:p>
+    <w:p>
+      <w:pPr>
+        <w:widowControl/>
+        <w:numPr>
+          <w:ilvl w:val="0"/>
+          <w:numId w:val="17"/>
+        </w:numPr>
+        <w:spacing w:beforeAutospacing="1" w:afterAutospacing="1"/>
+        <w:rPr>
+          <w:rFonts w:ascii="Times New Roman" w:hAnsi="Times New Roman" w:cs="Times New Roman"/>
+        </w:rPr>
+      </w:pPr>
+      <w:r>
+        <w:rPr>
+          <w:rFonts w:ascii="Times New Roman" w:hAnsi="Times New Roman" w:cs="Times New Roman"/>
+        </w:rPr>
+        <w:t>The exact number may depend on available hardware.</w:t>
+      </w:r>
+    </w:p>
+    <w:p>
+      <w:pPr>
+        <w:widowControl/>
+        <w:numPr>
+          <w:ilvl w:val="0"/>
+          <w:numId w:val="17"/>
+        </w:numPr>
+        <w:spacing w:beforeAutospacing="1" w:afterAutospacing="1"/>
+        <w:rPr>
+          <w:rFonts w:ascii="Times New Roman" w:hAnsi="Times New Roman" w:cs="Times New Roman"/>
+        </w:rPr>
+      </w:pPr>
+      <w:r>
+        <w:rPr>
+          <w:rFonts w:ascii="Times New Roman" w:hAnsi="Times New Roman" w:cs="Times New Roman"/>
+        </w:rPr>
+        <w:t>Everything must stay in the queue</w:t>
+      </w:r>
+    </w:p>
+    <w:p>
+      <w:pPr>
+        <w:pStyle w:val="4"/>
+        <w:widowControl/>
+        <w:rPr>
+          <w:rFonts w:ascii="Times New Roman" w:hAnsi="Times New Roman" w:hint="default"/>
+        </w:rPr>
+      </w:pPr>
+      <w:r>
+        <w:rPr>
+          <w:rFonts w:ascii="Times New Roman" w:hAnsi="Times New Roman" w:hint="default"/>
+        </w:rPr>
+        <w:t>Why this option fit</w:t>
+      </w:r>
+    </w:p>
+    <w:p>
+      <w:pPr>
+        <w:pStyle w:val="Web"/>
+        <w:widowControl/>
+        <w:ind w:firstLine="420"/>
+        <w:rPr>
+          <w:rFonts w:ascii="Times New Roman" w:hAnsi="Times New Roman"/>
+        </w:rPr>
+      </w:pPr>
+      <w:r>
+        <w:rPr>
+          <w:rFonts w:ascii="Times New Roman" w:hAnsi="Times New Roman"/>
+        </w:rPr>
+        <w:t>This option is more realistic for a small Agile team and provides a better long-term direction than strict single-request processing.</w:t>
+      </w:r>
+    </w:p>
+    <w:p>
+      <w:pPr>
+        <w:pStyle w:val="4"/>
+        <w:widowControl/>
+        <w:rPr>
+          <w:rFonts w:ascii="Times New Roman" w:hAnsi="Times New Roman" w:hint="default"/>
+        </w:rPr>
+      </w:pPr>
+      <w:r>
+        <w:rPr>
+          <w:rFonts w:ascii="Times New Roman" w:hAnsi="Times New Roman" w:hint="default"/>
+        </w:rPr>
+        <w:t>Advantages</w:t>
+      </w:r>
+    </w:p>
+    <w:p>
+      <w:pPr>
+        <w:widowControl/>
+        <w:numPr>
+          <w:ilvl w:val="0"/>
+          <w:numId w:val="18"/>
+        </w:numPr>
+        <w:spacing w:beforeAutospacing="1" w:afterAutospacing="1"/>
+        <w:rPr>
+          <w:rFonts w:ascii="Times New Roman" w:hAnsi="Times New Roman" w:cs="Times New Roman"/>
+        </w:rPr>
+      </w:pPr>
+      <w:r>
+        <w:rPr>
+          <w:rFonts w:ascii="Times New Roman" w:hAnsi="Times New Roman" w:cs="Times New Roman"/>
+        </w:rPr>
+        <w:t>Better user experience than Option A</w:t>
+      </w:r>
+    </w:p>
+    <w:p>
+      <w:pPr>
+        <w:widowControl/>
+        <w:numPr>
+          <w:ilvl w:val="0"/>
+          <w:numId w:val="18"/>
+        </w:numPr>
+        <w:spacing w:beforeAutospacing="1" w:afterAutospacing="1"/>
+        <w:rPr>
+          <w:rFonts w:ascii="Times New Roman" w:hAnsi="Times New Roman" w:cs="Times New Roman"/>
+        </w:rPr>
+      </w:pPr>
+      <w:r>
+        <w:rPr>
+          <w:rFonts w:ascii="Times New Roman" w:hAnsi="Times New Roman" w:cs="Times New Roman"/>
+        </w:rPr>
+        <w:t>Still protects the centralized AI runtime</w:t>
+      </w:r>
+    </w:p>
+    <w:p>
+      <w:pPr>
+        <w:widowControl/>
+        <w:numPr>
+          <w:ilvl w:val="0"/>
+          <w:numId w:val="18"/>
+        </w:numPr>
+        <w:spacing w:beforeAutospacing="1" w:afterAutospacing="1"/>
+        <w:rPr>
+          <w:rFonts w:ascii="Times New Roman" w:hAnsi="Times New Roman" w:cs="Times New Roman"/>
+        </w:rPr>
+      </w:pPr>
+      <w:r>
+        <w:rPr>
+          <w:rFonts w:ascii="Times New Roman" w:hAnsi="Times New Roman" w:cs="Times New Roman"/>
+        </w:rPr>
+        <w:t>More realistic for multi-user usage</w:t>
+      </w:r>
+    </w:p>
+    <w:p>
+      <w:pPr>
+        <w:widowControl/>
+        <w:numPr>
+          <w:ilvl w:val="0"/>
+          <w:numId w:val="18"/>
+        </w:numPr>
+        <w:spacing w:beforeAutospacing="1" w:afterAutospacing="1"/>
+        <w:rPr>
+          <w:rFonts w:ascii="Times New Roman" w:hAnsi="Times New Roman" w:cs="Times New Roman"/>
+        </w:rPr>
+      </w:pPr>
+      <w:r>
+        <w:rPr>
+          <w:rFonts w:ascii="Times New Roman" w:hAnsi="Times New Roman" w:cs="Times New Roman"/>
+        </w:rPr>
+        <w:t>Can be tuned based on hardware capacity</w:t>
+      </w:r>
+    </w:p>
+    <w:p>
+      <w:pPr>
+        <w:widowControl/>
+        <w:numPr>
+          <w:ilvl w:val="0"/>
+          <w:numId w:val="18"/>
+        </w:numPr>
+        <w:spacing w:beforeAutospacing="1" w:afterAutospacing="1"/>
+        <w:rPr>
+          <w:rFonts w:ascii="Times New Roman" w:hAnsi="Times New Roman" w:cs="Times New Roman"/>
+        </w:rPr>
+      </w:pPr>
+      <w:r>
+        <w:rPr>
+          <w:rFonts w:ascii="Times New Roman" w:hAnsi="Times New Roman" w:cs="Times New Roman"/>
+        </w:rPr>
+        <w:t>Better long-term scalability direction</w:t>
+      </w:r>
+    </w:p>
+    <w:p>
+      <w:pPr>
+        <w:pStyle w:val="4"/>
+        <w:widowControl/>
+        <w:rPr>
+          <w:rFonts w:ascii="Times New Roman" w:hAnsi="Times New Roman" w:hint="default"/>
+        </w:rPr>
+      </w:pPr>
+      <w:r>
+        <w:rPr>
+          <w:rFonts w:ascii="Times New Roman" w:hAnsi="Times New Roman" w:hint="default"/>
+        </w:rPr>
+        <w:t>Disadvantages</w:t>
+      </w:r>
+    </w:p>
+    <w:p>
+      <w:pPr>
+        <w:widowControl/>
+        <w:numPr>
+          <w:ilvl w:val="0"/>
+          <w:numId w:val="19"/>
+        </w:numPr>
+        <w:spacing w:beforeAutospacing="1" w:afterAutospacing="1"/>
+        <w:rPr>
+          <w:rFonts w:ascii="Times New Roman" w:hAnsi="Times New Roman" w:cs="Times New Roman"/>
+        </w:rPr>
+      </w:pPr>
+      <w:r>
+        <w:rPr>
+          <w:rFonts w:ascii="Times New Roman" w:hAnsi="Times New Roman" w:cs="Times New Roman"/>
+        </w:rPr>
+        <w:t>Requires active AI job tracking</w:t>
+      </w:r>
+    </w:p>
+    <w:p>
+      <w:pPr>
+        <w:widowControl/>
+        <w:numPr>
+          <w:ilvl w:val="0"/>
+          <w:numId w:val="19"/>
+        </w:numPr>
+        <w:spacing w:beforeAutospacing="1" w:afterAutospacing="1"/>
+        <w:rPr>
+          <w:rFonts w:ascii="Times New Roman" w:hAnsi="Times New Roman" w:cs="Times New Roman"/>
+        </w:rPr>
+      </w:pPr>
+      <w:r>
+        <w:rPr>
+          <w:rFonts w:ascii="Times New Roman" w:hAnsi="Times New Roman" w:cs="Times New Roman"/>
+        </w:rPr>
+        <w:t>Requires queue behavior</w:t>
+      </w:r>
+    </w:p>
+    <w:p>
+      <w:pPr>
+        <w:widowControl/>
+        <w:numPr>
+          <w:ilvl w:val="0"/>
+          <w:numId w:val="19"/>
+        </w:numPr>
+        <w:spacing w:beforeAutospacing="1" w:afterAutospacing="1"/>
+        <w:rPr>
+          <w:rFonts w:ascii="Times New Roman" w:hAnsi="Times New Roman" w:cs="Times New Roman"/>
+        </w:rPr>
+      </w:pPr>
+      <w:r>
+        <w:rPr>
+          <w:rFonts w:ascii="Times New Roman" w:hAnsi="Times New Roman" w:cs="Times New Roman"/>
+        </w:rPr>
+        <w:t>Requires timeout handling</w:t>
+      </w:r>
+    </w:p>
+    <w:p>
+      <w:pPr>
+        <w:widowControl/>
+        <w:numPr>
+          <w:ilvl w:val="0"/>
+          <w:numId w:val="19"/>
+        </w:numPr>
+        <w:spacing w:beforeAutospacing="1" w:afterAutospacing="1"/>
+        <w:rPr>
+          <w:rFonts w:ascii="Times New Roman" w:hAnsi="Times New Roman" w:cs="Times New Roman"/>
+        </w:rPr>
+      </w:pPr>
+      <w:r>
+        <w:rPr>
+          <w:rFonts w:ascii="Times New Roman" w:hAnsi="Times New Roman" w:cs="Times New Roman"/>
+        </w:rPr>
+        <w:t>Depends more on server hardware</w:t>
+      </w:r>
+    </w:p>
+    <w:p>
+      <w:pPr>
+        <w:widowControl/>
+        <w:numPr>
+          <w:ilvl w:val="0"/>
+          <w:numId w:val="19"/>
+        </w:numPr>
+        <w:spacing w:beforeAutospacing="1" w:afterAutospacing="1"/>
+        <w:rPr>
+          <w:rFonts w:ascii="Times New Roman" w:hAnsi="Times New Roman" w:cs="Times New Roman"/>
+        </w:rPr>
+      </w:pPr>
+      <w:r>
+        <w:rPr>
+          <w:rFonts w:ascii="Times New Roman" w:hAnsi="Times New Roman" w:cs="Times New Roman"/>
+        </w:rPr>
+        <w:t>More complex than single-request processing</w:t>
+      </w:r>
+    </w:p>
+    <w:p>
+      <w:pPr>
+        <w:widowControl/>
+        <w:rPr>
+          <w:rFonts w:ascii="Times New Roman" w:hAnsi="Times New Roman" w:cs="Times New Roman"/>
+        </w:rPr>
+      </w:pPr>
+    </w:p>
+    <w:p>
+      <w:pPr>
+        <w:rPr>
+          <w:rFonts w:ascii="Times New Roman" w:hAnsi="Times New Roman" w:cs="Times New Roman"/>
+        </w:rPr>
+      </w:pPr>
+    </w:p>
+    <w:p>
+      <w:pPr>
+        <w:rPr>
+          <w:rFonts w:ascii="Times New Roman" w:hAnsi="Times New Roman" w:cs="Times New Roman"/>
+          <w:b/>
+          <w:bCs/>
+        </w:rPr>
+      </w:pPr>
+      <w:r>
+        <w:rPr>
+          <w:rFonts w:ascii="Times New Roman" w:hAnsi="Times New Roman" w:cs="Times New Roman"/>
+          <w:b/>
+          <w:bCs/>
+        </w:rPr>
+        <w:t>Final Decision:</w:t>
+      </w:r>
+    </w:p>
+    <w:p>
+      <w:pPr>
+        <w:rPr>
+          <w:rFonts w:ascii="Times New Roman" w:hAnsi="Times New Roman" w:cs="Times New Roman"/>
+          <w:b/>
+          <w:bCs/>
+        </w:rPr>
+        <w:sectPr>
+          <w:pgSz w:w="11906" w:h="16838"/>
+          <w:pgMar w:top="1440" w:right="1800" w:bottom="1440" w:left="1800" w:header="851" w:footer="992" w:gutter="0"/>
+          <w:cols w:space="425"/>
+          <w:docGrid w:type="lines" w:linePitch="312"/>
+        </w:sectPr>
+      </w:pPr>
+      <w:r>
+        <w:rPr>
+          <w:rFonts w:ascii="Times New Roman" w:hAnsi="Times New Roman" w:cs="Times New Roman"/>
+        </w:rPr>
+        <w:t>The AI runtime processes a configurable number of concurrent AI jobs. Additional requests are placed in a queue and processed asynchronously. The concurrency limit is deployment-specific and depends on the available hardware resources</w:t>
+      </w:r>
+      <w:r>
+        <w:rPr>
+          <w:rFonts w:ascii="Times New Roman" w:hAnsi="Times New Roman" w:cs="Times New Roman"/>
+          <w:b/>
+          <w:bCs/>
+        </w:rPr>
         <w:t>.</w:t>
       </w:r>
+      <w:r>
+        <w:rPr>
+          <w:rFonts w:ascii="Times New Roman" w:hAnsi="Times New Roman" w:cs="Times New Roman"/>
+          <w:b/>
+          <w:bCs/>
+        </w:rPr>
+        <w:t xml:space="preserve"> </w:t>
+      </w:r>
+      <w:r>
+        <w:rPr>
+          <w:rFonts w:ascii="Times New Roman" w:hAnsi="Times New Roman" w:cs="Times New Roman"/>
+        </w:rPr>
+        <w:t>AI runtime will use 2 workers.</w:t>
+      </w:r>
+      <w:r>
+        <w:rPr>
+          <w:rFonts w:ascii="Times New Roman" w:hAnsi="Times New Roman" w:cs="Times New Roman"/>
+          <w:b/>
+          <w:bCs/>
+        </w:rPr>
+        <w:br/>
+      </w:r>
+    </w:p>
+    <w:p>
+      <w:pPr>
+        <w:pStyle w:val="2"/>
+        <w:widowControl/>
+        <w:rPr>
+          <w:rFonts w:ascii="Times New Roman" w:hAnsi="Times New Roman" w:hint="default"/>
+        </w:rPr>
+      </w:pPr>
+      <w:r>
+        <w:rPr>
+          <w:rFonts w:ascii="Times New Roman" w:hAnsi="Times New Roman" w:hint="default"/>
+        </w:rPr>
+        <w:lastRenderedPageBreak/>
+        <w:t>Scalability Dimension 4: Project and Repository Scope</w:t>
+      </w:r>
     </w:p>
     <w:p>
       <w:pPr>
@@ -1690,7 +2309,7 @@
         <w:rPr>
           <w:rFonts w:ascii="Times New Roman" w:hAnsi="Times New Roman" w:hint="default"/>
         </w:rPr>
-        <w:t>Option B: Small-team Concurrency</w:t>
+        <w:t>MVP Baseline: Single Project + Single GitHub Repository</w:t>
       </w:r>
     </w:p>
     <w:p>
@@ -1713,37 +2332,37 @@
         <w:widowControl/>
         <w:numPr>
           <w:ilvl w:val="0"/>
-          <w:numId w:val="10"/>
-        </w:numPr>
-        <w:spacing w:beforeAutospacing="1" w:afterAutospacing="1"/>
-        <w:rPr>
-          <w:rFonts w:ascii="Times New Roman" w:hAnsi="Times New Roman" w:cs="Times New Roman"/>
-        </w:rPr>
-      </w:pPr>
-      <w:r>
-        <w:rPr>
-          <w:rFonts w:ascii="Times New Roman" w:hAnsi="Times New Roman" w:cs="Times New Roman"/>
-        </w:rPr>
-        <w:t>Total users: around 10–15</w:t>
-      </w:r>
-    </w:p>
-    <w:p>
-      <w:pPr>
-        <w:widowControl/>
-        <w:numPr>
-          <w:ilvl w:val="0"/>
-          <w:numId w:val="10"/>
-        </w:numPr>
-        <w:spacing w:beforeAutospacing="1" w:afterAutospacing="1"/>
-        <w:rPr>
-          <w:rFonts w:ascii="Times New Roman" w:hAnsi="Times New Roman" w:cs="Times New Roman"/>
-        </w:rPr>
-      </w:pPr>
-      <w:r>
-        <w:rPr>
-          <w:rFonts w:ascii="Times New Roman" w:hAnsi="Times New Roman" w:cs="Times New Roman"/>
-        </w:rPr>
-        <w:t>Concurrent active users: around 3–5</w:t>
+          <w:numId w:val="21"/>
+        </w:numPr>
+        <w:spacing w:beforeAutospacing="1" w:afterAutospacing="1"/>
+        <w:rPr>
+          <w:rFonts w:ascii="Times New Roman" w:hAnsi="Times New Roman" w:cs="Times New Roman"/>
+        </w:rPr>
+      </w:pPr>
+      <w:r>
+        <w:rPr>
+          <w:rFonts w:ascii="Times New Roman" w:hAnsi="Times New Roman" w:cs="Times New Roman"/>
+        </w:rPr>
+        <w:t>1 active project</w:t>
+      </w:r>
+    </w:p>
+    <w:p>
+      <w:pPr>
+        <w:widowControl/>
+        <w:numPr>
+          <w:ilvl w:val="0"/>
+          <w:numId w:val="21"/>
+        </w:numPr>
+        <w:spacing w:beforeAutospacing="1" w:afterAutospacing="1"/>
+        <w:rPr>
+          <w:rFonts w:ascii="Times New Roman" w:hAnsi="Times New Roman" w:cs="Times New Roman"/>
+        </w:rPr>
+      </w:pPr>
+      <w:r>
+        <w:rPr>
+          <w:rFonts w:ascii="Times New Roman" w:hAnsi="Times New Roman" w:cs="Times New Roman"/>
+        </w:rPr>
+        <w:t>1 linked GitHub repository</w:t>
       </w:r>
     </w:p>
     <w:p>
@@ -1758,14 +2377,13 @@
         <w:rPr>
           <w:rFonts w:ascii="Times New Roman" w:hAnsi="Times New Roman" w:hint="default"/>
         </w:rPr>
-        <w:t>Why this option may fit</w:t>
+        <w:t>Why this option fits the MVP</w:t>
       </w:r>
     </w:p>
     <w:p>
       <w:pPr>
         <w:pStyle w:val="Web"/>
         <w:widowControl/>
-        <w:ind w:firstLine="420"/>
         <w:rPr>
           <w:rFonts w:ascii="Times New Roman" w:hAnsi="Times New Roman"/>
         </w:rPr>
@@ -1774,98 +2392,7 @@
         <w:rPr>
           <w:rFonts w:ascii="Times New Roman" w:hAnsi="Times New Roman"/>
         </w:rPr>
-        <w:t>This option better represents a realistic small Agile team where several users may interact with the system at the same time.</w:t>
-      </w:r>
-    </w:p>
-    <w:p>
-      <w:pPr>
-        <w:pStyle w:val="Web"/>
-        <w:widowControl/>
-        <w:rPr>
-          <w:rFonts w:ascii="Times New Roman" w:hAnsi="Times New Roman"/>
-        </w:rPr>
-      </w:pPr>
-      <w:r>
-        <w:rPr>
-          <w:rFonts w:ascii="Times New Roman" w:hAnsi="Times New Roman"/>
-        </w:rPr>
-        <w:t>For example:</w:t>
-      </w:r>
-    </w:p>
-    <w:p>
-      <w:pPr>
-        <w:widowControl/>
-        <w:numPr>
-          <w:ilvl w:val="0"/>
-          <w:numId w:val="11"/>
-        </w:numPr>
-        <w:spacing w:beforeAutospacing="1" w:afterAutospacing="1"/>
-        <w:rPr>
-          <w:rFonts w:ascii="Times New Roman" w:hAnsi="Times New Roman" w:cs="Times New Roman"/>
-        </w:rPr>
-      </w:pPr>
-      <w:r>
-        <w:rPr>
-          <w:rFonts w:ascii="Times New Roman" w:hAnsi="Times New Roman" w:cs="Times New Roman"/>
-        </w:rPr>
-        <w:t>a PM reviewing workflow state</w:t>
-      </w:r>
-    </w:p>
-    <w:p>
-      <w:pPr>
-        <w:widowControl/>
-        <w:numPr>
-          <w:ilvl w:val="0"/>
-          <w:numId w:val="11"/>
-        </w:numPr>
-        <w:spacing w:beforeAutospacing="1" w:afterAutospacing="1"/>
-        <w:rPr>
-          <w:rFonts w:ascii="Times New Roman" w:hAnsi="Times New Roman" w:cs="Times New Roman"/>
-        </w:rPr>
-      </w:pPr>
-      <w:r>
-        <w:rPr>
-          <w:rFonts w:ascii="Times New Roman" w:hAnsi="Times New Roman" w:cs="Times New Roman"/>
-        </w:rPr>
-        <w:t>multiple developers updating tasks</w:t>
-      </w:r>
-    </w:p>
-    <w:p>
-      <w:pPr>
-        <w:widowControl/>
-        <w:numPr>
-          <w:ilvl w:val="0"/>
-          <w:numId w:val="11"/>
-        </w:numPr>
-        <w:spacing w:beforeAutospacing="1" w:afterAutospacing="1"/>
-        <w:rPr>
-          <w:rFonts w:ascii="Times New Roman" w:hAnsi="Times New Roman" w:cs="Times New Roman"/>
-        </w:rPr>
-      </w:pPr>
-      <w:r>
-        <w:rPr>
-          <w:rFonts w:ascii="Times New Roman" w:hAnsi="Times New Roman" w:cs="Times New Roman"/>
-        </w:rPr>
-        <w:t>a GitHub webhook being processed</w:t>
-      </w:r>
-    </w:p>
-    <w:p>
-      <w:pPr>
-        <w:widowControl/>
-        <w:numPr>
-          <w:ilvl w:val="0"/>
-          <w:numId w:val="11"/>
-        </w:numPr>
-        <w:spacing w:beforeAutospacing="1" w:afterAutospacing="1"/>
-        <w:rPr>
-          <w:rFonts w:ascii="Times New Roman" w:hAnsi="Times New Roman" w:cs="Times New Roman"/>
-        </w:rPr>
-      </w:pPr>
-      <w:r>
-        <w:rPr>
-          <w:rFonts w:ascii="Times New Roman" w:hAnsi="Times New Roman" w:cs="Times New Roman"/>
-        </w:rPr>
-        <w:t>one user requesting an AI summary</w:t>
+        <w:t>This is the simplest scope for proving GitHub-centered workflow coordination.</w:t>
       </w:r>
     </w:p>
     <w:p>
@@ -1888,94 +2415,132 @@
         <w:widowControl/>
         <w:numPr>
           <w:ilvl w:val="0"/>
-          <w:numId w:val="12"/>
-        </w:numPr>
-        <w:spacing w:beforeAutospacing="1" w:afterAutospacing="1"/>
-        <w:rPr>
-          <w:rFonts w:ascii="Times New Roman" w:hAnsi="Times New Roman" w:cs="Times New Roman"/>
-        </w:rPr>
-      </w:pPr>
-      <w:r>
-        <w:rPr>
-          <w:rFonts w:ascii="Times New Roman" w:hAnsi="Times New Roman" w:cs="Times New Roman"/>
-        </w:rPr>
-        <w:t>More realistic than Option A</w:t>
-      </w:r>
-    </w:p>
-    <w:p>
-      <w:pPr>
-        <w:widowControl/>
-        <w:numPr>
-          <w:ilvl w:val="0"/>
-          <w:numId w:val="12"/>
-        </w:numPr>
-        <w:spacing w:beforeAutospacing="1" w:afterAutospacing="1"/>
-        <w:rPr>
-          <w:rFonts w:ascii="Times New Roman" w:hAnsi="Times New Roman" w:cs="Times New Roman"/>
-        </w:rPr>
-      </w:pPr>
-      <w:r>
-        <w:rPr>
-          <w:rFonts w:ascii="Times New Roman" w:hAnsi="Times New Roman" w:cs="Times New Roman"/>
-        </w:rPr>
-        <w:t>Still reasonable for MVP</w:t>
-      </w:r>
-    </w:p>
-    <w:p>
-      <w:pPr>
-        <w:widowControl/>
-        <w:numPr>
-          <w:ilvl w:val="0"/>
-          <w:numId w:val="12"/>
-        </w:numPr>
-        <w:spacing w:beforeAutospacing="1" w:afterAutospacing="1"/>
-        <w:rPr>
-          <w:rFonts w:ascii="Times New Roman" w:hAnsi="Times New Roman" w:cs="Times New Roman"/>
-        </w:rPr>
-      </w:pPr>
-      <w:r>
-        <w:rPr>
-          <w:rFonts w:ascii="Times New Roman" w:hAnsi="Times New Roman" w:cs="Times New Roman"/>
-        </w:rPr>
-        <w:t>Better demonstrates multi-user workflow coordination</w:t>
-      </w:r>
-    </w:p>
-    <w:p>
-      <w:pPr>
-        <w:widowControl/>
-        <w:numPr>
-          <w:ilvl w:val="0"/>
-          <w:numId w:val="12"/>
-        </w:numPr>
-        <w:spacing w:beforeAutospacing="1" w:afterAutospacing="1"/>
-        <w:rPr>
-          <w:rFonts w:ascii="Times New Roman" w:hAnsi="Times New Roman" w:cs="Times New Roman"/>
-        </w:rPr>
-      </w:pPr>
-      <w:r>
-        <w:rPr>
-          <w:rFonts w:ascii="Times New Roman" w:hAnsi="Times New Roman" w:cs="Times New Roman"/>
-        </w:rPr>
-        <w:t>Aligns with small Agile team positioning</w:t>
-      </w:r>
-    </w:p>
-    <w:p>
-      <w:pPr>
-        <w:widowControl/>
-        <w:numPr>
-          <w:ilvl w:val="0"/>
-          <w:numId w:val="12"/>
-        </w:numPr>
-        <w:spacing w:beforeAutospacing="1" w:afterAutospacing="1"/>
-        <w:rPr>
-          <w:rFonts w:ascii="Times New Roman" w:hAnsi="Times New Roman" w:cs="Times New Roman"/>
-        </w:rPr>
-      </w:pPr>
-      <w:r>
-        <w:rPr>
-          <w:rFonts w:ascii="Times New Roman" w:hAnsi="Times New Roman" w:cs="Times New Roman"/>
-        </w:rPr>
-        <w:t>Helps validate notification and event history behavior</w:t>
+          <w:numId w:val="22"/>
+        </w:numPr>
+        <w:spacing w:beforeAutospacing="1" w:afterAutospacing="1"/>
+        <w:rPr>
+          <w:rFonts w:ascii="Times New Roman" w:hAnsi="Times New Roman" w:cs="Times New Roman"/>
+        </w:rPr>
+      </w:pPr>
+      <w:r>
+        <w:rPr>
+          <w:rFonts w:ascii="Times New Roman" w:hAnsi="Times New Roman" w:cs="Times New Roman"/>
+        </w:rPr>
+        <w:t>Best for MVP</w:t>
+      </w:r>
+    </w:p>
+    <w:p>
+      <w:pPr>
+        <w:widowControl/>
+        <w:numPr>
+          <w:ilvl w:val="0"/>
+          <w:numId w:val="22"/>
+        </w:numPr>
+        <w:spacing w:beforeAutospacing="1" w:afterAutospacing="1"/>
+        <w:rPr>
+          <w:rFonts w:ascii="Times New Roman" w:hAnsi="Times New Roman" w:cs="Times New Roman"/>
+        </w:rPr>
+      </w:pPr>
+      <w:r>
+        <w:rPr>
+          <w:rFonts w:ascii="Times New Roman" w:hAnsi="Times New Roman" w:cs="Times New Roman"/>
+        </w:rPr>
+        <w:t>Simple GitHub webhook configuration</w:t>
+      </w:r>
+    </w:p>
+    <w:p>
+      <w:pPr>
+        <w:widowControl/>
+        <w:numPr>
+          <w:ilvl w:val="0"/>
+          <w:numId w:val="22"/>
+        </w:numPr>
+        <w:spacing w:beforeAutospacing="1" w:afterAutospacing="1"/>
+        <w:rPr>
+          <w:rFonts w:ascii="Times New Roman" w:hAnsi="Times New Roman" w:cs="Times New Roman"/>
+        </w:rPr>
+      </w:pPr>
+      <w:r>
+        <w:rPr>
+          <w:rFonts w:ascii="Times New Roman" w:hAnsi="Times New Roman" w:cs="Times New Roman"/>
+        </w:rPr>
+        <w:t>Simpler task-to-commit / pull request linking</w:t>
+      </w:r>
+    </w:p>
+    <w:p>
+      <w:pPr>
+        <w:widowControl/>
+        <w:numPr>
+          <w:ilvl w:val="0"/>
+          <w:numId w:val="22"/>
+        </w:numPr>
+        <w:spacing w:beforeAutospacing="1" w:afterAutospacing="1"/>
+        <w:rPr>
+          <w:rFonts w:ascii="Times New Roman" w:hAnsi="Times New Roman" w:cs="Times New Roman"/>
+        </w:rPr>
+      </w:pPr>
+      <w:r>
+        <w:rPr>
+          <w:rFonts w:ascii="Times New Roman" w:hAnsi="Times New Roman" w:cs="Times New Roman"/>
+        </w:rPr>
+        <w:t>Simpler reporting</w:t>
+      </w:r>
+    </w:p>
+    <w:p>
+      <w:pPr>
+        <w:widowControl/>
+        <w:numPr>
+          <w:ilvl w:val="0"/>
+          <w:numId w:val="22"/>
+        </w:numPr>
+        <w:spacing w:beforeAutospacing="1" w:afterAutospacing="1"/>
+        <w:rPr>
+          <w:rFonts w:ascii="Times New Roman" w:hAnsi="Times New Roman" w:cs="Times New Roman"/>
+        </w:rPr>
+      </w:pPr>
+      <w:r>
+        <w:rPr>
+          <w:rFonts w:ascii="Times New Roman" w:hAnsi="Times New Roman" w:cs="Times New Roman"/>
+        </w:rPr>
+        <w:t>Simpler permissions</w:t>
+      </w:r>
+    </w:p>
+    <w:p>
+      <w:pPr>
+        <w:widowControl/>
+        <w:numPr>
+          <w:ilvl w:val="0"/>
+          <w:numId w:val="22"/>
+        </w:numPr>
+        <w:spacing w:beforeAutospacing="1" w:afterAutospacing="1"/>
+        <w:rPr>
+          <w:rFonts w:ascii="Times New Roman" w:hAnsi="Times New Roman" w:cs="Times New Roman"/>
+        </w:rPr>
+      </w:pPr>
+      <w:r>
+        <w:rPr>
+          <w:rFonts w:ascii="Times New Roman" w:hAnsi="Times New Roman" w:cs="Times New Roman"/>
+        </w:rPr>
+        <w:t>Easier demonstration</w:t>
+      </w:r>
+    </w:p>
+    <w:p>
+      <w:pPr>
+        <w:widowControl/>
+        <w:numPr>
+          <w:ilvl w:val="0"/>
+          <w:numId w:val="22"/>
+        </w:numPr>
+        <w:spacing w:beforeAutospacing="1" w:afterAutospacing="1"/>
+        <w:rPr>
+          <w:rFonts w:ascii="Times New Roman" w:hAnsi="Times New Roman" w:cs="Times New Roman"/>
+        </w:rPr>
+      </w:pPr>
+      <w:r>
+        <w:rPr>
+          <w:rFonts w:ascii="Times New Roman" w:hAnsi="Times New Roman" w:cs="Times New Roman"/>
+        </w:rPr>
+        <w:t>Easier debugging</w:t>
       </w:r>
     </w:p>
     <w:p>
@@ -1998,75 +2563,56 @@
         <w:widowControl/>
         <w:numPr>
           <w:ilvl w:val="0"/>
-          <w:numId w:val="13"/>
-        </w:numPr>
-        <w:spacing w:beforeAutospacing="1" w:afterAutospacing="1"/>
-        <w:rPr>
-          <w:rFonts w:ascii="Times New Roman" w:hAnsi="Times New Roman" w:cs="Times New Roman"/>
-        </w:rPr>
-      </w:pPr>
-      <w:r>
-        <w:rPr>
-          <w:rFonts w:ascii="Times New Roman" w:hAnsi="Times New Roman" w:cs="Times New Roman"/>
-        </w:rPr>
-        <w:t>Requires basic handling of concurrent actions</w:t>
-      </w:r>
-    </w:p>
-    <w:p>
-      <w:pPr>
-        <w:widowControl/>
-        <w:numPr>
-          <w:ilvl w:val="0"/>
-          <w:numId w:val="13"/>
-        </w:numPr>
-        <w:spacing w:beforeAutospacing="1" w:afterAutospacing="1"/>
-        <w:rPr>
-          <w:rFonts w:ascii="Times New Roman" w:hAnsi="Times New Roman" w:cs="Times New Roman"/>
-        </w:rPr>
-      </w:pPr>
-      <w:r>
-        <w:rPr>
-          <w:rFonts w:ascii="Times New Roman" w:hAnsi="Times New Roman" w:cs="Times New Roman"/>
-        </w:rPr>
-        <w:t>Requires clearer state consistency rules</w:t>
-      </w:r>
-    </w:p>
-    <w:p>
-      <w:pPr>
-        <w:widowControl/>
-        <w:numPr>
-          <w:ilvl w:val="0"/>
-          <w:numId w:val="13"/>
-        </w:numPr>
-        <w:spacing w:beforeAutospacing="1" w:afterAutospacing="1"/>
-        <w:rPr>
-          <w:rFonts w:ascii="Times New Roman" w:hAnsi="Times New Roman" w:cs="Times New Roman"/>
-        </w:rPr>
-      </w:pPr>
-      <w:r>
-        <w:rPr>
-          <w:rFonts w:ascii="Times New Roman" w:hAnsi="Times New Roman" w:cs="Times New Roman"/>
-        </w:rPr>
-        <w:t>Requires AI request control</w:t>
-      </w:r>
-    </w:p>
-    <w:p>
-      <w:pPr>
-        <w:widowControl/>
-        <w:numPr>
-          <w:ilvl w:val="0"/>
-          <w:numId w:val="13"/>
-        </w:numPr>
-        <w:spacing w:beforeAutospacing="1" w:afterAutospacing="1"/>
-        <w:rPr>
-          <w:rFonts w:ascii="Times New Roman" w:hAnsi="Times New Roman" w:cs="Times New Roman"/>
-        </w:rPr>
-      </w:pPr>
-      <w:r>
-        <w:rPr>
-          <w:rFonts w:ascii="Times New Roman" w:hAnsi="Times New Roman" w:cs="Times New Roman"/>
-        </w:rPr>
-        <w:t>Requires more careful UI refresh and notification behavior</w:t>
+          <w:numId w:val="23"/>
+        </w:numPr>
+        <w:spacing w:beforeAutospacing="1" w:afterAutospacing="1"/>
+        <w:rPr>
+          <w:rFonts w:ascii="Times New Roman" w:hAnsi="Times New Roman" w:cs="Times New Roman"/>
+        </w:rPr>
+      </w:pPr>
+      <w:r>
+        <w:rPr>
+          <w:rFonts w:ascii="Times New Roman" w:hAnsi="Times New Roman" w:cs="Times New Roman"/>
+        </w:rPr>
+        <w:t>Less flexible for teams with separate frontend/backend repositories</w:t>
+      </w:r>
+    </w:p>
+    <w:p>
+      <w:pPr>
+        <w:widowControl/>
+        <w:numPr>
+          <w:ilvl w:val="0"/>
+          <w:numId w:val="23"/>
+        </w:numPr>
+        <w:spacing w:beforeAutospacing="1" w:afterAutospacing="1"/>
+        <w:rPr>
+          <w:rFonts w:ascii="Times New Roman" w:hAnsi="Times New Roman" w:cs="Times New Roman"/>
+        </w:rPr>
+      </w:pPr>
+      <w:r>
+        <w:rPr>
+          <w:rFonts w:ascii="Times New Roman" w:hAnsi="Times New Roman" w:cs="Times New Roman"/>
+        </w:rPr>
+        <w:t>Does not fully represent multi-repository software teams</w:t>
+      </w:r>
+    </w:p>
+    <w:p>
+      <w:pPr>
+        <w:widowControl/>
+        <w:numPr>
+          <w:ilvl w:val="0"/>
+          <w:numId w:val="23"/>
+        </w:numPr>
+        <w:spacing w:beforeAutospacing="1" w:afterAutospacing="1"/>
+        <w:rPr>
+          <w:rFonts w:ascii="Times New Roman" w:hAnsi="Times New Roman" w:cs="Times New Roman"/>
+        </w:rPr>
+      </w:pPr>
+      <w:r>
+        <w:rPr>
+          <w:rFonts w:ascii="Times New Roman" w:hAnsi="Times New Roman" w:cs="Times New Roman"/>
+        </w:rPr>
+        <w:t>May require extension later</w:t>
       </w:r>
     </w:p>
     <w:p>
@@ -2134,7 +2680,7 @@
           <w:rFonts w:ascii="Times New Roman" w:hAnsi="Times New Roman" w:hint="default"/>
         </w:rPr>
         <w:lastRenderedPageBreak/>
-        <w:t>Mentioned Expansion Target: Medium Concurrency</w:t>
+        <w:t>Future Enhancement: Single Project + Multiple GitHub Repositories</w:t>
       </w:r>
     </w:p>
     <w:p>
@@ -2149,45 +2695,45 @@
         <w:rPr>
           <w:rFonts w:ascii="Times New Roman" w:hAnsi="Times New Roman"/>
         </w:rPr>
-        <w:t>Possible future target:</w:t>
-      </w:r>
-    </w:p>
-    <w:p>
-      <w:pPr>
-        <w:widowControl/>
-        <w:numPr>
-          <w:ilvl w:val="0"/>
-          <w:numId w:val="14"/>
-        </w:numPr>
-        <w:spacing w:beforeAutospacing="1" w:afterAutospacing="1"/>
-        <w:rPr>
-          <w:rFonts w:ascii="Times New Roman" w:hAnsi="Times New Roman" w:cs="Times New Roman"/>
-        </w:rPr>
-      </w:pPr>
-      <w:r>
-        <w:rPr>
-          <w:rFonts w:ascii="Times New Roman" w:hAnsi="Times New Roman" w:cs="Times New Roman"/>
-        </w:rPr>
-        <w:t>Total users: around 20–30</w:t>
-      </w:r>
-    </w:p>
-    <w:p>
-      <w:pPr>
-        <w:widowControl/>
-        <w:numPr>
-          <w:ilvl w:val="0"/>
-          <w:numId w:val="14"/>
-        </w:numPr>
-        <w:spacing w:beforeAutospacing="1" w:afterAutospacing="1"/>
-        <w:rPr>
-          <w:rFonts w:ascii="Times New Roman" w:hAnsi="Times New Roman" w:cs="Times New Roman"/>
-        </w:rPr>
-      </w:pPr>
-      <w:r>
-        <w:rPr>
-          <w:rFonts w:ascii="Times New Roman" w:hAnsi="Times New Roman" w:cs="Times New Roman"/>
-        </w:rPr>
-        <w:t>Concurrent active users: 10+</w:t>
+        <w:t>Target:</w:t>
+      </w:r>
+    </w:p>
+    <w:p>
+      <w:pPr>
+        <w:widowControl/>
+        <w:numPr>
+          <w:ilvl w:val="0"/>
+          <w:numId w:val="24"/>
+        </w:numPr>
+        <w:spacing w:beforeAutospacing="1" w:afterAutospacing="1"/>
+        <w:rPr>
+          <w:rFonts w:ascii="Times New Roman" w:hAnsi="Times New Roman" w:cs="Times New Roman"/>
+        </w:rPr>
+      </w:pPr>
+      <w:r>
+        <w:rPr>
+          <w:rFonts w:ascii="Times New Roman" w:hAnsi="Times New Roman" w:cs="Times New Roman"/>
+        </w:rPr>
+        <w:t>1 active project</w:t>
+      </w:r>
+    </w:p>
+    <w:p>
+      <w:pPr>
+        <w:widowControl/>
+        <w:numPr>
+          <w:ilvl w:val="0"/>
+          <w:numId w:val="24"/>
+        </w:numPr>
+        <w:spacing w:beforeAutospacing="1" w:afterAutospacing="1"/>
+        <w:rPr>
+          <w:rFonts w:ascii="Times New Roman" w:hAnsi="Times New Roman" w:cs="Times New Roman"/>
+        </w:rPr>
+      </w:pPr>
+      <w:r>
+        <w:rPr>
+          <w:rFonts w:ascii="Times New Roman" w:hAnsi="Times New Roman" w:cs="Times New Roman"/>
+        </w:rPr>
+        <w:t>multiple linked GitHub repositories</w:t>
       </w:r>
     </w:p>
     <w:p>
@@ -2202,27 +2748,661 @@
         <w:rPr>
           <w:rFonts w:ascii="Times New Roman" w:hAnsi="Times New Roman" w:hint="default"/>
         </w:rPr>
-        <w:t xml:space="preserve">Why </w:t>
-      </w:r>
-      <w:proofErr w:type="gramStart"/>
-      <w:r>
+        <w:t>Why this may be useful later</w:t>
+      </w:r>
+    </w:p>
+    <w:p>
+      <w:pPr>
+        <w:pStyle w:val="Web"/>
+        <w:widowControl/>
+        <w:rPr>
+          <w:rFonts w:ascii="Times New Roman" w:hAnsi="Times New Roman"/>
+        </w:rPr>
+      </w:pPr>
+      <w:r>
+        <w:rPr>
+          <w:rFonts w:ascii="Times New Roman" w:hAnsi="Times New Roman"/>
+        </w:rPr>
+        <w:t>Some teams separate frontend, backend, infrastructure, documentation, or testing into different repositories.</w:t>
+      </w:r>
+    </w:p>
+    <w:p>
+      <w:pPr>
+        <w:pStyle w:val="4"/>
+        <w:widowControl/>
         <w:rPr>
           <w:rFonts w:ascii="Times New Roman" w:hAnsi="Times New Roman" w:hint="default"/>
         </w:rPr>
-        <w:t>this is</w:t>
-      </w:r>
-      <w:proofErr w:type="gramEnd"/>
+      </w:pPr>
       <w:r>
         <w:rPr>
           <w:rFonts w:ascii="Times New Roman" w:hAnsi="Times New Roman" w:hint="default"/>
         </w:rPr>
-        <w:t xml:space="preserve"> not recommended as MVP baseline</w:t>
+        <w:t>Advantages</w:t>
+      </w:r>
+    </w:p>
+    <w:p>
+      <w:pPr>
+        <w:widowControl/>
+        <w:numPr>
+          <w:ilvl w:val="0"/>
+          <w:numId w:val="25"/>
+        </w:numPr>
+        <w:spacing w:beforeAutospacing="1" w:afterAutospacing="1"/>
+        <w:rPr>
+          <w:rFonts w:ascii="Times New Roman" w:hAnsi="Times New Roman" w:cs="Times New Roman"/>
+        </w:rPr>
+      </w:pPr>
+      <w:r>
+        <w:rPr>
+          <w:rFonts w:ascii="Times New Roman" w:hAnsi="Times New Roman" w:cs="Times New Roman"/>
+        </w:rPr>
+        <w:t>More realistic for some software teams</w:t>
+      </w:r>
+    </w:p>
+    <w:p>
+      <w:pPr>
+        <w:widowControl/>
+        <w:numPr>
+          <w:ilvl w:val="0"/>
+          <w:numId w:val="25"/>
+        </w:numPr>
+        <w:spacing w:beforeAutospacing="1" w:afterAutospacing="1"/>
+        <w:rPr>
+          <w:rFonts w:ascii="Times New Roman" w:hAnsi="Times New Roman" w:cs="Times New Roman"/>
+        </w:rPr>
+      </w:pPr>
+      <w:r>
+        <w:rPr>
+          <w:rFonts w:ascii="Times New Roman" w:hAnsi="Times New Roman" w:cs="Times New Roman"/>
+        </w:rPr>
+        <w:t>Supports multi-component projects</w:t>
+      </w:r>
+    </w:p>
+    <w:p>
+      <w:pPr>
+        <w:widowControl/>
+        <w:numPr>
+          <w:ilvl w:val="0"/>
+          <w:numId w:val="25"/>
+        </w:numPr>
+        <w:spacing w:beforeAutospacing="1" w:afterAutospacing="1"/>
+        <w:rPr>
+          <w:rFonts w:ascii="Times New Roman" w:hAnsi="Times New Roman" w:cs="Times New Roman"/>
+        </w:rPr>
+      </w:pPr>
+      <w:r>
+        <w:rPr>
+          <w:rFonts w:ascii="Times New Roman" w:hAnsi="Times New Roman" w:cs="Times New Roman"/>
+        </w:rPr>
+        <w:t>Better future flexibility</w:t>
+      </w:r>
+    </w:p>
+    <w:p>
+      <w:pPr>
+        <w:widowControl/>
+        <w:numPr>
+          <w:ilvl w:val="0"/>
+          <w:numId w:val="25"/>
+        </w:numPr>
+        <w:spacing w:beforeAutospacing="1" w:afterAutospacing="1"/>
+        <w:rPr>
+          <w:rFonts w:ascii="Times New Roman" w:hAnsi="Times New Roman" w:cs="Times New Roman"/>
+        </w:rPr>
+      </w:pPr>
+      <w:r>
+        <w:rPr>
+          <w:rFonts w:ascii="Times New Roman" w:hAnsi="Times New Roman" w:cs="Times New Roman"/>
+        </w:rPr>
+        <w:t>Still simpler than supporting multiple projects</w:t>
+      </w:r>
+    </w:p>
+    <w:p>
+      <w:pPr>
+        <w:pStyle w:val="4"/>
+        <w:widowControl/>
+        <w:rPr>
+          <w:rFonts w:ascii="Times New Roman" w:hAnsi="Times New Roman" w:hint="default"/>
+        </w:rPr>
+      </w:pPr>
+      <w:r>
+        <w:rPr>
+          <w:rFonts w:ascii="Times New Roman" w:hAnsi="Times New Roman" w:hint="default"/>
+        </w:rPr>
+        <w:t>Disadvantages</w:t>
+      </w:r>
+    </w:p>
+    <w:p>
+      <w:pPr>
+        <w:widowControl/>
+        <w:numPr>
+          <w:ilvl w:val="0"/>
+          <w:numId w:val="26"/>
+        </w:numPr>
+        <w:spacing w:beforeAutospacing="1" w:afterAutospacing="1"/>
+        <w:rPr>
+          <w:rFonts w:ascii="Times New Roman" w:hAnsi="Times New Roman" w:cs="Times New Roman"/>
+        </w:rPr>
+      </w:pPr>
+      <w:r>
+        <w:rPr>
+          <w:rFonts w:ascii="Times New Roman" w:hAnsi="Times New Roman" w:cs="Times New Roman"/>
+        </w:rPr>
+        <w:t>More complex webhook handling</w:t>
+      </w:r>
+    </w:p>
+    <w:p>
+      <w:pPr>
+        <w:widowControl/>
+        <w:numPr>
+          <w:ilvl w:val="0"/>
+          <w:numId w:val="26"/>
+        </w:numPr>
+        <w:spacing w:beforeAutospacing="1" w:afterAutospacing="1"/>
+        <w:rPr>
+          <w:rFonts w:ascii="Times New Roman" w:hAnsi="Times New Roman" w:cs="Times New Roman"/>
+        </w:rPr>
+      </w:pPr>
+      <w:r>
+        <w:rPr>
+          <w:rFonts w:ascii="Times New Roman" w:hAnsi="Times New Roman" w:cs="Times New Roman"/>
+        </w:rPr>
+        <w:t>More complex task-to-repository linking</w:t>
+      </w:r>
+    </w:p>
+    <w:p>
+      <w:pPr>
+        <w:widowControl/>
+        <w:numPr>
+          <w:ilvl w:val="0"/>
+          <w:numId w:val="26"/>
+        </w:numPr>
+        <w:spacing w:beforeAutospacing="1" w:afterAutospacing="1"/>
+        <w:rPr>
+          <w:rFonts w:ascii="Times New Roman" w:hAnsi="Times New Roman" w:cs="Times New Roman"/>
+        </w:rPr>
+      </w:pPr>
+      <w:r>
+        <w:rPr>
+          <w:rFonts w:ascii="Times New Roman" w:hAnsi="Times New Roman" w:cs="Times New Roman"/>
+        </w:rPr>
+        <w:t>More complex GitHub activity aggregation</w:t>
+      </w:r>
+    </w:p>
+    <w:p>
+      <w:pPr>
+        <w:widowControl/>
+        <w:numPr>
+          <w:ilvl w:val="0"/>
+          <w:numId w:val="26"/>
+        </w:numPr>
+        <w:spacing w:beforeAutospacing="1" w:afterAutospacing="1"/>
+        <w:rPr>
+          <w:rFonts w:ascii="Times New Roman" w:hAnsi="Times New Roman" w:cs="Times New Roman"/>
+        </w:rPr>
+      </w:pPr>
+      <w:r>
+        <w:rPr>
+          <w:rFonts w:ascii="Times New Roman" w:hAnsi="Times New Roman" w:cs="Times New Roman"/>
+        </w:rPr>
+        <w:t>More complex report generation</w:t>
+      </w:r>
+    </w:p>
+    <w:p>
+      <w:pPr>
+        <w:widowControl/>
+        <w:numPr>
+          <w:ilvl w:val="0"/>
+          <w:numId w:val="26"/>
+        </w:numPr>
+        <w:spacing w:beforeAutospacing="1" w:afterAutospacing="1"/>
+        <w:rPr>
+          <w:rFonts w:ascii="Times New Roman" w:hAnsi="Times New Roman" w:cs="Times New Roman"/>
+        </w:rPr>
+      </w:pPr>
+      <w:r>
+        <w:rPr>
+          <w:rFonts w:ascii="Times New Roman" w:hAnsi="Times New Roman" w:cs="Times New Roman"/>
+        </w:rPr>
+        <w:t>More complex permission and configuration management</w:t>
+      </w:r>
+    </w:p>
+    <w:p>
+      <w:pPr>
+        <w:widowControl/>
+        <w:rPr>
+          <w:rFonts w:ascii="Times New Roman" w:hAnsi="Times New Roman" w:cs="Times New Roman"/>
+        </w:rPr>
+      </w:pPr>
+    </w:p>
+    <w:p>
+      <w:pPr>
+        <w:pStyle w:val="3"/>
+        <w:widowControl/>
+        <w:rPr>
+          <w:rFonts w:ascii="Times New Roman" w:hAnsi="Times New Roman" w:hint="default"/>
+        </w:rPr>
+      </w:pPr>
+      <w:r>
+        <w:rPr>
+          <w:rFonts w:ascii="Times New Roman" w:hAnsi="Times New Roman" w:hint="default"/>
+        </w:rPr>
+        <w:t>Future / Out of MVP: Multiple Projects + Multiple Repositories</w:t>
       </w:r>
     </w:p>
     <w:p>
       <w:pPr>
         <w:pStyle w:val="Web"/>
         <w:widowControl/>
+        <w:rPr>
+          <w:rFonts w:ascii="Times New Roman" w:hAnsi="Times New Roman"/>
+        </w:rPr>
+      </w:pPr>
+      <w:r>
+        <w:rPr>
+          <w:rFonts w:ascii="Times New Roman" w:hAnsi="Times New Roman"/>
+        </w:rPr>
+        <w:t>Target:</w:t>
+      </w:r>
+    </w:p>
+    <w:p>
+      <w:pPr>
+        <w:widowControl/>
+        <w:numPr>
+          <w:ilvl w:val="0"/>
+          <w:numId w:val="27"/>
+        </w:numPr>
+        <w:spacing w:beforeAutospacing="1" w:afterAutospacing="1"/>
+        <w:rPr>
+          <w:rFonts w:ascii="Times New Roman" w:hAnsi="Times New Roman" w:cs="Times New Roman"/>
+        </w:rPr>
+      </w:pPr>
+      <w:r>
+        <w:rPr>
+          <w:rFonts w:ascii="Times New Roman" w:hAnsi="Times New Roman" w:cs="Times New Roman"/>
+        </w:rPr>
+        <w:t>multiple projects</w:t>
+      </w:r>
+    </w:p>
+    <w:p>
+      <w:pPr>
+        <w:widowControl/>
+        <w:numPr>
+          <w:ilvl w:val="0"/>
+          <w:numId w:val="27"/>
+        </w:numPr>
+        <w:spacing w:beforeAutospacing="1" w:afterAutospacing="1"/>
+        <w:rPr>
+          <w:rFonts w:ascii="Times New Roman" w:hAnsi="Times New Roman" w:cs="Times New Roman"/>
+        </w:rPr>
+      </w:pPr>
+      <w:r>
+        <w:rPr>
+          <w:rFonts w:ascii="Times New Roman" w:hAnsi="Times New Roman" w:cs="Times New Roman"/>
+        </w:rPr>
+        <w:t>multiple repositories across projects</w:t>
+      </w:r>
+    </w:p>
+    <w:p>
+      <w:pPr>
+        <w:pStyle w:val="4"/>
+        <w:widowControl/>
+        <w:rPr>
+          <w:rFonts w:ascii="Times New Roman" w:hAnsi="Times New Roman" w:hint="default"/>
+        </w:rPr>
+      </w:pPr>
+      <w:r>
+        <w:rPr>
+          <w:rFonts w:ascii="Times New Roman" w:hAnsi="Times New Roman" w:hint="default"/>
+        </w:rPr>
+        <w:t>Why this is outside MVP</w:t>
+      </w:r>
+    </w:p>
+    <w:p>
+      <w:pPr>
+        <w:pStyle w:val="Web"/>
+        <w:widowControl/>
+        <w:rPr>
+          <w:rFonts w:ascii="Times New Roman" w:hAnsi="Times New Roman"/>
+        </w:rPr>
+      </w:pPr>
+      <w:r>
+        <w:rPr>
+          <w:rFonts w:ascii="Times New Roman" w:hAnsi="Times New Roman"/>
+        </w:rPr>
+        <w:t>This significantly expands the system toward enterprise project management.</w:t>
+      </w:r>
+    </w:p>
+    <w:p>
+      <w:pPr>
+        <w:pStyle w:val="4"/>
+        <w:widowControl/>
+        <w:rPr>
+          <w:rFonts w:ascii="Times New Roman" w:hAnsi="Times New Roman" w:hint="default"/>
+        </w:rPr>
+      </w:pPr>
+      <w:r>
+        <w:rPr>
+          <w:rFonts w:ascii="Times New Roman" w:hAnsi="Times New Roman" w:hint="default"/>
+        </w:rPr>
+        <w:t>Risks</w:t>
+      </w:r>
+    </w:p>
+    <w:p>
+      <w:pPr>
+        <w:widowControl/>
+        <w:numPr>
+          <w:ilvl w:val="0"/>
+          <w:numId w:val="28"/>
+        </w:numPr>
+        <w:spacing w:beforeAutospacing="1" w:afterAutospacing="1"/>
+        <w:rPr>
+          <w:rFonts w:ascii="Times New Roman" w:hAnsi="Times New Roman" w:cs="Times New Roman"/>
+        </w:rPr>
+      </w:pPr>
+      <w:r>
+        <w:rPr>
+          <w:rFonts w:ascii="Times New Roman" w:hAnsi="Times New Roman" w:cs="Times New Roman"/>
+        </w:rPr>
+        <w:t>project isolation complexity</w:t>
+      </w:r>
+    </w:p>
+    <w:p>
+      <w:pPr>
+        <w:widowControl/>
+        <w:numPr>
+          <w:ilvl w:val="0"/>
+          <w:numId w:val="28"/>
+        </w:numPr>
+        <w:spacing w:beforeAutospacing="1" w:afterAutospacing="1"/>
+        <w:rPr>
+          <w:rFonts w:ascii="Times New Roman" w:hAnsi="Times New Roman" w:cs="Times New Roman"/>
+        </w:rPr>
+      </w:pPr>
+      <w:r>
+        <w:rPr>
+          <w:rFonts w:ascii="Times New Roman" w:hAnsi="Times New Roman" w:cs="Times New Roman"/>
+        </w:rPr>
+        <w:t>more complex permissions</w:t>
+      </w:r>
+    </w:p>
+    <w:p>
+      <w:pPr>
+        <w:widowControl/>
+        <w:numPr>
+          <w:ilvl w:val="0"/>
+          <w:numId w:val="28"/>
+        </w:numPr>
+        <w:spacing w:beforeAutospacing="1" w:afterAutospacing="1"/>
+        <w:rPr>
+          <w:rFonts w:ascii="Times New Roman" w:hAnsi="Times New Roman" w:cs="Times New Roman"/>
+        </w:rPr>
+      </w:pPr>
+      <w:r>
+        <w:rPr>
+          <w:rFonts w:ascii="Times New Roman" w:hAnsi="Times New Roman" w:cs="Times New Roman"/>
+        </w:rPr>
+        <w:t>more complex reporting</w:t>
+      </w:r>
+    </w:p>
+    <w:p>
+      <w:pPr>
+        <w:widowControl/>
+        <w:numPr>
+          <w:ilvl w:val="0"/>
+          <w:numId w:val="28"/>
+        </w:numPr>
+        <w:spacing w:beforeAutospacing="1" w:afterAutospacing="1"/>
+        <w:rPr>
+          <w:rFonts w:ascii="Times New Roman" w:hAnsi="Times New Roman" w:cs="Times New Roman"/>
+        </w:rPr>
+      </w:pPr>
+      <w:r>
+        <w:rPr>
+          <w:rFonts w:ascii="Times New Roman" w:hAnsi="Times New Roman" w:cs="Times New Roman"/>
+        </w:rPr>
+        <w:t>more complex GitHub synchronization</w:t>
+      </w:r>
+    </w:p>
+    <w:p>
+      <w:pPr>
+        <w:widowControl/>
+        <w:numPr>
+          <w:ilvl w:val="0"/>
+          <w:numId w:val="28"/>
+        </w:numPr>
+        <w:spacing w:beforeAutospacing="1" w:afterAutospacing="1"/>
+        <w:rPr>
+          <w:rFonts w:ascii="Times New Roman" w:hAnsi="Times New Roman" w:cs="Times New Roman"/>
+        </w:rPr>
+      </w:pPr>
+      <w:r>
+        <w:rPr>
+          <w:rFonts w:ascii="Times New Roman" w:hAnsi="Times New Roman" w:cs="Times New Roman"/>
+        </w:rPr>
+        <w:t>more complex workflow state management</w:t>
+      </w:r>
+    </w:p>
+    <w:p>
+      <w:pPr>
+        <w:widowControl/>
+        <w:numPr>
+          <w:ilvl w:val="0"/>
+          <w:numId w:val="28"/>
+        </w:numPr>
+        <w:spacing w:beforeAutospacing="1" w:afterAutospacing="1"/>
+        <w:rPr>
+          <w:rFonts w:ascii="Times New Roman" w:hAnsi="Times New Roman" w:cs="Times New Roman"/>
+        </w:rPr>
+      </w:pPr>
+      <w:r>
+        <w:rPr>
+          <w:rFonts w:ascii="Times New Roman" w:hAnsi="Times New Roman" w:cs="Times New Roman"/>
+        </w:rPr>
+        <w:t>increased risk of scope creep</w:t>
+      </w:r>
+    </w:p>
+    <w:p>
+      <w:pPr>
+        <w:rPr>
+          <w:rFonts w:ascii="Times New Roman" w:hAnsi="Times New Roman" w:cs="Times New Roman"/>
+          <w:lang w:val="el-GR"/>
+        </w:rPr>
+      </w:pPr>
+    </w:p>
+    <w:p>
+      <w:pPr>
+        <w:pStyle w:val="2"/>
+        <w:widowControl/>
+        <w:rPr>
+          <w:rFonts w:ascii="Times New Roman" w:hAnsi="Times New Roman" w:hint="default"/>
+        </w:rPr>
+      </w:pPr>
+      <w:r>
+        <w:rPr>
+          <w:rFonts w:ascii="Times New Roman" w:hAnsi="Times New Roman" w:hint="default"/>
+        </w:rPr>
+        <w:t>Scalability Dimension 5: Data Volume</w:t>
+      </w:r>
+    </w:p>
+    <w:p>
+      <w:pPr>
+        <w:pStyle w:val="3"/>
+        <w:widowControl/>
+        <w:rPr>
+          <w:rFonts w:ascii="Times New Roman" w:hAnsi="Times New Roman" w:hint="default"/>
+        </w:rPr>
+      </w:pPr>
+      <w:r>
+        <w:rPr>
+          <w:rFonts w:ascii="Times New Roman" w:hAnsi="Times New Roman" w:hint="default"/>
+        </w:rPr>
+        <w:t>Small-team MVP Data</w:t>
+      </w:r>
+    </w:p>
+    <w:p>
+      <w:pPr>
+        <w:pStyle w:val="Web"/>
+        <w:widowControl/>
+        <w:rPr>
+          <w:rFonts w:ascii="Times New Roman" w:hAnsi="Times New Roman"/>
+        </w:rPr>
+      </w:pPr>
+      <w:r>
+        <w:rPr>
+          <w:rFonts w:ascii="Times New Roman" w:hAnsi="Times New Roman"/>
+        </w:rPr>
+        <w:t>Target:</w:t>
+      </w:r>
+    </w:p>
+    <w:p>
+      <w:pPr>
+        <w:widowControl/>
+        <w:numPr>
+          <w:ilvl w:val="0"/>
+          <w:numId w:val="29"/>
+        </w:numPr>
+        <w:spacing w:beforeAutospacing="1" w:afterAutospacing="1"/>
+        <w:rPr>
+          <w:rFonts w:ascii="Times New Roman" w:hAnsi="Times New Roman" w:cs="Times New Roman"/>
+        </w:rPr>
+      </w:pPr>
+      <w:r>
+        <w:rPr>
+          <w:rFonts w:ascii="Times New Roman" w:hAnsi="Times New Roman" w:cs="Times New Roman"/>
+        </w:rPr>
+        <w:t>Requirements: 20–50</w:t>
+      </w:r>
+    </w:p>
+    <w:p>
+      <w:pPr>
+        <w:widowControl/>
+        <w:numPr>
+          <w:ilvl w:val="0"/>
+          <w:numId w:val="29"/>
+        </w:numPr>
+        <w:spacing w:beforeAutospacing="1" w:afterAutospacing="1"/>
+        <w:rPr>
+          <w:rFonts w:ascii="Times New Roman" w:hAnsi="Times New Roman" w:cs="Times New Roman"/>
+        </w:rPr>
+      </w:pPr>
+      <w:r>
+        <w:rPr>
+          <w:rFonts w:ascii="Times New Roman" w:hAnsi="Times New Roman" w:cs="Times New Roman"/>
+        </w:rPr>
+        <w:t>Tasks: 100–300</w:t>
+      </w:r>
+    </w:p>
+    <w:p>
+      <w:pPr>
+        <w:widowControl/>
+        <w:numPr>
+          <w:ilvl w:val="0"/>
+          <w:numId w:val="29"/>
+        </w:numPr>
+        <w:spacing w:beforeAutospacing="1" w:afterAutospacing="1"/>
+        <w:rPr>
+          <w:rFonts w:ascii="Times New Roman" w:hAnsi="Times New Roman" w:cs="Times New Roman"/>
+        </w:rPr>
+      </w:pPr>
+      <w:r>
+        <w:rPr>
+          <w:rFonts w:ascii="Times New Roman" w:hAnsi="Times New Roman" w:cs="Times New Roman"/>
+        </w:rPr>
+        <w:t>Workflow events: 1,000–5,000</w:t>
+      </w:r>
+    </w:p>
+    <w:p>
+      <w:pPr>
+        <w:widowControl/>
+        <w:numPr>
+          <w:ilvl w:val="0"/>
+          <w:numId w:val="29"/>
+        </w:numPr>
+        <w:spacing w:beforeAutospacing="1" w:afterAutospacing="1"/>
+        <w:rPr>
+          <w:rFonts w:ascii="Times New Roman" w:hAnsi="Times New Roman" w:cs="Times New Roman"/>
+        </w:rPr>
+      </w:pPr>
+      <w:r>
+        <w:rPr>
+          <w:rFonts w:ascii="Times New Roman" w:hAnsi="Times New Roman" w:cs="Times New Roman"/>
+        </w:rPr>
+        <w:t>GitHub events: 500–2,000</w:t>
+      </w:r>
+    </w:p>
+    <w:p>
+      <w:pPr>
+        <w:widowControl/>
+        <w:numPr>
+          <w:ilvl w:val="0"/>
+          <w:numId w:val="29"/>
+        </w:numPr>
+        <w:spacing w:beforeAutospacing="1" w:afterAutospacing="1"/>
+        <w:rPr>
+          <w:rFonts w:ascii="Times New Roman" w:hAnsi="Times New Roman" w:cs="Times New Roman"/>
+        </w:rPr>
+      </w:pPr>
+      <w:r>
+        <w:rPr>
+          <w:rFonts w:ascii="Times New Roman" w:hAnsi="Times New Roman" w:cs="Times New Roman"/>
+        </w:rPr>
+        <w:t>AI outputs / reports: 100+</w:t>
+      </w:r>
+    </w:p>
+    <w:p>
+      <w:pPr>
+        <w:widowControl/>
+        <w:numPr>
+          <w:ilvl w:val="0"/>
+          <w:numId w:val="29"/>
+        </w:numPr>
+        <w:spacing w:beforeAutospacing="1" w:afterAutospacing="1"/>
+        <w:rPr>
+          <w:rFonts w:ascii="Times New Roman" w:hAnsi="Times New Roman" w:cs="Times New Roman"/>
+        </w:rPr>
+      </w:pPr>
+      <w:r>
+        <w:rPr>
+          <w:rFonts w:ascii="Times New Roman" w:hAnsi="Times New Roman" w:cs="Times New Roman"/>
+        </w:rPr>
+        <w:t>Notifications: 1,000+</w:t>
+      </w:r>
+    </w:p>
+    <w:p>
+      <w:pPr>
+        <w:pStyle w:val="4"/>
+        <w:widowControl/>
+        <w:rPr>
+          <w:rFonts w:ascii="Times New Roman" w:hAnsi="Times New Roman" w:hint="default"/>
+        </w:rPr>
+      </w:pPr>
+      <w:r>
+        <w:rPr>
+          <w:rFonts w:ascii="Times New Roman" w:hAnsi="Times New Roman" w:hint="default"/>
+        </w:rPr>
+        <w:t>Why this option  fit</w:t>
+      </w:r>
+    </w:p>
+    <w:p>
+      <w:pPr>
+        <w:pStyle w:val="Web"/>
+        <w:widowControl/>
+        <w:rPr>
+          <w:rFonts w:ascii="Times New Roman" w:hAnsi="Times New Roman"/>
+        </w:rPr>
+      </w:pPr>
+      <w:r>
+        <w:rPr>
+          <w:rFonts w:ascii="Times New Roman" w:hAnsi="Times New Roman"/>
+        </w:rPr>
+        <w:t>This is more realistic for a small Agile team across one or more sprints.</w:t>
+      </w:r>
+    </w:p>
+    <w:p>
+      <w:pPr>
+        <w:pStyle w:val="Web"/>
+        <w:widowControl/>
         <w:ind w:firstLine="420"/>
         <w:rPr>
           <w:rFonts w:ascii="Times New Roman" w:hAnsi="Times New Roman"/>
@@ -2232,7 +3412,7 @@
         <w:rPr>
           <w:rFonts w:ascii="Times New Roman" w:hAnsi="Times New Roman"/>
         </w:rPr>
-        <w:t>This level of concurrency introduces more performance and coordination requirements than necessary for the MVP.</w:t>
+        <w:t>It better demonstrates workflow history, GitHub evidence, AI suggestions, human approval, and reporting value.</w:t>
       </w:r>
     </w:p>
     <w:p>
@@ -2255,37 +3435,94 @@
         <w:widowControl/>
         <w:numPr>
           <w:ilvl w:val="0"/>
-          <w:numId w:val="15"/>
-        </w:numPr>
-        <w:spacing w:beforeAutospacing="1" w:afterAutospacing="1"/>
-        <w:rPr>
-          <w:rFonts w:ascii="Times New Roman" w:hAnsi="Times New Roman" w:cs="Times New Roman"/>
-        </w:rPr>
-      </w:pPr>
-      <w:r>
-        <w:rPr>
-          <w:rFonts w:ascii="Times New Roman" w:hAnsi="Times New Roman" w:cs="Times New Roman"/>
-        </w:rPr>
-        <w:t>Better long-term realism</w:t>
-      </w:r>
-    </w:p>
-    <w:p>
-      <w:pPr>
-        <w:widowControl/>
-        <w:numPr>
-          <w:ilvl w:val="0"/>
-          <w:numId w:val="15"/>
-        </w:numPr>
-        <w:spacing w:beforeAutospacing="1" w:afterAutospacing="1"/>
-        <w:rPr>
-          <w:rFonts w:ascii="Times New Roman" w:hAnsi="Times New Roman" w:cs="Times New Roman"/>
-        </w:rPr>
-      </w:pPr>
-      <w:r>
-        <w:rPr>
-          <w:rFonts w:ascii="Times New Roman" w:hAnsi="Times New Roman" w:cs="Times New Roman"/>
-        </w:rPr>
-        <w:t>Useful for future scaling discussion</w:t>
+          <w:numId w:val="30"/>
+        </w:numPr>
+        <w:spacing w:beforeAutospacing="1" w:afterAutospacing="1"/>
+        <w:rPr>
+          <w:rFonts w:ascii="Times New Roman" w:hAnsi="Times New Roman" w:cs="Times New Roman"/>
+        </w:rPr>
+      </w:pPr>
+      <w:r>
+        <w:rPr>
+          <w:rFonts w:ascii="Times New Roman" w:hAnsi="Times New Roman" w:cs="Times New Roman"/>
+        </w:rPr>
+        <w:t>More realistic</w:t>
+      </w:r>
+    </w:p>
+    <w:p>
+      <w:pPr>
+        <w:widowControl/>
+        <w:numPr>
+          <w:ilvl w:val="0"/>
+          <w:numId w:val="30"/>
+        </w:numPr>
+        <w:spacing w:beforeAutospacing="1" w:afterAutospacing="1"/>
+        <w:rPr>
+          <w:rFonts w:ascii="Times New Roman" w:hAnsi="Times New Roman" w:cs="Times New Roman"/>
+        </w:rPr>
+      </w:pPr>
+      <w:r>
+        <w:rPr>
+          <w:rFonts w:ascii="Times New Roman" w:hAnsi="Times New Roman" w:cs="Times New Roman"/>
+        </w:rPr>
+        <w:t>Better demonstrates the product’s core value</w:t>
+      </w:r>
+    </w:p>
+    <w:p>
+      <w:pPr>
+        <w:widowControl/>
+        <w:numPr>
+          <w:ilvl w:val="0"/>
+          <w:numId w:val="30"/>
+        </w:numPr>
+        <w:spacing w:beforeAutospacing="1" w:afterAutospacing="1"/>
+        <w:rPr>
+          <w:rFonts w:ascii="Times New Roman" w:hAnsi="Times New Roman" w:cs="Times New Roman"/>
+        </w:rPr>
+      </w:pPr>
+      <w:r>
+        <w:rPr>
+          <w:rFonts w:ascii="Times New Roman" w:hAnsi="Times New Roman" w:cs="Times New Roman"/>
+        </w:rPr>
+        <w:t>Makes event history meaningful</w:t>
+      </w:r>
+    </w:p>
+    <w:p>
+      <w:pPr>
+        <w:widowControl/>
+        <w:numPr>
+          <w:ilvl w:val="0"/>
+          <w:numId w:val="30"/>
+        </w:numPr>
+        <w:spacing w:beforeAutospacing="1" w:afterAutospacing="1"/>
+        <w:rPr>
+          <w:rFonts w:ascii="Times New Roman" w:hAnsi="Times New Roman" w:cs="Times New Roman"/>
+        </w:rPr>
+      </w:pPr>
+      <w:r>
+        <w:rPr>
+          <w:rFonts w:ascii="Times New Roman" w:hAnsi="Times New Roman" w:cs="Times New Roman"/>
+        </w:rPr>
+        <w:t>Makes AI summaries and reports more useful</w:t>
+      </w:r>
+    </w:p>
+    <w:p>
+      <w:pPr>
+        <w:widowControl/>
+        <w:numPr>
+          <w:ilvl w:val="0"/>
+          <w:numId w:val="30"/>
+        </w:numPr>
+        <w:spacing w:beforeAutospacing="1" w:afterAutospacing="1"/>
+        <w:rPr>
+          <w:rFonts w:ascii="Times New Roman" w:hAnsi="Times New Roman" w:cs="Times New Roman"/>
+        </w:rPr>
+      </w:pPr>
+      <w:r>
+        <w:rPr>
+          <w:rFonts w:ascii="Times New Roman" w:hAnsi="Times New Roman" w:cs="Times New Roman"/>
+        </w:rPr>
+        <w:t>Supports stronger testing of workflow records and filtering</w:t>
       </w:r>
     </w:p>
     <w:p>
@@ -2308,108 +3545,1387 @@
         <w:widowControl/>
         <w:numPr>
           <w:ilvl w:val="0"/>
-          <w:numId w:val="16"/>
-        </w:numPr>
-        <w:spacing w:beforeAutospacing="1" w:afterAutospacing="1"/>
-        <w:rPr>
-          <w:rFonts w:ascii="Times New Roman" w:hAnsi="Times New Roman" w:cs="Times New Roman"/>
-        </w:rPr>
-      </w:pPr>
-      <w:proofErr w:type="gramStart"/>
-      <w:r>
-        <w:rPr>
-          <w:rFonts w:ascii="Times New Roman" w:hAnsi="Times New Roman" w:cs="Times New Roman"/>
-        </w:rPr>
-        <w:t>Increases</w:t>
-      </w:r>
-      <w:proofErr w:type="gramEnd"/>
-      <w:r>
-        <w:rPr>
-          <w:rFonts w:ascii="Times New Roman" w:hAnsi="Times New Roman" w:cs="Times New Roman"/>
-        </w:rPr>
-        <w:t xml:space="preserve"> database performance requirements</w:t>
-      </w:r>
-    </w:p>
-    <w:p>
-      <w:pPr>
-        <w:widowControl/>
-        <w:numPr>
-          <w:ilvl w:val="0"/>
-          <w:numId w:val="16"/>
-        </w:numPr>
-        <w:spacing w:beforeAutospacing="1" w:afterAutospacing="1"/>
-        <w:rPr>
-          <w:rFonts w:ascii="Times New Roman" w:hAnsi="Times New Roman" w:cs="Times New Roman"/>
-        </w:rPr>
-      </w:pPr>
-      <w:r>
-        <w:rPr>
-          <w:rFonts w:ascii="Times New Roman" w:hAnsi="Times New Roman" w:cs="Times New Roman"/>
-        </w:rPr>
-        <w:t>Increases notification load</w:t>
-      </w:r>
-    </w:p>
-    <w:p>
-      <w:pPr>
-        <w:widowControl/>
-        <w:numPr>
-          <w:ilvl w:val="0"/>
-          <w:numId w:val="16"/>
-        </w:numPr>
-        <w:spacing w:beforeAutospacing="1" w:afterAutospacing="1"/>
-        <w:rPr>
-          <w:rFonts w:ascii="Times New Roman" w:hAnsi="Times New Roman" w:cs="Times New Roman"/>
-        </w:rPr>
-      </w:pPr>
-      <w:r>
-        <w:rPr>
-          <w:rFonts w:ascii="Times New Roman" w:hAnsi="Times New Roman" w:cs="Times New Roman"/>
-        </w:rPr>
-        <w:t>Requires stronger AI queue and concurrency handling</w:t>
-      </w:r>
-    </w:p>
-    <w:p>
-      <w:pPr>
-        <w:widowControl/>
-        <w:numPr>
-          <w:ilvl w:val="0"/>
-          <w:numId w:val="16"/>
-        </w:numPr>
-        <w:spacing w:beforeAutospacing="1" w:afterAutospacing="1"/>
-        <w:rPr>
-          <w:rFonts w:ascii="Times New Roman" w:hAnsi="Times New Roman" w:cs="Times New Roman"/>
-        </w:rPr>
-      </w:pPr>
-      <w:r>
-        <w:rPr>
-          <w:rFonts w:ascii="Times New Roman" w:hAnsi="Times New Roman" w:cs="Times New Roman"/>
-        </w:rPr>
-        <w:t>Requires more complex testing</w:t>
-      </w:r>
-    </w:p>
-    <w:p>
-      <w:pPr>
-        <w:widowControl/>
-        <w:numPr>
-          <w:ilvl w:val="0"/>
-          <w:numId w:val="16"/>
-        </w:numPr>
-        <w:spacing w:beforeAutospacing="1" w:afterAutospacing="1"/>
-        <w:rPr>
-          <w:rFonts w:ascii="Times New Roman" w:hAnsi="Times New Roman" w:cs="Times New Roman"/>
-        </w:rPr>
-      </w:pPr>
-      <w:r>
-        <w:rPr>
-          <w:rFonts w:ascii="Times New Roman" w:hAnsi="Times New Roman" w:cs="Times New Roman"/>
-        </w:rPr>
-        <w:t>May expand the MVP beyond its core purpose</w:t>
-      </w:r>
-    </w:p>
-    <w:p>
-      <w:pPr>
-        <w:rPr>
-          <w:rFonts w:ascii="Times New Roman" w:hAnsi="Times New Roman" w:cs="Times New Roman"/>
+          <w:numId w:val="31"/>
+        </w:numPr>
+        <w:spacing w:beforeAutospacing="1" w:afterAutospacing="1"/>
+        <w:rPr>
+          <w:rFonts w:ascii="Times New Roman" w:hAnsi="Times New Roman" w:cs="Times New Roman"/>
+        </w:rPr>
+      </w:pPr>
+      <w:r>
+        <w:rPr>
+          <w:rFonts w:ascii="Times New Roman" w:hAnsi="Times New Roman" w:cs="Times New Roman"/>
+        </w:rPr>
+        <w:t>Requires more attention to query performance</w:t>
+      </w:r>
+    </w:p>
+    <w:p>
+      <w:pPr>
+        <w:widowControl/>
+        <w:numPr>
+          <w:ilvl w:val="0"/>
+          <w:numId w:val="31"/>
+        </w:numPr>
+        <w:spacing w:beforeAutospacing="1" w:afterAutospacing="1"/>
+        <w:rPr>
+          <w:rFonts w:ascii="Times New Roman" w:hAnsi="Times New Roman" w:cs="Times New Roman"/>
+        </w:rPr>
+      </w:pPr>
+      <w:r>
+        <w:rPr>
+          <w:rFonts w:ascii="Times New Roman" w:hAnsi="Times New Roman" w:cs="Times New Roman"/>
+        </w:rPr>
+        <w:t>Requires pagination or filtering for history views</w:t>
+      </w:r>
+    </w:p>
+    <w:p>
+      <w:pPr>
+        <w:widowControl/>
+        <w:numPr>
+          <w:ilvl w:val="0"/>
+          <w:numId w:val="31"/>
+        </w:numPr>
+        <w:spacing w:beforeAutospacing="1" w:afterAutospacing="1"/>
+        <w:rPr>
+          <w:rFonts w:ascii="Times New Roman" w:hAnsi="Times New Roman" w:cs="Times New Roman"/>
+        </w:rPr>
+      </w:pPr>
+      <w:r>
+        <w:rPr>
+          <w:rFonts w:ascii="Times New Roman" w:hAnsi="Times New Roman" w:cs="Times New Roman"/>
+        </w:rPr>
+        <w:t>Requires better seeded demo data</w:t>
+      </w:r>
+    </w:p>
+    <w:p>
+      <w:pPr>
+        <w:widowControl/>
+        <w:numPr>
+          <w:ilvl w:val="0"/>
+          <w:numId w:val="31"/>
+        </w:numPr>
+        <w:spacing w:beforeAutospacing="1" w:afterAutospacing="1"/>
+        <w:rPr>
+          <w:rFonts w:ascii="Times New Roman" w:hAnsi="Times New Roman" w:cs="Times New Roman"/>
+        </w:rPr>
+      </w:pPr>
+      <w:r>
+        <w:rPr>
+          <w:rFonts w:ascii="Times New Roman" w:hAnsi="Times New Roman" w:cs="Times New Roman"/>
+        </w:rPr>
+        <w:t>Requires more careful UI design for large lists</w:t>
+      </w:r>
+    </w:p>
+    <w:p>
+      <w:pPr>
+        <w:widowControl/>
+        <w:rPr>
+          <w:rFonts w:ascii="Times New Roman" w:hAnsi="Times New Roman" w:cs="Times New Roman"/>
+        </w:rPr>
+      </w:pPr>
+    </w:p>
+    <w:p>
+      <w:pPr>
+        <w:widowControl/>
+        <w:rPr>
+          <w:rFonts w:ascii="Times New Roman" w:hAnsi="Times New Roman" w:cs="Times New Roman"/>
+        </w:rPr>
+      </w:pPr>
+    </w:p>
+    <w:p>
+      <w:pPr>
+        <w:widowControl/>
+        <w:rPr>
+          <w:rFonts w:ascii="Times New Roman" w:hAnsi="Times New Roman" w:cs="Times New Roman"/>
+        </w:rPr>
+      </w:pPr>
+    </w:p>
+    <w:p>
+      <w:pPr>
+        <w:widowControl/>
+        <w:rPr>
+          <w:rFonts w:ascii="Times New Roman" w:hAnsi="Times New Roman" w:cs="Times New Roman"/>
+        </w:rPr>
+      </w:pPr>
+    </w:p>
+    <w:p>
+      <w:pPr>
+        <w:widowControl/>
+        <w:rPr>
+          <w:rFonts w:ascii="Times New Roman" w:hAnsi="Times New Roman" w:cs="Times New Roman"/>
+        </w:rPr>
+      </w:pPr>
+    </w:p>
+    <w:p>
+      <w:pPr>
+        <w:widowControl/>
+        <w:rPr>
+          <w:rFonts w:ascii="Times New Roman" w:hAnsi="Times New Roman" w:cs="Times New Roman"/>
+        </w:rPr>
+      </w:pPr>
+    </w:p>
+    <w:p>
+      <w:pPr>
+        <w:widowControl/>
+        <w:rPr>
+          <w:rFonts w:ascii="Times New Roman" w:hAnsi="Times New Roman" w:cs="Times New Roman"/>
+        </w:rPr>
+      </w:pPr>
+    </w:p>
+    <w:p>
+      <w:pPr>
+        <w:widowControl/>
+        <w:rPr>
+          <w:rFonts w:ascii="Times New Roman" w:hAnsi="Times New Roman" w:cs="Times New Roman"/>
+        </w:rPr>
+      </w:pPr>
+    </w:p>
+    <w:p>
+      <w:pPr>
+        <w:pStyle w:val="3"/>
+        <w:widowControl/>
+        <w:rPr>
+          <w:rFonts w:ascii="Times New Roman" w:hAnsi="Times New Roman" w:hint="default"/>
+        </w:rPr>
+      </w:pPr>
+      <w:r>
+        <w:rPr>
+          <w:rFonts w:ascii="Times New Roman" w:hAnsi="Times New Roman" w:hint="default"/>
+        </w:rPr>
+        <w:lastRenderedPageBreak/>
+        <w:t>Future Scaling Target: Large Historical Data</w:t>
+      </w:r>
+    </w:p>
+    <w:p>
+      <w:pPr>
+        <w:pStyle w:val="Web"/>
+        <w:widowControl/>
+        <w:rPr>
+          <w:rFonts w:ascii="Times New Roman" w:hAnsi="Times New Roman"/>
+        </w:rPr>
+      </w:pPr>
+      <w:r>
+        <w:rPr>
+          <w:rFonts w:ascii="Times New Roman" w:hAnsi="Times New Roman"/>
+        </w:rPr>
+        <w:t>Target:</w:t>
+      </w:r>
+    </w:p>
+    <w:p>
+      <w:pPr>
+        <w:widowControl/>
+        <w:numPr>
+          <w:ilvl w:val="0"/>
+          <w:numId w:val="32"/>
+        </w:numPr>
+        <w:spacing w:beforeAutospacing="1" w:afterAutospacing="1"/>
+        <w:rPr>
+          <w:rFonts w:ascii="Times New Roman" w:hAnsi="Times New Roman" w:cs="Times New Roman"/>
+        </w:rPr>
+      </w:pPr>
+      <w:r>
+        <w:rPr>
+          <w:rFonts w:ascii="Times New Roman" w:hAnsi="Times New Roman" w:cs="Times New Roman"/>
+        </w:rPr>
+        <w:t>thousands of tasks</w:t>
+      </w:r>
+    </w:p>
+    <w:p>
+      <w:pPr>
+        <w:widowControl/>
+        <w:numPr>
+          <w:ilvl w:val="0"/>
+          <w:numId w:val="32"/>
+        </w:numPr>
+        <w:spacing w:beforeAutospacing="1" w:afterAutospacing="1"/>
+        <w:rPr>
+          <w:rFonts w:ascii="Times New Roman" w:hAnsi="Times New Roman" w:cs="Times New Roman"/>
+        </w:rPr>
+      </w:pPr>
+      <w:r>
+        <w:rPr>
+          <w:rFonts w:ascii="Times New Roman" w:hAnsi="Times New Roman" w:cs="Times New Roman"/>
+        </w:rPr>
+        <w:t>tens of thousands of workflow events</w:t>
+      </w:r>
+    </w:p>
+    <w:p>
+      <w:pPr>
+        <w:widowControl/>
+        <w:numPr>
+          <w:ilvl w:val="0"/>
+          <w:numId w:val="32"/>
+        </w:numPr>
+        <w:spacing w:beforeAutospacing="1" w:afterAutospacing="1"/>
+        <w:rPr>
+          <w:rFonts w:ascii="Times New Roman" w:hAnsi="Times New Roman" w:cs="Times New Roman"/>
+        </w:rPr>
+      </w:pPr>
+      <w:r>
+        <w:rPr>
+          <w:rFonts w:ascii="Times New Roman" w:hAnsi="Times New Roman" w:cs="Times New Roman"/>
+        </w:rPr>
+        <w:t>long-term project history</w:t>
+      </w:r>
+    </w:p>
+    <w:p>
+      <w:pPr>
+        <w:widowControl/>
+        <w:numPr>
+          <w:ilvl w:val="0"/>
+          <w:numId w:val="32"/>
+        </w:numPr>
+        <w:spacing w:beforeAutospacing="1" w:afterAutospacing="1"/>
+        <w:rPr>
+          <w:rFonts w:ascii="Times New Roman" w:hAnsi="Times New Roman" w:cs="Times New Roman"/>
+        </w:rPr>
+      </w:pPr>
+      <w:r>
+        <w:rPr>
+          <w:rFonts w:ascii="Times New Roman" w:hAnsi="Times New Roman" w:cs="Times New Roman"/>
+        </w:rPr>
+        <w:t>multiple repositories or projects</w:t>
+      </w:r>
+    </w:p>
+    <w:p>
+      <w:pPr>
+        <w:pStyle w:val="4"/>
+        <w:widowControl/>
+        <w:rPr>
+          <w:rFonts w:ascii="Times New Roman" w:hAnsi="Times New Roman" w:hint="default"/>
+        </w:rPr>
+      </w:pPr>
+      <w:r>
+        <w:rPr>
+          <w:rFonts w:ascii="Times New Roman" w:hAnsi="Times New Roman" w:hint="default"/>
+        </w:rPr>
+        <w:t>Why this is outside MVP</w:t>
+      </w:r>
+    </w:p>
+    <w:p>
+      <w:pPr>
+        <w:pStyle w:val="Web"/>
+        <w:widowControl/>
+        <w:ind w:firstLine="420"/>
+        <w:rPr>
+          <w:rFonts w:ascii="Times New Roman" w:hAnsi="Times New Roman"/>
+        </w:rPr>
+      </w:pPr>
+      <w:r>
+        <w:rPr>
+          <w:rFonts w:ascii="Times New Roman" w:hAnsi="Times New Roman"/>
+        </w:rPr>
+        <w:t>This requires additional infrastructure and data management decisions that are not necessary for the MVP.</w:t>
+      </w:r>
+    </w:p>
+    <w:p>
+      <w:pPr>
+        <w:pStyle w:val="4"/>
+        <w:widowControl/>
+        <w:rPr>
+          <w:rFonts w:ascii="Times New Roman" w:hAnsi="Times New Roman" w:hint="default"/>
+        </w:rPr>
+      </w:pPr>
+      <w:r>
+        <w:rPr>
+          <w:rFonts w:ascii="Times New Roman" w:hAnsi="Times New Roman" w:hint="default"/>
+        </w:rPr>
+        <w:t>Risks</w:t>
+      </w:r>
+    </w:p>
+    <w:p>
+      <w:pPr>
+        <w:widowControl/>
+        <w:numPr>
+          <w:ilvl w:val="0"/>
+          <w:numId w:val="33"/>
+        </w:numPr>
+        <w:spacing w:beforeAutospacing="1" w:afterAutospacing="1"/>
+        <w:rPr>
+          <w:rFonts w:ascii="Times New Roman" w:hAnsi="Times New Roman" w:cs="Times New Roman"/>
+        </w:rPr>
+      </w:pPr>
+      <w:r>
+        <w:rPr>
+          <w:rFonts w:ascii="Times New Roman" w:hAnsi="Times New Roman" w:cs="Times New Roman"/>
+        </w:rPr>
+        <w:t>stronger indexing requirements</w:t>
+      </w:r>
+    </w:p>
+    <w:p>
+      <w:pPr>
+        <w:widowControl/>
+        <w:numPr>
+          <w:ilvl w:val="0"/>
+          <w:numId w:val="33"/>
+        </w:numPr>
+        <w:spacing w:beforeAutospacing="1" w:afterAutospacing="1"/>
+        <w:rPr>
+          <w:rFonts w:ascii="Times New Roman" w:hAnsi="Times New Roman" w:cs="Times New Roman"/>
+        </w:rPr>
+      </w:pPr>
+      <w:r>
+        <w:rPr>
+          <w:rFonts w:ascii="Times New Roman" w:hAnsi="Times New Roman" w:cs="Times New Roman"/>
+        </w:rPr>
+        <w:t>archiving requirements</w:t>
+      </w:r>
+    </w:p>
+    <w:p>
+      <w:pPr>
+        <w:widowControl/>
+        <w:numPr>
+          <w:ilvl w:val="0"/>
+          <w:numId w:val="33"/>
+        </w:numPr>
+        <w:spacing w:beforeAutospacing="1" w:afterAutospacing="1"/>
+        <w:rPr>
+          <w:rFonts w:ascii="Times New Roman" w:hAnsi="Times New Roman" w:cs="Times New Roman"/>
+        </w:rPr>
+      </w:pPr>
+      <w:r>
+        <w:rPr>
+          <w:rFonts w:ascii="Times New Roman" w:hAnsi="Times New Roman" w:cs="Times New Roman"/>
+        </w:rPr>
+        <w:t>retention policies</w:t>
+      </w:r>
+    </w:p>
+    <w:p>
+      <w:pPr>
+        <w:widowControl/>
+        <w:numPr>
+          <w:ilvl w:val="0"/>
+          <w:numId w:val="33"/>
+        </w:numPr>
+        <w:spacing w:beforeAutospacing="1" w:afterAutospacing="1"/>
+        <w:rPr>
+          <w:rFonts w:ascii="Times New Roman" w:hAnsi="Times New Roman" w:cs="Times New Roman"/>
+        </w:rPr>
+      </w:pPr>
+      <w:r>
+        <w:rPr>
+          <w:rFonts w:ascii="Times New Roman" w:hAnsi="Times New Roman" w:cs="Times New Roman"/>
+        </w:rPr>
+        <w:t>advanced search</w:t>
+      </w:r>
+    </w:p>
+    <w:p>
+      <w:pPr>
+        <w:widowControl/>
+        <w:numPr>
+          <w:ilvl w:val="0"/>
+          <w:numId w:val="33"/>
+        </w:numPr>
+        <w:spacing w:beforeAutospacing="1" w:afterAutospacing="1"/>
+        <w:rPr>
+          <w:rFonts w:ascii="Times New Roman" w:hAnsi="Times New Roman" w:cs="Times New Roman"/>
+        </w:rPr>
+      </w:pPr>
+      <w:r>
+        <w:rPr>
+          <w:rFonts w:ascii="Times New Roman" w:hAnsi="Times New Roman" w:cs="Times New Roman"/>
+        </w:rPr>
+        <w:t>event compression or summarization</w:t>
+      </w:r>
+    </w:p>
+    <w:p>
+      <w:pPr>
+        <w:widowControl/>
+        <w:numPr>
+          <w:ilvl w:val="0"/>
+          <w:numId w:val="33"/>
+        </w:numPr>
+        <w:spacing w:beforeAutospacing="1" w:afterAutospacing="1"/>
+        <w:rPr>
+          <w:rFonts w:ascii="Times New Roman" w:hAnsi="Times New Roman" w:cs="Times New Roman"/>
+        </w:rPr>
+      </w:pPr>
+      <w:r>
+        <w:rPr>
+          <w:rFonts w:ascii="Times New Roman" w:hAnsi="Times New Roman" w:cs="Times New Roman"/>
+        </w:rPr>
+        <w:t>larger storage and backup concerns</w:t>
+      </w:r>
+    </w:p>
+    <w:p>
+      <w:pPr>
+        <w:widowControl/>
+        <w:numPr>
+          <w:ilvl w:val="0"/>
+          <w:numId w:val="33"/>
+        </w:numPr>
+        <w:spacing w:beforeAutospacing="1" w:afterAutospacing="1"/>
+        <w:rPr>
+          <w:rFonts w:ascii="Times New Roman" w:hAnsi="Times New Roman" w:cs="Times New Roman"/>
+        </w:rPr>
+      </w:pPr>
+      <w:r>
+        <w:rPr>
+          <w:rFonts w:ascii="Times New Roman" w:hAnsi="Times New Roman" w:cs="Times New Roman"/>
+        </w:rPr>
+        <w:t>more advanced performance optimization</w:t>
+      </w:r>
+    </w:p>
+    <w:p>
+      <w:pPr>
+        <w:widowControl/>
+        <w:rPr>
+          <w:rFonts w:ascii="Times New Roman" w:hAnsi="Times New Roman" w:cs="Times New Roman"/>
+        </w:rPr>
+      </w:pPr>
+    </w:p>
+    <w:p>
+      <w:pPr>
+        <w:widowControl/>
+        <w:rPr>
+          <w:rFonts w:ascii="Times New Roman" w:hAnsi="Times New Roman" w:cs="Times New Roman"/>
+        </w:rPr>
+      </w:pPr>
+    </w:p>
+    <w:p>
+      <w:pPr>
+        <w:widowControl/>
+        <w:rPr>
+          <w:rFonts w:ascii="Times New Roman" w:hAnsi="Times New Roman" w:cs="Times New Roman"/>
+        </w:rPr>
+      </w:pPr>
+    </w:p>
+    <w:p>
+      <w:pPr>
+        <w:widowControl/>
+        <w:rPr>
+          <w:rFonts w:ascii="Times New Roman" w:hAnsi="Times New Roman" w:cs="Times New Roman"/>
+        </w:rPr>
+      </w:pPr>
+    </w:p>
+    <w:p>
+      <w:pPr>
+        <w:widowControl/>
+        <w:rPr>
+          <w:rFonts w:ascii="Times New Roman" w:hAnsi="Times New Roman" w:cs="Times New Roman"/>
+        </w:rPr>
+      </w:pPr>
+    </w:p>
+    <w:p>
+      <w:pPr>
+        <w:widowControl/>
+        <w:rPr>
+          <w:rFonts w:ascii="Times New Roman" w:hAnsi="Times New Roman" w:cs="Times New Roman"/>
+        </w:rPr>
+      </w:pPr>
+    </w:p>
+    <w:p>
+      <w:pPr>
+        <w:widowControl/>
+        <w:rPr>
+          <w:rFonts w:ascii="Times New Roman" w:hAnsi="Times New Roman" w:cs="Times New Roman"/>
+        </w:rPr>
+      </w:pPr>
+    </w:p>
+    <w:p>
+      <w:pPr>
+        <w:widowControl/>
+        <w:rPr>
+          <w:rFonts w:ascii="Times New Roman" w:hAnsi="Times New Roman" w:cs="Times New Roman"/>
+        </w:rPr>
+      </w:pPr>
+    </w:p>
+    <w:p>
+      <w:pPr>
+        <w:widowControl/>
+        <w:rPr>
+          <w:rFonts w:ascii="Times New Roman" w:hAnsi="Times New Roman" w:cs="Times New Roman"/>
+        </w:rPr>
+      </w:pPr>
+    </w:p>
+    <w:p>
+      <w:pPr>
+        <w:widowControl/>
+        <w:rPr>
+          <w:rFonts w:ascii="Times New Roman" w:hAnsi="Times New Roman" w:cs="Times New Roman"/>
+        </w:rPr>
+      </w:pPr>
+    </w:p>
+    <w:p>
+      <w:pPr>
+        <w:widowControl/>
+        <w:rPr>
+          <w:rFonts w:ascii="Times New Roman" w:hAnsi="Times New Roman" w:cs="Times New Roman"/>
+        </w:rPr>
+      </w:pPr>
+    </w:p>
+    <w:p>
+      <w:pPr>
+        <w:widowControl/>
+        <w:rPr>
+          <w:rFonts w:ascii="Times New Roman" w:hAnsi="Times New Roman" w:cs="Times New Roman"/>
+        </w:rPr>
+      </w:pPr>
+    </w:p>
+    <w:p>
+      <w:pPr>
+        <w:widowControl/>
+        <w:rPr>
+          <w:rFonts w:ascii="Times New Roman" w:hAnsi="Times New Roman" w:cs="Times New Roman"/>
+        </w:rPr>
+      </w:pPr>
+    </w:p>
+    <w:p>
+      <w:pPr>
+        <w:widowControl/>
+        <w:rPr>
+          <w:rFonts w:ascii="Times New Roman" w:hAnsi="Times New Roman" w:cs="Times New Roman"/>
+        </w:rPr>
+      </w:pPr>
+    </w:p>
+    <w:p>
+      <w:pPr>
+        <w:widowControl/>
+        <w:rPr>
+          <w:rFonts w:ascii="Times New Roman" w:hAnsi="Times New Roman" w:cs="Times New Roman"/>
+        </w:rPr>
+      </w:pPr>
+    </w:p>
+    <w:p>
+      <w:pPr>
+        <w:widowControl/>
+        <w:rPr>
+          <w:rFonts w:ascii="Times New Roman" w:hAnsi="Times New Roman" w:cs="Times New Roman"/>
+        </w:rPr>
+      </w:pPr>
+    </w:p>
+    <w:p>
+      <w:pPr>
+        <w:widowControl/>
+        <w:rPr>
+          <w:rFonts w:ascii="Times New Roman" w:hAnsi="Times New Roman" w:cs="Times New Roman"/>
+        </w:rPr>
+      </w:pPr>
+    </w:p>
+    <w:p>
+      <w:pPr>
+        <w:widowControl/>
+        <w:rPr>
+          <w:rFonts w:ascii="Times New Roman" w:hAnsi="Times New Roman" w:cs="Times New Roman"/>
+        </w:rPr>
+      </w:pPr>
+    </w:p>
+    <w:p>
+      <w:pPr>
+        <w:widowControl/>
+        <w:rPr>
+          <w:rFonts w:ascii="Times New Roman" w:hAnsi="Times New Roman" w:cs="Times New Roman"/>
+        </w:rPr>
+      </w:pPr>
+    </w:p>
+    <w:p>
+      <w:pPr>
+        <w:pStyle w:val="2"/>
+        <w:widowControl/>
+        <w:rPr>
+          <w:rFonts w:ascii="Times New Roman" w:hAnsi="Times New Roman" w:hint="default"/>
+        </w:rPr>
+      </w:pPr>
+      <w:r>
+        <w:rPr>
+          <w:rFonts w:ascii="Times New Roman" w:hAnsi="Times New Roman" w:hint="default"/>
+        </w:rPr>
+        <w:lastRenderedPageBreak/>
+        <w:t>Scalability Dimension 6: Performance Expectation</w:t>
+      </w:r>
+    </w:p>
+    <w:p>
+      <w:pPr>
+        <w:pStyle w:val="3"/>
+        <w:widowControl/>
+        <w:rPr>
+          <w:rFonts w:ascii="Times New Roman" w:hAnsi="Times New Roman" w:hint="default"/>
+        </w:rPr>
+      </w:pPr>
+      <w:r>
+        <w:rPr>
+          <w:rFonts w:ascii="Times New Roman" w:hAnsi="Times New Roman" w:hint="default"/>
+        </w:rPr>
+        <w:t>Preferred MVP Target: Basic MVP Performance Target</w:t>
+      </w:r>
+    </w:p>
+    <w:p>
+      <w:pPr>
+        <w:pStyle w:val="Web"/>
+        <w:widowControl/>
+        <w:ind w:firstLine="420"/>
+        <w:rPr>
+          <w:rFonts w:ascii="Times New Roman" w:hAnsi="Times New Roman"/>
+        </w:rPr>
+      </w:pPr>
+      <w:r>
+        <w:rPr>
+          <w:rFonts w:ascii="Times New Roman" w:hAnsi="Times New Roman"/>
+        </w:rPr>
+        <w:t>Most core workflow actions should complete within 1–3 seconds under MVP target usage.</w:t>
+      </w:r>
+    </w:p>
+    <w:p>
+      <w:pPr>
+        <w:pStyle w:val="Web"/>
+        <w:widowControl/>
+        <w:rPr>
+          <w:rFonts w:ascii="Times New Roman" w:hAnsi="Times New Roman"/>
+        </w:rPr>
+      </w:pPr>
+      <w:r>
+        <w:rPr>
+          <w:rFonts w:ascii="Times New Roman" w:hAnsi="Times New Roman"/>
+        </w:rPr>
+        <w:t>Core workflow actions include:</w:t>
+      </w:r>
+    </w:p>
+    <w:p>
+      <w:pPr>
+        <w:widowControl/>
+        <w:numPr>
+          <w:ilvl w:val="0"/>
+          <w:numId w:val="34"/>
+        </w:numPr>
+        <w:spacing w:beforeAutospacing="1" w:afterAutospacing="1"/>
+        <w:rPr>
+          <w:rFonts w:ascii="Times New Roman" w:hAnsi="Times New Roman" w:cs="Times New Roman"/>
+        </w:rPr>
+      </w:pPr>
+      <w:r>
+        <w:rPr>
+          <w:rFonts w:ascii="Times New Roman" w:hAnsi="Times New Roman" w:cs="Times New Roman"/>
+        </w:rPr>
+        <w:t>creating a task</w:t>
+      </w:r>
+    </w:p>
+    <w:p>
+      <w:pPr>
+        <w:widowControl/>
+        <w:numPr>
+          <w:ilvl w:val="0"/>
+          <w:numId w:val="34"/>
+        </w:numPr>
+        <w:spacing w:beforeAutospacing="1" w:afterAutospacing="1"/>
+        <w:rPr>
+          <w:rFonts w:ascii="Times New Roman" w:hAnsi="Times New Roman" w:cs="Times New Roman"/>
+        </w:rPr>
+      </w:pPr>
+      <w:r>
+        <w:rPr>
+          <w:rFonts w:ascii="Times New Roman" w:hAnsi="Times New Roman" w:cs="Times New Roman"/>
+        </w:rPr>
+        <w:t>updating task status</w:t>
+      </w:r>
+    </w:p>
+    <w:p>
+      <w:pPr>
+        <w:widowControl/>
+        <w:numPr>
+          <w:ilvl w:val="0"/>
+          <w:numId w:val="34"/>
+        </w:numPr>
+        <w:spacing w:beforeAutospacing="1" w:afterAutospacing="1"/>
+        <w:rPr>
+          <w:rFonts w:ascii="Times New Roman" w:hAnsi="Times New Roman" w:cs="Times New Roman"/>
+        </w:rPr>
+      </w:pPr>
+      <w:r>
+        <w:rPr>
+          <w:rFonts w:ascii="Times New Roman" w:hAnsi="Times New Roman" w:cs="Times New Roman"/>
+        </w:rPr>
+        <w:t>reporting a blocker</w:t>
+      </w:r>
+    </w:p>
+    <w:p>
+      <w:pPr>
+        <w:widowControl/>
+        <w:numPr>
+          <w:ilvl w:val="0"/>
+          <w:numId w:val="34"/>
+        </w:numPr>
+        <w:spacing w:beforeAutospacing="1" w:afterAutospacing="1"/>
+        <w:rPr>
+          <w:rFonts w:ascii="Times New Roman" w:hAnsi="Times New Roman" w:cs="Times New Roman"/>
+        </w:rPr>
+      </w:pPr>
+      <w:r>
+        <w:rPr>
+          <w:rFonts w:ascii="Times New Roman" w:hAnsi="Times New Roman" w:cs="Times New Roman"/>
+        </w:rPr>
+        <w:t>approving or rejecting an item</w:t>
+      </w:r>
+    </w:p>
+    <w:p>
+      <w:pPr>
+        <w:widowControl/>
+        <w:numPr>
+          <w:ilvl w:val="0"/>
+          <w:numId w:val="34"/>
+        </w:numPr>
+        <w:spacing w:beforeAutospacing="1" w:afterAutospacing="1"/>
+        <w:rPr>
+          <w:rFonts w:ascii="Times New Roman" w:hAnsi="Times New Roman" w:cs="Times New Roman"/>
+        </w:rPr>
+      </w:pPr>
+      <w:r>
+        <w:rPr>
+          <w:rFonts w:ascii="Times New Roman" w:hAnsi="Times New Roman" w:cs="Times New Roman"/>
+        </w:rPr>
+        <w:t>viewing task details</w:t>
+      </w:r>
+    </w:p>
+    <w:p>
+      <w:pPr>
+        <w:widowControl/>
+        <w:numPr>
+          <w:ilvl w:val="0"/>
+          <w:numId w:val="34"/>
+        </w:numPr>
+        <w:spacing w:beforeAutospacing="1" w:afterAutospacing="1"/>
+        <w:rPr>
+          <w:rFonts w:ascii="Times New Roman" w:hAnsi="Times New Roman" w:cs="Times New Roman"/>
+        </w:rPr>
+      </w:pPr>
+      <w:r>
+        <w:rPr>
+          <w:rFonts w:ascii="Times New Roman" w:hAnsi="Times New Roman" w:cs="Times New Roman"/>
+        </w:rPr>
+        <w:t>viewing workflow history</w:t>
+      </w:r>
+    </w:p>
+    <w:p>
+      <w:pPr>
+        <w:widowControl/>
+        <w:numPr>
+          <w:ilvl w:val="0"/>
+          <w:numId w:val="34"/>
+        </w:numPr>
+        <w:spacing w:beforeAutospacing="1" w:afterAutospacing="1"/>
+        <w:rPr>
+          <w:rFonts w:ascii="Times New Roman" w:hAnsi="Times New Roman" w:cs="Times New Roman"/>
+        </w:rPr>
+      </w:pPr>
+      <w:r>
+        <w:rPr>
+          <w:rFonts w:ascii="Times New Roman" w:hAnsi="Times New Roman" w:cs="Times New Roman"/>
+        </w:rPr>
+        <w:t>recording workflow events</w:t>
+      </w:r>
+    </w:p>
+    <w:p>
+      <w:pPr>
+        <w:pStyle w:val="Web"/>
+        <w:widowControl/>
+        <w:ind w:firstLine="420"/>
+        <w:rPr>
+          <w:rFonts w:ascii="Times New Roman" w:hAnsi="Times New Roman"/>
+        </w:rPr>
+      </w:pPr>
+      <w:r>
+        <w:rPr>
+          <w:rFonts w:ascii="Times New Roman" w:hAnsi="Times New Roman"/>
+        </w:rPr>
+        <w:t>AI-assisted actions may take longer and should provide visible progress, timeout handling, retry information, or background processing where appropriate.</w:t>
+      </w:r>
+    </w:p>
+    <w:p>
+      <w:pPr>
+        <w:pStyle w:val="Web"/>
+        <w:widowControl/>
+        <w:rPr>
+          <w:rFonts w:ascii="Times New Roman" w:hAnsi="Times New Roman"/>
+        </w:rPr>
+      </w:pPr>
+      <w:r>
+        <w:rPr>
+          <w:rFonts w:ascii="Times New Roman" w:hAnsi="Times New Roman"/>
+        </w:rPr>
+        <w:t>AI-assisted actions include:</w:t>
+      </w:r>
+    </w:p>
+    <w:p>
+      <w:pPr>
+        <w:widowControl/>
+        <w:numPr>
+          <w:ilvl w:val="0"/>
+          <w:numId w:val="35"/>
+        </w:numPr>
+        <w:spacing w:beforeAutospacing="1" w:afterAutospacing="1"/>
+        <w:rPr>
+          <w:rFonts w:ascii="Times New Roman" w:hAnsi="Times New Roman" w:cs="Times New Roman"/>
+        </w:rPr>
+      </w:pPr>
+      <w:r>
+        <w:rPr>
+          <w:rFonts w:ascii="Times New Roman" w:hAnsi="Times New Roman" w:cs="Times New Roman"/>
+        </w:rPr>
+        <w:t>requirement analysis</w:t>
+      </w:r>
+    </w:p>
+    <w:p>
+      <w:pPr>
+        <w:widowControl/>
+        <w:numPr>
+          <w:ilvl w:val="0"/>
+          <w:numId w:val="35"/>
+        </w:numPr>
+        <w:spacing w:beforeAutospacing="1" w:afterAutospacing="1"/>
+        <w:rPr>
+          <w:rFonts w:ascii="Times New Roman" w:hAnsi="Times New Roman" w:cs="Times New Roman"/>
+        </w:rPr>
+      </w:pPr>
+      <w:r>
+        <w:rPr>
+          <w:rFonts w:ascii="Times New Roman" w:hAnsi="Times New Roman" w:cs="Times New Roman"/>
+        </w:rPr>
+        <w:t>task breakdown generation</w:t>
+      </w:r>
+    </w:p>
+    <w:p>
+      <w:pPr>
+        <w:widowControl/>
+        <w:numPr>
+          <w:ilvl w:val="0"/>
+          <w:numId w:val="35"/>
+        </w:numPr>
+        <w:spacing w:beforeAutospacing="1" w:afterAutospacing="1"/>
+        <w:rPr>
+          <w:rFonts w:ascii="Times New Roman" w:hAnsi="Times New Roman" w:cs="Times New Roman"/>
+        </w:rPr>
+      </w:pPr>
+      <w:r>
+        <w:rPr>
+          <w:rFonts w:ascii="Times New Roman" w:hAnsi="Times New Roman" w:cs="Times New Roman"/>
+        </w:rPr>
+        <w:t>sprint report generation</w:t>
+      </w:r>
+    </w:p>
+    <w:p>
+      <w:pPr>
+        <w:widowControl/>
+        <w:numPr>
+          <w:ilvl w:val="0"/>
+          <w:numId w:val="35"/>
+        </w:numPr>
+        <w:spacing w:beforeAutospacing="1" w:afterAutospacing="1"/>
+        <w:rPr>
+          <w:rFonts w:ascii="Times New Roman" w:hAnsi="Times New Roman" w:cs="Times New Roman"/>
+        </w:rPr>
+      </w:pPr>
+      <w:r>
+        <w:rPr>
+          <w:rFonts w:ascii="Times New Roman" w:hAnsi="Times New Roman" w:cs="Times New Roman"/>
+        </w:rPr>
+        <w:t>GitHub activity summary</w:t>
+      </w:r>
+    </w:p>
+    <w:p>
+      <w:pPr>
+        <w:widowControl/>
+        <w:numPr>
+          <w:ilvl w:val="0"/>
+          <w:numId w:val="35"/>
+        </w:numPr>
+        <w:spacing w:beforeAutospacing="1" w:afterAutospacing="1"/>
+        <w:rPr>
+          <w:rFonts w:ascii="Times New Roman" w:hAnsi="Times New Roman" w:cs="Times New Roman"/>
+        </w:rPr>
+      </w:pPr>
+      <w:r>
+        <w:rPr>
+          <w:rFonts w:ascii="Times New Roman" w:hAnsi="Times New Roman" w:cs="Times New Roman"/>
+        </w:rPr>
+        <w:t>blocker explanation</w:t>
+      </w:r>
+    </w:p>
+    <w:p>
+      <w:pPr>
+        <w:widowControl/>
+        <w:numPr>
+          <w:ilvl w:val="0"/>
+          <w:numId w:val="35"/>
+        </w:numPr>
+        <w:spacing w:beforeAutospacing="1" w:afterAutospacing="1"/>
+        <w:rPr>
+          <w:rFonts w:ascii="Times New Roman" w:hAnsi="Times New Roman" w:cs="Times New Roman"/>
+        </w:rPr>
+      </w:pPr>
+      <w:r>
+        <w:rPr>
+          <w:rFonts w:ascii="Times New Roman" w:hAnsi="Times New Roman" w:cs="Times New Roman"/>
+        </w:rPr>
+        <w:t>clarification question drafting</w:t>
+      </w:r>
+    </w:p>
+    <w:p>
+      <w:pPr>
+        <w:pStyle w:val="4"/>
+        <w:widowControl/>
+        <w:rPr>
+          <w:rFonts w:ascii="Times New Roman" w:hAnsi="Times New Roman" w:hint="default"/>
+        </w:rPr>
+      </w:pPr>
+      <w:r>
+        <w:rPr>
+          <w:rFonts w:ascii="Times New Roman" w:hAnsi="Times New Roman" w:hint="default"/>
+        </w:rPr>
+        <w:t>Why this target fits</w:t>
+      </w:r>
+    </w:p>
+    <w:p>
+      <w:pPr>
+        <w:pStyle w:val="Web"/>
+        <w:widowControl/>
+        <w:ind w:firstLine="420"/>
+        <w:rPr>
+          <w:rFonts w:ascii="Times New Roman" w:hAnsi="Times New Roman"/>
+        </w:rPr>
+      </w:pPr>
+      <w:r>
+        <w:rPr>
+          <w:rFonts w:ascii="Times New Roman" w:hAnsi="Times New Roman"/>
+        </w:rPr>
+        <w:t>This target keeps the core workflow responsive while acknowledging that local or customer-controlled AI runtime performance may vary.</w:t>
+      </w:r>
+    </w:p>
+    <w:p>
+      <w:pPr>
+        <w:pStyle w:val="4"/>
+        <w:widowControl/>
+        <w:rPr>
+          <w:rFonts w:ascii="Times New Roman" w:hAnsi="Times New Roman" w:hint="default"/>
+        </w:rPr>
+      </w:pPr>
+      <w:r>
+        <w:rPr>
+          <w:rFonts w:ascii="Times New Roman" w:hAnsi="Times New Roman" w:hint="default"/>
+        </w:rPr>
+        <w:t>Advantages</w:t>
+      </w:r>
+    </w:p>
+    <w:p>
+      <w:pPr>
+        <w:widowControl/>
+        <w:numPr>
+          <w:ilvl w:val="0"/>
+          <w:numId w:val="36"/>
+        </w:numPr>
+        <w:spacing w:beforeAutospacing="1" w:afterAutospacing="1"/>
+        <w:rPr>
+          <w:rFonts w:ascii="Times New Roman" w:hAnsi="Times New Roman" w:cs="Times New Roman"/>
+        </w:rPr>
+      </w:pPr>
+      <w:r>
+        <w:rPr>
+          <w:rFonts w:ascii="Times New Roman" w:hAnsi="Times New Roman" w:cs="Times New Roman"/>
+        </w:rPr>
+        <w:t>Clearer than saying “the system should be fast”</w:t>
+      </w:r>
+    </w:p>
+    <w:p>
+      <w:pPr>
+        <w:widowControl/>
+        <w:numPr>
+          <w:ilvl w:val="0"/>
+          <w:numId w:val="36"/>
+        </w:numPr>
+        <w:spacing w:beforeAutospacing="1" w:afterAutospacing="1"/>
+        <w:rPr>
+          <w:rFonts w:ascii="Times New Roman" w:hAnsi="Times New Roman" w:cs="Times New Roman"/>
+        </w:rPr>
+      </w:pPr>
+      <w:r>
+        <w:rPr>
+          <w:rFonts w:ascii="Times New Roman" w:hAnsi="Times New Roman" w:cs="Times New Roman"/>
+        </w:rPr>
+        <w:t>Keeps workflow usability as the priority</w:t>
+      </w:r>
+    </w:p>
+    <w:p>
+      <w:pPr>
+        <w:widowControl/>
+        <w:numPr>
+          <w:ilvl w:val="0"/>
+          <w:numId w:val="36"/>
+        </w:numPr>
+        <w:spacing w:beforeAutospacing="1" w:afterAutospacing="1"/>
+        <w:rPr>
+          <w:rFonts w:ascii="Times New Roman" w:hAnsi="Times New Roman" w:cs="Times New Roman"/>
+        </w:rPr>
+      </w:pPr>
+      <w:r>
+        <w:rPr>
+          <w:rFonts w:ascii="Times New Roman" w:hAnsi="Times New Roman" w:cs="Times New Roman"/>
+        </w:rPr>
+        <w:t>Does not overpromise AI speed</w:t>
+      </w:r>
+    </w:p>
+    <w:p>
+      <w:pPr>
+        <w:widowControl/>
+        <w:numPr>
+          <w:ilvl w:val="0"/>
+          <w:numId w:val="36"/>
+        </w:numPr>
+        <w:spacing w:beforeAutospacing="1" w:afterAutospacing="1"/>
+        <w:rPr>
+          <w:rFonts w:ascii="Times New Roman" w:hAnsi="Times New Roman" w:cs="Times New Roman"/>
+        </w:rPr>
+      </w:pPr>
+      <w:r>
+        <w:rPr>
+          <w:rFonts w:ascii="Times New Roman" w:hAnsi="Times New Roman" w:cs="Times New Roman"/>
+        </w:rPr>
+        <w:t>Aligns with the principle that AI should not block core workflow</w:t>
+      </w:r>
+    </w:p>
+    <w:p>
+      <w:pPr>
+        <w:widowControl/>
+        <w:tabs>
+          <w:tab w:val="left" w:pos="720"/>
+        </w:tabs>
+        <w:spacing w:beforeAutospacing="1" w:afterAutospacing="1"/>
+        <w:rPr>
+          <w:rFonts w:ascii="Times New Roman" w:hAnsi="Times New Roman" w:cs="Times New Roman"/>
+        </w:rPr>
+      </w:pPr>
+    </w:p>
+    <w:p>
+      <w:pPr>
+        <w:widowControl/>
+        <w:tabs>
+          <w:tab w:val="left" w:pos="720"/>
+        </w:tabs>
+        <w:spacing w:beforeAutospacing="1" w:afterAutospacing="1"/>
+        <w:rPr>
+          <w:rFonts w:ascii="Times New Roman" w:hAnsi="Times New Roman" w:cs="Times New Roman"/>
+        </w:rPr>
+      </w:pPr>
+    </w:p>
+    <w:p>
+      <w:pPr>
+        <w:pStyle w:val="4"/>
+        <w:widowControl/>
+        <w:rPr>
+          <w:rFonts w:ascii="Times New Roman" w:hAnsi="Times New Roman" w:hint="default"/>
+        </w:rPr>
+      </w:pPr>
+      <w:r>
+        <w:rPr>
+          <w:rFonts w:ascii="Times New Roman" w:hAnsi="Times New Roman" w:hint="default"/>
+        </w:rPr>
+        <w:lastRenderedPageBreak/>
+        <w:t>Disadvantages</w:t>
+      </w:r>
+    </w:p>
+    <w:p>
+      <w:pPr>
+        <w:widowControl/>
+        <w:numPr>
+          <w:ilvl w:val="0"/>
+          <w:numId w:val="37"/>
+        </w:numPr>
+        <w:spacing w:beforeAutospacing="1" w:afterAutospacing="1"/>
+        <w:rPr>
+          <w:rFonts w:ascii="Times New Roman" w:hAnsi="Times New Roman" w:cs="Times New Roman"/>
+        </w:rPr>
+      </w:pPr>
+      <w:r>
+        <w:rPr>
+          <w:rFonts w:ascii="Times New Roman" w:hAnsi="Times New Roman" w:cs="Times New Roman"/>
+        </w:rPr>
+        <w:t>Requires basic performance testing</w:t>
+      </w:r>
+    </w:p>
+    <w:p>
+      <w:pPr>
+        <w:widowControl/>
+        <w:numPr>
+          <w:ilvl w:val="0"/>
+          <w:numId w:val="37"/>
+        </w:numPr>
+        <w:spacing w:beforeAutospacing="1" w:afterAutospacing="1"/>
+        <w:rPr>
+          <w:rFonts w:ascii="Times New Roman" w:hAnsi="Times New Roman" w:cs="Times New Roman"/>
+        </w:rPr>
+      </w:pPr>
+      <w:r>
+        <w:rPr>
+          <w:rFonts w:ascii="Times New Roman" w:hAnsi="Times New Roman" w:cs="Times New Roman"/>
+        </w:rPr>
+        <w:t>Requires user feedback for slow AI operations</w:t>
+      </w:r>
+    </w:p>
+    <w:p>
+      <w:pPr>
+        <w:widowControl/>
+        <w:numPr>
+          <w:ilvl w:val="0"/>
+          <w:numId w:val="37"/>
+        </w:numPr>
+        <w:spacing w:beforeAutospacing="1" w:afterAutospacing="1"/>
+        <w:rPr>
+          <w:rFonts w:ascii="Times New Roman" w:hAnsi="Times New Roman" w:cs="Times New Roman"/>
+        </w:rPr>
+      </w:pPr>
+      <w:r>
+        <w:rPr>
+          <w:rFonts w:ascii="Times New Roman" w:hAnsi="Times New Roman" w:cs="Times New Roman"/>
+        </w:rPr>
+        <w:t>May require timeout and retry behavior</w:t>
+      </w:r>
+    </w:p>
+    <w:p>
+      <w:pPr>
+        <w:widowControl/>
+        <w:numPr>
+          <w:ilvl w:val="0"/>
+          <w:numId w:val="37"/>
+        </w:numPr>
+        <w:spacing w:beforeAutospacing="1" w:afterAutospacing="1"/>
+        <w:rPr>
+          <w:rFonts w:ascii="Times New Roman" w:hAnsi="Times New Roman" w:cs="Times New Roman"/>
+        </w:rPr>
+      </w:pPr>
+      <w:r>
+        <w:rPr>
+          <w:rFonts w:ascii="Times New Roman" w:hAnsi="Times New Roman" w:cs="Times New Roman"/>
+        </w:rPr>
+        <w:t>AI response time may still vary depending on model and hardware</w:t>
+      </w:r>
+    </w:p>
+    <w:p>
+      <w:pPr>
+        <w:widowControl/>
+        <w:rPr>
+          <w:rFonts w:ascii="Times New Roman" w:hAnsi="Times New Roman" w:cs="Times New Roman"/>
+        </w:rPr>
+      </w:pPr>
+    </w:p>
+    <w:p>
+      <w:pPr>
+        <w:pStyle w:val="3"/>
+        <w:widowControl/>
+        <w:rPr>
+          <w:rFonts w:ascii="Times New Roman" w:hAnsi="Times New Roman" w:hint="default"/>
+        </w:rPr>
+      </w:pPr>
+      <w:r>
+        <w:rPr>
+          <w:rFonts w:ascii="Times New Roman" w:hAnsi="Times New Roman" w:hint="default"/>
+        </w:rPr>
+        <w:t>Fallback Option: Loose Performance Target</w:t>
+      </w:r>
+    </w:p>
+    <w:p>
+      <w:pPr>
+        <w:pStyle w:val="Web"/>
+        <w:widowControl/>
+        <w:rPr>
+          <w:rFonts w:ascii="Times New Roman" w:hAnsi="Times New Roman"/>
+        </w:rPr>
+      </w:pPr>
+      <w:r>
+        <w:rPr>
+          <w:rFonts w:ascii="Times New Roman" w:hAnsi="Times New Roman"/>
+        </w:rPr>
+        <w:t>Core workflow actions should respond within a reasonable time. AI tasks may take longer.</w:t>
+      </w:r>
+    </w:p>
+    <w:p>
+      <w:pPr>
+        <w:pStyle w:val="4"/>
+        <w:widowControl/>
+        <w:rPr>
+          <w:rFonts w:ascii="Times New Roman" w:hAnsi="Times New Roman" w:hint="default"/>
+        </w:rPr>
+      </w:pPr>
+      <w:r>
+        <w:rPr>
+          <w:rFonts w:ascii="Times New Roman" w:hAnsi="Times New Roman" w:hint="default"/>
+        </w:rPr>
+        <w:t>Advantage</w:t>
+      </w:r>
+    </w:p>
+    <w:p>
+      <w:pPr>
+        <w:widowControl/>
+        <w:numPr>
+          <w:ilvl w:val="0"/>
+          <w:numId w:val="38"/>
+        </w:numPr>
+        <w:spacing w:beforeAutospacing="1" w:afterAutospacing="1"/>
+        <w:rPr>
+          <w:rFonts w:ascii="Times New Roman" w:hAnsi="Times New Roman" w:cs="Times New Roman"/>
+        </w:rPr>
+      </w:pPr>
+      <w:r>
+        <w:rPr>
+          <w:rFonts w:ascii="Times New Roman" w:hAnsi="Times New Roman" w:cs="Times New Roman"/>
+        </w:rPr>
+        <w:t>Easier to satisfy</w:t>
+      </w:r>
+    </w:p>
+    <w:p>
+      <w:pPr>
+        <w:pStyle w:val="4"/>
+        <w:widowControl/>
+        <w:rPr>
+          <w:rFonts w:ascii="Times New Roman" w:hAnsi="Times New Roman" w:hint="default"/>
+        </w:rPr>
+      </w:pPr>
+      <w:r>
+        <w:rPr>
+          <w:rFonts w:ascii="Times New Roman" w:hAnsi="Times New Roman" w:hint="default"/>
+        </w:rPr>
+        <w:t>Disadvantage</w:t>
+      </w:r>
+    </w:p>
+    <w:p>
+      <w:pPr>
+        <w:widowControl/>
+        <w:numPr>
+          <w:ilvl w:val="0"/>
+          <w:numId w:val="39"/>
+        </w:numPr>
+        <w:spacing w:beforeAutospacing="1" w:afterAutospacing="1"/>
+        <w:rPr>
+          <w:rFonts w:ascii="Times New Roman" w:hAnsi="Times New Roman" w:cs="Times New Roman"/>
+        </w:rPr>
+      </w:pPr>
+      <w:r>
+        <w:rPr>
+          <w:rFonts w:ascii="Times New Roman" w:hAnsi="Times New Roman" w:cs="Times New Roman"/>
+        </w:rPr>
+        <w:t>Too vague for a strong ADR</w:t>
+      </w:r>
+    </w:p>
+    <w:p>
+      <w:pPr>
+        <w:widowControl/>
+        <w:numPr>
+          <w:ilvl w:val="0"/>
+          <w:numId w:val="39"/>
+        </w:numPr>
+        <w:spacing w:beforeAutospacing="1" w:afterAutospacing="1"/>
+        <w:rPr>
+          <w:rFonts w:ascii="Times New Roman" w:hAnsi="Times New Roman" w:cs="Times New Roman"/>
+        </w:rPr>
+      </w:pPr>
+      <w:r>
+        <w:rPr>
+          <w:rFonts w:ascii="Times New Roman" w:hAnsi="Times New Roman" w:cs="Times New Roman"/>
+        </w:rPr>
+        <w:t>Harder to test or evaluate</w:t>
+      </w:r>
+    </w:p>
+    <w:p>
+      <w:pPr>
+        <w:widowControl/>
+        <w:rPr>
+          <w:rFonts w:ascii="Times New Roman" w:hAnsi="Times New Roman" w:cs="Times New Roman"/>
+        </w:rPr>
+      </w:pPr>
+    </w:p>
+    <w:p>
+      <w:pPr>
+        <w:widowControl/>
+        <w:rPr>
+          <w:rFonts w:ascii="Times New Roman" w:hAnsi="Times New Roman" w:cs="Times New Roman"/>
+        </w:rPr>
+      </w:pPr>
+    </w:p>
+    <w:p>
+      <w:pPr>
+        <w:pStyle w:val="3"/>
+        <w:widowControl/>
+        <w:rPr>
+          <w:rFonts w:ascii="Times New Roman" w:hAnsi="Times New Roman" w:hint="default"/>
+        </w:rPr>
+      </w:pPr>
+      <w:r>
+        <w:rPr>
+          <w:rFonts w:ascii="Times New Roman" w:hAnsi="Times New Roman" w:hint="default"/>
+        </w:rPr>
+        <w:t>Not Recommended: Strict Performance Target</w:t>
+      </w:r>
+    </w:p>
+    <w:p>
+      <w:pPr>
+        <w:pStyle w:val="Web"/>
+        <w:widowControl/>
+        <w:rPr>
+          <w:rFonts w:ascii="Times New Roman" w:hAnsi="Times New Roman"/>
+        </w:rPr>
+      </w:pPr>
+      <w:r>
+        <w:rPr>
+          <w:rFonts w:ascii="Times New Roman" w:hAnsi="Times New Roman"/>
+        </w:rPr>
+        <w:t>Examples:</w:t>
+      </w:r>
+    </w:p>
+    <w:p>
+      <w:pPr>
+        <w:widowControl/>
+        <w:numPr>
+          <w:ilvl w:val="0"/>
+          <w:numId w:val="40"/>
+        </w:numPr>
+        <w:spacing w:beforeAutospacing="1" w:afterAutospacing="1"/>
+        <w:rPr>
+          <w:rFonts w:ascii="Times New Roman" w:hAnsi="Times New Roman" w:cs="Times New Roman"/>
+        </w:rPr>
+      </w:pPr>
+      <w:r>
+        <w:rPr>
+          <w:rFonts w:ascii="Times New Roman" w:hAnsi="Times New Roman" w:cs="Times New Roman"/>
+        </w:rPr>
+        <w:t>all core actions under 1 second</w:t>
+      </w:r>
+    </w:p>
+    <w:p>
+      <w:pPr>
+        <w:widowControl/>
+        <w:numPr>
+          <w:ilvl w:val="0"/>
+          <w:numId w:val="40"/>
+        </w:numPr>
+        <w:spacing w:beforeAutospacing="1" w:afterAutospacing="1"/>
+        <w:rPr>
+          <w:rFonts w:ascii="Times New Roman" w:hAnsi="Times New Roman" w:cs="Times New Roman"/>
+        </w:rPr>
+      </w:pPr>
+      <w:r>
+        <w:rPr>
+          <w:rFonts w:ascii="Times New Roman" w:hAnsi="Times New Roman" w:cs="Times New Roman"/>
+        </w:rPr>
+        <w:t>all AI actions under a fixed short limit</w:t>
+      </w:r>
+    </w:p>
+    <w:p>
+      <w:pPr>
+        <w:pStyle w:val="4"/>
+        <w:widowControl/>
+        <w:rPr>
+          <w:rFonts w:ascii="Times New Roman" w:hAnsi="Times New Roman" w:hint="default"/>
+        </w:rPr>
+      </w:pPr>
+      <w:r>
+        <w:rPr>
+          <w:rFonts w:ascii="Times New Roman" w:hAnsi="Times New Roman" w:hint="default"/>
+        </w:rPr>
+        <w:t>Reason</w:t>
+      </w:r>
+    </w:p>
+    <w:p>
+      <w:pPr>
+        <w:pStyle w:val="Web"/>
+        <w:widowControl/>
+        <w:rPr>
+          <w:rFonts w:ascii="Times New Roman" w:hAnsi="Times New Roman"/>
         </w:rPr>
         <w:sectPr>
           <w:pgSz w:w="11906" w:h="16838"/>
@@ -2418,3516 +4934,6 @@
           <w:docGrid w:type="lines" w:linePitch="312"/>
         </w:sectPr>
       </w:pPr>
-    </w:p>
-    <w:p>
-      <w:pPr>
-        <w:pStyle w:val="2"/>
-        <w:widowControl/>
-        <w:rPr>
-          <w:rFonts w:ascii="Times New Roman" w:hAnsi="Times New Roman" w:hint="default"/>
-        </w:rPr>
-      </w:pPr>
-      <w:r>
-        <w:rPr>
-          <w:rFonts w:ascii="Times New Roman" w:hAnsi="Times New Roman" w:hint="default"/>
-        </w:rPr>
-        <w:lastRenderedPageBreak/>
-        <w:t>Scalability Dimension 3: Concurrent AI Requests</w:t>
-      </w:r>
-    </w:p>
-    <w:p>
-      <w:pPr>
-        <w:pStyle w:val="Web"/>
-        <w:widowControl/>
-        <w:rPr>
-          <w:rFonts w:ascii="Times New Roman" w:hAnsi="Times New Roman"/>
-        </w:rPr>
-      </w:pPr>
-      <w:r>
-        <w:rPr>
-          <w:rFonts w:ascii="Times New Roman" w:hAnsi="Times New Roman"/>
-        </w:rPr>
-        <w:t xml:space="preserve">This point remains open for team </w:t>
-      </w:r>
-      <w:proofErr w:type="gramStart"/>
-      <w:r>
-        <w:rPr>
-          <w:rFonts w:ascii="Times New Roman" w:hAnsi="Times New Roman"/>
-        </w:rPr>
-        <w:t>decision</w:t>
-      </w:r>
-      <w:proofErr w:type="gramEnd"/>
-      <w:r>
-        <w:rPr>
-          <w:rFonts w:ascii="Times New Roman" w:hAnsi="Times New Roman"/>
-        </w:rPr>
-        <w:t>.</w:t>
-      </w:r>
-    </w:p>
-    <w:p>
-      <w:pPr>
-        <w:pStyle w:val="3"/>
-        <w:widowControl/>
-        <w:rPr>
-          <w:rFonts w:ascii="Times New Roman" w:hAnsi="Times New Roman" w:hint="default"/>
-        </w:rPr>
-      </w:pPr>
-      <w:r>
-        <w:rPr>
-          <w:rFonts w:ascii="Times New Roman" w:hAnsi="Times New Roman" w:hint="default"/>
-        </w:rPr>
-        <w:t>Option B: Limited AI Concurrency</w:t>
-      </w:r>
-    </w:p>
-    <w:p>
-      <w:pPr>
-        <w:pStyle w:val="Web"/>
-        <w:widowControl/>
-        <w:rPr>
-          <w:rFonts w:ascii="Times New Roman" w:hAnsi="Times New Roman"/>
-        </w:rPr>
-      </w:pPr>
-      <w:r>
-        <w:rPr>
-          <w:rFonts w:ascii="Times New Roman" w:hAnsi="Times New Roman"/>
-        </w:rPr>
-        <w:t>Target:</w:t>
-      </w:r>
-    </w:p>
-    <w:p>
-      <w:pPr>
-        <w:widowControl/>
-        <w:numPr>
-          <w:ilvl w:val="0"/>
-          <w:numId w:val="17"/>
-        </w:numPr>
-        <w:spacing w:beforeAutospacing="1" w:afterAutospacing="1"/>
-        <w:rPr>
-          <w:rFonts w:ascii="Times New Roman" w:hAnsi="Times New Roman" w:cs="Times New Roman"/>
-        </w:rPr>
-      </w:pPr>
-      <w:r>
-        <w:rPr>
-          <w:rFonts w:ascii="Times New Roman" w:hAnsi="Times New Roman" w:cs="Times New Roman"/>
-        </w:rPr>
-        <w:t>Around 1–2 AI requests may be processed at the same time.</w:t>
-      </w:r>
-    </w:p>
-    <w:p>
-      <w:pPr>
-        <w:widowControl/>
-        <w:numPr>
-          <w:ilvl w:val="0"/>
-          <w:numId w:val="17"/>
-        </w:numPr>
-        <w:spacing w:beforeAutospacing="1" w:afterAutospacing="1"/>
-        <w:rPr>
-          <w:rFonts w:ascii="Times New Roman" w:hAnsi="Times New Roman" w:cs="Times New Roman"/>
-        </w:rPr>
-      </w:pPr>
-      <w:r>
-        <w:rPr>
-          <w:rFonts w:ascii="Times New Roman" w:hAnsi="Times New Roman" w:cs="Times New Roman"/>
-        </w:rPr>
-        <w:t>Additional requests wait in a queue.</w:t>
-      </w:r>
-    </w:p>
-    <w:p>
-      <w:pPr>
-        <w:widowControl/>
-        <w:numPr>
-          <w:ilvl w:val="0"/>
-          <w:numId w:val="17"/>
-        </w:numPr>
-        <w:spacing w:beforeAutospacing="1" w:afterAutospacing="1"/>
-        <w:rPr>
-          <w:rFonts w:ascii="Times New Roman" w:hAnsi="Times New Roman" w:cs="Times New Roman"/>
-        </w:rPr>
-      </w:pPr>
-      <w:r>
-        <w:rPr>
-          <w:rFonts w:ascii="Times New Roman" w:hAnsi="Times New Roman" w:cs="Times New Roman"/>
-        </w:rPr>
-        <w:t>The exact number may depend on available hardware.</w:t>
-      </w:r>
-    </w:p>
-    <w:p>
-      <w:pPr>
-        <w:widowControl/>
-        <w:numPr>
-          <w:ilvl w:val="0"/>
-          <w:numId w:val="17"/>
-        </w:numPr>
-        <w:spacing w:beforeAutospacing="1" w:afterAutospacing="1"/>
-        <w:rPr>
-          <w:rFonts w:ascii="Times New Roman" w:hAnsi="Times New Roman" w:cs="Times New Roman"/>
-        </w:rPr>
-      </w:pPr>
-      <w:r>
-        <w:rPr>
-          <w:rFonts w:ascii="Times New Roman" w:hAnsi="Times New Roman" w:cs="Times New Roman"/>
-        </w:rPr>
-        <w:t>Everything must stay in the queue</w:t>
-      </w:r>
-    </w:p>
-    <w:p>
-      <w:pPr>
-        <w:pStyle w:val="4"/>
-        <w:widowControl/>
-        <w:rPr>
-          <w:rFonts w:ascii="Times New Roman" w:hAnsi="Times New Roman" w:hint="default"/>
-        </w:rPr>
-      </w:pPr>
-      <w:r>
-        <w:rPr>
-          <w:rFonts w:ascii="Times New Roman" w:hAnsi="Times New Roman" w:hint="default"/>
-        </w:rPr>
-        <w:t>Why this option may fit</w:t>
-      </w:r>
-    </w:p>
-    <w:p>
-      <w:pPr>
-        <w:pStyle w:val="Web"/>
-        <w:widowControl/>
-        <w:ind w:firstLine="420"/>
-        <w:rPr>
-          <w:rFonts w:ascii="Times New Roman" w:hAnsi="Times New Roman"/>
-        </w:rPr>
-      </w:pPr>
-      <w:r>
-        <w:rPr>
-          <w:rFonts w:ascii="Times New Roman" w:hAnsi="Times New Roman"/>
-        </w:rPr>
-        <w:t xml:space="preserve">This option is more realistic for a small Agile team and provides </w:t>
-      </w:r>
-      <w:proofErr w:type="gramStart"/>
-      <w:r>
-        <w:rPr>
-          <w:rFonts w:ascii="Times New Roman" w:hAnsi="Times New Roman"/>
-        </w:rPr>
-        <w:t>a better</w:t>
-      </w:r>
-      <w:proofErr w:type="gramEnd"/>
-      <w:r>
-        <w:rPr>
-          <w:rFonts w:ascii="Times New Roman" w:hAnsi="Times New Roman"/>
-        </w:rPr>
-        <w:t xml:space="preserve"> long-term direction than strict single-request processing.</w:t>
-      </w:r>
-    </w:p>
-    <w:p>
-      <w:pPr>
-        <w:pStyle w:val="4"/>
-        <w:widowControl/>
-        <w:rPr>
-          <w:rFonts w:ascii="Times New Roman" w:hAnsi="Times New Roman" w:hint="default"/>
-        </w:rPr>
-      </w:pPr>
-      <w:r>
-        <w:rPr>
-          <w:rFonts w:ascii="Times New Roman" w:hAnsi="Times New Roman" w:hint="default"/>
-        </w:rPr>
-        <w:t>Advantages</w:t>
-      </w:r>
-    </w:p>
-    <w:p>
-      <w:pPr>
-        <w:widowControl/>
-        <w:numPr>
-          <w:ilvl w:val="0"/>
-          <w:numId w:val="18"/>
-        </w:numPr>
-        <w:spacing w:beforeAutospacing="1" w:afterAutospacing="1"/>
-        <w:rPr>
-          <w:rFonts w:ascii="Times New Roman" w:hAnsi="Times New Roman" w:cs="Times New Roman"/>
-        </w:rPr>
-      </w:pPr>
-      <w:r>
-        <w:rPr>
-          <w:rFonts w:ascii="Times New Roman" w:hAnsi="Times New Roman" w:cs="Times New Roman"/>
-        </w:rPr>
-        <w:t>Better user experience than Option A</w:t>
-      </w:r>
-    </w:p>
-    <w:p>
-      <w:pPr>
-        <w:widowControl/>
-        <w:numPr>
-          <w:ilvl w:val="0"/>
-          <w:numId w:val="18"/>
-        </w:numPr>
-        <w:spacing w:beforeAutospacing="1" w:afterAutospacing="1"/>
-        <w:rPr>
-          <w:rFonts w:ascii="Times New Roman" w:hAnsi="Times New Roman" w:cs="Times New Roman"/>
-        </w:rPr>
-      </w:pPr>
-      <w:r>
-        <w:rPr>
-          <w:rFonts w:ascii="Times New Roman" w:hAnsi="Times New Roman" w:cs="Times New Roman"/>
-        </w:rPr>
-        <w:t>Still protects the centralized AI runtime</w:t>
-      </w:r>
-    </w:p>
-    <w:p>
-      <w:pPr>
-        <w:widowControl/>
-        <w:numPr>
-          <w:ilvl w:val="0"/>
-          <w:numId w:val="18"/>
-        </w:numPr>
-        <w:spacing w:beforeAutospacing="1" w:afterAutospacing="1"/>
-        <w:rPr>
-          <w:rFonts w:ascii="Times New Roman" w:hAnsi="Times New Roman" w:cs="Times New Roman"/>
-        </w:rPr>
-      </w:pPr>
-      <w:r>
-        <w:rPr>
-          <w:rFonts w:ascii="Times New Roman" w:hAnsi="Times New Roman" w:cs="Times New Roman"/>
-        </w:rPr>
-        <w:t>More realistic for multi-user usage</w:t>
-      </w:r>
-    </w:p>
-    <w:p>
-      <w:pPr>
-        <w:widowControl/>
-        <w:numPr>
-          <w:ilvl w:val="0"/>
-          <w:numId w:val="18"/>
-        </w:numPr>
-        <w:spacing w:beforeAutospacing="1" w:afterAutospacing="1"/>
-        <w:rPr>
-          <w:rFonts w:ascii="Times New Roman" w:hAnsi="Times New Roman" w:cs="Times New Roman"/>
-        </w:rPr>
-      </w:pPr>
-      <w:r>
-        <w:rPr>
-          <w:rFonts w:ascii="Times New Roman" w:hAnsi="Times New Roman" w:cs="Times New Roman"/>
-        </w:rPr>
-        <w:t>Can be tuned based on hardware capacity</w:t>
-      </w:r>
-    </w:p>
-    <w:p>
-      <w:pPr>
-        <w:widowControl/>
-        <w:numPr>
-          <w:ilvl w:val="0"/>
-          <w:numId w:val="18"/>
-        </w:numPr>
-        <w:spacing w:beforeAutospacing="1" w:afterAutospacing="1"/>
-        <w:rPr>
-          <w:rFonts w:ascii="Times New Roman" w:hAnsi="Times New Roman" w:cs="Times New Roman"/>
-        </w:rPr>
-      </w:pPr>
-      <w:r>
-        <w:rPr>
-          <w:rFonts w:ascii="Times New Roman" w:hAnsi="Times New Roman" w:cs="Times New Roman"/>
-        </w:rPr>
-        <w:t>Better long-term scalability direction</w:t>
-      </w:r>
-    </w:p>
-    <w:p>
-      <w:pPr>
-        <w:pStyle w:val="4"/>
-        <w:widowControl/>
-        <w:rPr>
-          <w:rFonts w:ascii="Times New Roman" w:hAnsi="Times New Roman" w:hint="default"/>
-        </w:rPr>
-      </w:pPr>
-      <w:r>
-        <w:rPr>
-          <w:rFonts w:ascii="Times New Roman" w:hAnsi="Times New Roman" w:hint="default"/>
-        </w:rPr>
-        <w:t>Disadvantages</w:t>
-      </w:r>
-    </w:p>
-    <w:p>
-      <w:pPr>
-        <w:widowControl/>
-        <w:numPr>
-          <w:ilvl w:val="0"/>
-          <w:numId w:val="19"/>
-        </w:numPr>
-        <w:spacing w:beforeAutospacing="1" w:afterAutospacing="1"/>
-        <w:rPr>
-          <w:rFonts w:ascii="Times New Roman" w:hAnsi="Times New Roman" w:cs="Times New Roman"/>
-        </w:rPr>
-      </w:pPr>
-      <w:r>
-        <w:rPr>
-          <w:rFonts w:ascii="Times New Roman" w:hAnsi="Times New Roman" w:cs="Times New Roman"/>
-        </w:rPr>
-        <w:t>Requires active AI job tracking</w:t>
-      </w:r>
-    </w:p>
-    <w:p>
-      <w:pPr>
-        <w:widowControl/>
-        <w:numPr>
-          <w:ilvl w:val="0"/>
-          <w:numId w:val="19"/>
-        </w:numPr>
-        <w:spacing w:beforeAutospacing="1" w:afterAutospacing="1"/>
-        <w:rPr>
-          <w:rFonts w:ascii="Times New Roman" w:hAnsi="Times New Roman" w:cs="Times New Roman"/>
-        </w:rPr>
-      </w:pPr>
-      <w:r>
-        <w:rPr>
-          <w:rFonts w:ascii="Times New Roman" w:hAnsi="Times New Roman" w:cs="Times New Roman"/>
-        </w:rPr>
-        <w:t>Requires queue behavior</w:t>
-      </w:r>
-    </w:p>
-    <w:p>
-      <w:pPr>
-        <w:widowControl/>
-        <w:numPr>
-          <w:ilvl w:val="0"/>
-          <w:numId w:val="19"/>
-        </w:numPr>
-        <w:spacing w:beforeAutospacing="1" w:afterAutospacing="1"/>
-        <w:rPr>
-          <w:rFonts w:ascii="Times New Roman" w:hAnsi="Times New Roman" w:cs="Times New Roman"/>
-        </w:rPr>
-      </w:pPr>
-      <w:r>
-        <w:rPr>
-          <w:rFonts w:ascii="Times New Roman" w:hAnsi="Times New Roman" w:cs="Times New Roman"/>
-        </w:rPr>
-        <w:t>Requires timeout handling</w:t>
-      </w:r>
-    </w:p>
-    <w:p>
-      <w:pPr>
-        <w:widowControl/>
-        <w:numPr>
-          <w:ilvl w:val="0"/>
-          <w:numId w:val="19"/>
-        </w:numPr>
-        <w:spacing w:beforeAutospacing="1" w:afterAutospacing="1"/>
-        <w:rPr>
-          <w:rFonts w:ascii="Times New Roman" w:hAnsi="Times New Roman" w:cs="Times New Roman"/>
-        </w:rPr>
-      </w:pPr>
-      <w:r>
-        <w:rPr>
-          <w:rFonts w:ascii="Times New Roman" w:hAnsi="Times New Roman" w:cs="Times New Roman"/>
-        </w:rPr>
-        <w:t>Depends more on server hardware</w:t>
-      </w:r>
-    </w:p>
-    <w:p>
-      <w:pPr>
-        <w:widowControl/>
-        <w:numPr>
-          <w:ilvl w:val="0"/>
-          <w:numId w:val="19"/>
-        </w:numPr>
-        <w:spacing w:beforeAutospacing="1" w:afterAutospacing="1"/>
-        <w:rPr>
-          <w:rFonts w:ascii="Times New Roman" w:hAnsi="Times New Roman" w:cs="Times New Roman"/>
-        </w:rPr>
-      </w:pPr>
-      <w:r>
-        <w:rPr>
-          <w:rFonts w:ascii="Times New Roman" w:hAnsi="Times New Roman" w:cs="Times New Roman"/>
-        </w:rPr>
-        <w:t>More complex than single-request processing</w:t>
-      </w:r>
-    </w:p>
-    <w:p>
-      <w:pPr>
-        <w:widowControl/>
-        <w:rPr>
-          <w:rFonts w:ascii="Times New Roman" w:hAnsi="Times New Roman" w:cs="Times New Roman"/>
-        </w:rPr>
-      </w:pPr>
-    </w:p>
-    <w:p>
-      <w:pPr>
-        <w:pStyle w:val="3"/>
-        <w:widowControl/>
-        <w:rPr>
-          <w:rFonts w:ascii="Times New Roman" w:hAnsi="Times New Roman" w:hint="default"/>
-        </w:rPr>
-      </w:pPr>
-    </w:p>
-    <w:p>
-      <w:pPr>
-        <w:pStyle w:val="3"/>
-        <w:widowControl/>
-        <w:rPr>
-          <w:rFonts w:ascii="Times New Roman" w:hAnsi="Times New Roman" w:hint="default"/>
-        </w:rPr>
-      </w:pPr>
-      <w:r>
-        <w:rPr>
-          <w:rFonts w:ascii="Times New Roman" w:hAnsi="Times New Roman" w:hint="default"/>
-        </w:rPr>
-        <w:t>Not Recommended for MVP: High AI Concurrency</w:t>
-      </w:r>
-    </w:p>
-    <w:p>
-      <w:pPr>
-        <w:pStyle w:val="Web"/>
-        <w:widowControl/>
-        <w:rPr>
-          <w:rFonts w:ascii="Times New Roman" w:hAnsi="Times New Roman"/>
-        </w:rPr>
-      </w:pPr>
-      <w:r>
-        <w:rPr>
-          <w:rFonts w:ascii="Times New Roman" w:hAnsi="Times New Roman"/>
-        </w:rPr>
-        <w:t>High AI concurrency is not recommended for the MVP.</w:t>
-      </w:r>
-    </w:p>
-    <w:p>
-      <w:pPr>
-        <w:pStyle w:val="4"/>
-        <w:widowControl/>
-        <w:rPr>
-          <w:rFonts w:ascii="Times New Roman" w:hAnsi="Times New Roman" w:hint="default"/>
-        </w:rPr>
-      </w:pPr>
-      <w:r>
-        <w:rPr>
-          <w:rFonts w:ascii="Times New Roman" w:hAnsi="Times New Roman" w:hint="default"/>
-        </w:rPr>
-        <w:t>Reason</w:t>
-      </w:r>
-    </w:p>
-    <w:p>
-      <w:pPr>
-        <w:pStyle w:val="Web"/>
-        <w:widowControl/>
-        <w:ind w:firstLine="420"/>
-        <w:rPr>
-          <w:rFonts w:ascii="Times New Roman" w:hAnsi="Times New Roman"/>
-        </w:rPr>
-      </w:pPr>
-      <w:r>
-        <w:rPr>
-          <w:rFonts w:ascii="Times New Roman" w:hAnsi="Times New Roman"/>
-        </w:rPr>
-        <w:lastRenderedPageBreak/>
-        <w:t>The MVP should not assume that many AI requests can be processed simultaneously because the AI runtime may run on limited customer-controlled hardware.</w:t>
-      </w:r>
-    </w:p>
-    <w:p>
-      <w:pPr>
-        <w:pStyle w:val="4"/>
-        <w:widowControl/>
-        <w:rPr>
-          <w:rFonts w:ascii="Times New Roman" w:hAnsi="Times New Roman" w:hint="default"/>
-        </w:rPr>
-      </w:pPr>
-      <w:r>
-        <w:rPr>
-          <w:rFonts w:ascii="Times New Roman" w:hAnsi="Times New Roman" w:hint="default"/>
-        </w:rPr>
-        <w:t>Risks</w:t>
-      </w:r>
-    </w:p>
-    <w:p>
-      <w:pPr>
-        <w:widowControl/>
-        <w:numPr>
-          <w:ilvl w:val="0"/>
-          <w:numId w:val="20"/>
-        </w:numPr>
-        <w:spacing w:beforeAutospacing="1" w:afterAutospacing="1"/>
-        <w:rPr>
-          <w:rFonts w:ascii="Times New Roman" w:hAnsi="Times New Roman" w:cs="Times New Roman"/>
-        </w:rPr>
-      </w:pPr>
-      <w:r>
-        <w:rPr>
-          <w:rFonts w:ascii="Times New Roman" w:hAnsi="Times New Roman" w:cs="Times New Roman"/>
-        </w:rPr>
-        <w:t>AI runtime overload</w:t>
-      </w:r>
-    </w:p>
-    <w:p>
-      <w:pPr>
-        <w:widowControl/>
-        <w:numPr>
-          <w:ilvl w:val="0"/>
-          <w:numId w:val="20"/>
-        </w:numPr>
-        <w:spacing w:beforeAutospacing="1" w:afterAutospacing="1"/>
-        <w:rPr>
-          <w:rFonts w:ascii="Times New Roman" w:hAnsi="Times New Roman" w:cs="Times New Roman"/>
-        </w:rPr>
-      </w:pPr>
-      <w:r>
-        <w:rPr>
-          <w:rFonts w:ascii="Times New Roman" w:hAnsi="Times New Roman" w:cs="Times New Roman"/>
-        </w:rPr>
-        <w:t>long response times</w:t>
-      </w:r>
-    </w:p>
-    <w:p>
-      <w:pPr>
-        <w:widowControl/>
-        <w:numPr>
-          <w:ilvl w:val="0"/>
-          <w:numId w:val="20"/>
-        </w:numPr>
-        <w:spacing w:beforeAutospacing="1" w:afterAutospacing="1"/>
-        <w:rPr>
-          <w:rFonts w:ascii="Times New Roman" w:hAnsi="Times New Roman" w:cs="Times New Roman"/>
-        </w:rPr>
-      </w:pPr>
-      <w:r>
-        <w:rPr>
-          <w:rFonts w:ascii="Times New Roman" w:hAnsi="Times New Roman" w:cs="Times New Roman"/>
-        </w:rPr>
-        <w:t>unstable user experience</w:t>
-      </w:r>
-    </w:p>
-    <w:p>
-      <w:pPr>
-        <w:widowControl/>
-        <w:numPr>
-          <w:ilvl w:val="0"/>
-          <w:numId w:val="20"/>
-        </w:numPr>
-        <w:spacing w:beforeAutospacing="1" w:afterAutospacing="1"/>
-        <w:rPr>
-          <w:rFonts w:ascii="Times New Roman" w:hAnsi="Times New Roman" w:cs="Times New Roman"/>
-        </w:rPr>
-      </w:pPr>
-      <w:r>
-        <w:rPr>
-          <w:rFonts w:ascii="Times New Roman" w:hAnsi="Times New Roman" w:cs="Times New Roman"/>
-        </w:rPr>
-        <w:t>more complex scheduling</w:t>
-      </w:r>
-    </w:p>
-    <w:p>
-      <w:pPr>
-        <w:widowControl/>
-        <w:numPr>
-          <w:ilvl w:val="0"/>
-          <w:numId w:val="20"/>
-        </w:numPr>
-        <w:spacing w:beforeAutospacing="1" w:afterAutospacing="1"/>
-        <w:rPr>
-          <w:rFonts w:ascii="Times New Roman" w:hAnsi="Times New Roman" w:cs="Times New Roman"/>
-        </w:rPr>
-      </w:pPr>
-      <w:r>
-        <w:rPr>
-          <w:rFonts w:ascii="Times New Roman" w:hAnsi="Times New Roman" w:cs="Times New Roman"/>
-        </w:rPr>
-        <w:t>more complex failure handling</w:t>
-      </w:r>
-    </w:p>
-    <w:p>
-      <w:pPr>
-        <w:widowControl/>
-        <w:numPr>
-          <w:ilvl w:val="0"/>
-          <w:numId w:val="20"/>
-        </w:numPr>
-        <w:spacing w:beforeAutospacing="1" w:afterAutospacing="1"/>
-        <w:rPr>
-          <w:rFonts w:ascii="Times New Roman" w:hAnsi="Times New Roman" w:cs="Times New Roman"/>
-        </w:rPr>
-      </w:pPr>
-      <w:r>
-        <w:rPr>
-          <w:rFonts w:ascii="Times New Roman" w:hAnsi="Times New Roman" w:cs="Times New Roman"/>
-        </w:rPr>
-        <w:t>stronger infrastructure requirements</w:t>
-      </w:r>
-    </w:p>
-    <w:p>
-      <w:pPr>
-        <w:rPr>
-          <w:rFonts w:ascii="Times New Roman" w:hAnsi="Times New Roman" w:cs="Times New Roman"/>
-        </w:rPr>
-      </w:pPr>
-    </w:p>
-    <w:p>
-      <w:pPr>
-        <w:rPr>
-          <w:rFonts w:ascii="Times New Roman" w:hAnsi="Times New Roman" w:cs="Times New Roman"/>
-        </w:rPr>
-      </w:pPr>
-    </w:p>
-    <w:p>
-      <w:pPr>
-        <w:rPr>
-          <w:rFonts w:ascii="Times New Roman" w:hAnsi="Times New Roman" w:cs="Times New Roman"/>
-          <w:b/>
-          <w:bCs/>
-        </w:rPr>
-      </w:pPr>
-      <w:r>
-        <w:rPr>
-          <w:rFonts w:ascii="Times New Roman" w:hAnsi="Times New Roman" w:cs="Times New Roman"/>
-          <w:b/>
-          <w:bCs/>
-        </w:rPr>
-        <w:t>Final Decision:</w:t>
-      </w:r>
-    </w:p>
-    <w:p>
-      <w:pPr>
-        <w:rPr>
-          <w:rFonts w:ascii="Times New Roman" w:hAnsi="Times New Roman" w:cs="Times New Roman"/>
-          <w:b/>
-          <w:bCs/>
-        </w:rPr>
-        <w:sectPr>
-          <w:pgSz w:w="11906" w:h="16838"/>
-          <w:pgMar w:top="1440" w:right="1800" w:bottom="1440" w:left="1800" w:header="851" w:footer="992" w:gutter="0"/>
-          <w:cols w:space="425"/>
-          <w:docGrid w:type="lines" w:linePitch="312"/>
-        </w:sectPr>
-      </w:pPr>
-      <w:r>
-        <w:rPr>
-          <w:rFonts w:ascii="Times New Roman" w:hAnsi="Times New Roman" w:cs="Times New Roman"/>
-        </w:rPr>
-        <w:t>The AI runtime processes a configurable number of concurrent AI jobs. Additional requests are placed in a queue and processed asynchronously. The concurrency limit is deployment-specific and depends on the available hardware resources</w:t>
-      </w:r>
-      <w:r>
-        <w:rPr>
-          <w:rFonts w:ascii="Times New Roman" w:hAnsi="Times New Roman" w:cs="Times New Roman"/>
-          <w:b/>
-          <w:bCs/>
-        </w:rPr>
-        <w:t>.</w:t>
-      </w:r>
-      <w:r>
-        <w:rPr>
-          <w:rFonts w:ascii="Times New Roman" w:hAnsi="Times New Roman" w:cs="Times New Roman"/>
-          <w:b/>
-          <w:bCs/>
-        </w:rPr>
-        <w:t xml:space="preserve"> </w:t>
-      </w:r>
-      <w:r>
-        <w:rPr>
-          <w:rFonts w:ascii="Times New Roman" w:hAnsi="Times New Roman" w:cs="Times New Roman"/>
-        </w:rPr>
-        <w:t xml:space="preserve">AI runtime will </w:t>
-      </w:r>
-      <w:proofErr w:type="gramStart"/>
-      <w:r>
-        <w:rPr>
-          <w:rFonts w:ascii="Times New Roman" w:hAnsi="Times New Roman" w:cs="Times New Roman"/>
-        </w:rPr>
-        <w:t>use</w:t>
-      </w:r>
-      <w:proofErr w:type="gramEnd"/>
-      <w:r>
-        <w:rPr>
-          <w:rFonts w:ascii="Times New Roman" w:hAnsi="Times New Roman" w:cs="Times New Roman"/>
-        </w:rPr>
-        <w:t xml:space="preserve"> 2 workers.</w:t>
-      </w:r>
-      <w:r>
-        <w:rPr>
-          <w:rFonts w:ascii="Times New Roman" w:hAnsi="Times New Roman" w:cs="Times New Roman"/>
-          <w:b/>
-          <w:bCs/>
-        </w:rPr>
-        <w:br/>
-      </w:r>
-    </w:p>
-    <w:p>
-      <w:pPr>
-        <w:pStyle w:val="2"/>
-        <w:widowControl/>
-        <w:rPr>
-          <w:rFonts w:ascii="Times New Roman" w:hAnsi="Times New Roman" w:hint="default"/>
-        </w:rPr>
-      </w:pPr>
-      <w:r>
-        <w:rPr>
-          <w:rFonts w:ascii="Times New Roman" w:hAnsi="Times New Roman" w:hint="default"/>
-        </w:rPr>
-        <w:lastRenderedPageBreak/>
-        <w:t>Scalability Dimension 4: Project and Repository Scope</w:t>
-      </w:r>
-    </w:p>
-    <w:p>
-      <w:pPr>
-        <w:pStyle w:val="3"/>
-        <w:widowControl/>
-        <w:rPr>
-          <w:rFonts w:ascii="Times New Roman" w:hAnsi="Times New Roman" w:hint="default"/>
-        </w:rPr>
-      </w:pPr>
-      <w:r>
-        <w:rPr>
-          <w:rFonts w:ascii="Times New Roman" w:hAnsi="Times New Roman" w:hint="default"/>
-        </w:rPr>
-        <w:t>MVP Baseline: Single Project + Single GitHub Repository</w:t>
-      </w:r>
-    </w:p>
-    <w:p>
-      <w:pPr>
-        <w:pStyle w:val="Web"/>
-        <w:widowControl/>
-        <w:rPr>
-          <w:rFonts w:ascii="Times New Roman" w:hAnsi="Times New Roman"/>
-        </w:rPr>
-      </w:pPr>
-      <w:r>
-        <w:rPr>
-          <w:rFonts w:ascii="Times New Roman" w:hAnsi="Times New Roman"/>
-        </w:rPr>
-        <w:t>Target:</w:t>
-      </w:r>
-    </w:p>
-    <w:p>
-      <w:pPr>
-        <w:widowControl/>
-        <w:numPr>
-          <w:ilvl w:val="0"/>
-          <w:numId w:val="21"/>
-        </w:numPr>
-        <w:spacing w:beforeAutospacing="1" w:afterAutospacing="1"/>
-        <w:rPr>
-          <w:rFonts w:ascii="Times New Roman" w:hAnsi="Times New Roman" w:cs="Times New Roman"/>
-        </w:rPr>
-      </w:pPr>
-      <w:r>
-        <w:rPr>
-          <w:rFonts w:ascii="Times New Roman" w:hAnsi="Times New Roman" w:cs="Times New Roman"/>
-        </w:rPr>
-        <w:t>1 active project</w:t>
-      </w:r>
-    </w:p>
-    <w:p>
-      <w:pPr>
-        <w:widowControl/>
-        <w:numPr>
-          <w:ilvl w:val="0"/>
-          <w:numId w:val="21"/>
-        </w:numPr>
-        <w:spacing w:beforeAutospacing="1" w:afterAutospacing="1"/>
-        <w:rPr>
-          <w:rFonts w:ascii="Times New Roman" w:hAnsi="Times New Roman" w:cs="Times New Roman"/>
-        </w:rPr>
-      </w:pPr>
-      <w:r>
-        <w:rPr>
-          <w:rFonts w:ascii="Times New Roman" w:hAnsi="Times New Roman" w:cs="Times New Roman"/>
-        </w:rPr>
-        <w:t>1 linked GitHub repository</w:t>
-      </w:r>
-    </w:p>
-    <w:p>
-      <w:pPr>
-        <w:pStyle w:val="4"/>
-        <w:widowControl/>
-        <w:rPr>
-          <w:rFonts w:ascii="Times New Roman" w:hAnsi="Times New Roman" w:hint="default"/>
-        </w:rPr>
-      </w:pPr>
-      <w:r>
-        <w:rPr>
-          <w:rFonts w:ascii="Times New Roman" w:hAnsi="Times New Roman" w:hint="default"/>
-        </w:rPr>
-        <w:t xml:space="preserve">Why </w:t>
-      </w:r>
-      <w:proofErr w:type="gramStart"/>
-      <w:r>
-        <w:rPr>
-          <w:rFonts w:ascii="Times New Roman" w:hAnsi="Times New Roman" w:hint="default"/>
-        </w:rPr>
-        <w:t>this</w:t>
-      </w:r>
-      <w:proofErr w:type="gramEnd"/>
-      <w:r>
-        <w:rPr>
-          <w:rFonts w:ascii="Times New Roman" w:hAnsi="Times New Roman" w:hint="default"/>
-        </w:rPr>
-        <w:t xml:space="preserve"> option </w:t>
-      </w:r>
-      <w:proofErr w:type="gramStart"/>
-      <w:r>
-        <w:rPr>
-          <w:rFonts w:ascii="Times New Roman" w:hAnsi="Times New Roman" w:hint="default"/>
-        </w:rPr>
-        <w:t>fits</w:t>
-      </w:r>
-      <w:proofErr w:type="gramEnd"/>
-      <w:r>
-        <w:rPr>
-          <w:rFonts w:ascii="Times New Roman" w:hAnsi="Times New Roman" w:hint="default"/>
-        </w:rPr>
-        <w:t xml:space="preserve"> the MVP</w:t>
-      </w:r>
-    </w:p>
-    <w:p>
-      <w:pPr>
-        <w:pStyle w:val="Web"/>
-        <w:widowControl/>
-        <w:rPr>
-          <w:rFonts w:ascii="Times New Roman" w:hAnsi="Times New Roman"/>
-        </w:rPr>
-      </w:pPr>
-      <w:r>
-        <w:rPr>
-          <w:rFonts w:ascii="Times New Roman" w:hAnsi="Times New Roman"/>
-        </w:rPr>
-        <w:t>This is the simplest scope for proving GitHub-centered workflow coordination.</w:t>
-      </w:r>
-    </w:p>
-    <w:p>
-      <w:pPr>
-        <w:pStyle w:val="4"/>
-        <w:widowControl/>
-        <w:rPr>
-          <w:rFonts w:ascii="Times New Roman" w:hAnsi="Times New Roman" w:hint="default"/>
-        </w:rPr>
-      </w:pPr>
-      <w:r>
-        <w:rPr>
-          <w:rFonts w:ascii="Times New Roman" w:hAnsi="Times New Roman" w:hint="default"/>
-        </w:rPr>
-        <w:t>Advantages</w:t>
-      </w:r>
-    </w:p>
-    <w:p>
-      <w:pPr>
-        <w:widowControl/>
-        <w:numPr>
-          <w:ilvl w:val="0"/>
-          <w:numId w:val="22"/>
-        </w:numPr>
-        <w:spacing w:beforeAutospacing="1" w:afterAutospacing="1"/>
-        <w:rPr>
-          <w:rFonts w:ascii="Times New Roman" w:hAnsi="Times New Roman" w:cs="Times New Roman"/>
-        </w:rPr>
-      </w:pPr>
-      <w:r>
-        <w:rPr>
-          <w:rFonts w:ascii="Times New Roman" w:hAnsi="Times New Roman" w:cs="Times New Roman"/>
-        </w:rPr>
-        <w:t>Best for MVP</w:t>
-      </w:r>
-    </w:p>
-    <w:p>
-      <w:pPr>
-        <w:widowControl/>
-        <w:numPr>
-          <w:ilvl w:val="0"/>
-          <w:numId w:val="22"/>
-        </w:numPr>
-        <w:spacing w:beforeAutospacing="1" w:afterAutospacing="1"/>
-        <w:rPr>
-          <w:rFonts w:ascii="Times New Roman" w:hAnsi="Times New Roman" w:cs="Times New Roman"/>
-        </w:rPr>
-      </w:pPr>
-      <w:r>
-        <w:rPr>
-          <w:rFonts w:ascii="Times New Roman" w:hAnsi="Times New Roman" w:cs="Times New Roman"/>
-        </w:rPr>
-        <w:t>Simple GitHub webhook configuration</w:t>
-      </w:r>
-    </w:p>
-    <w:p>
-      <w:pPr>
-        <w:widowControl/>
-        <w:numPr>
-          <w:ilvl w:val="0"/>
-          <w:numId w:val="22"/>
-        </w:numPr>
-        <w:spacing w:beforeAutospacing="1" w:afterAutospacing="1"/>
-        <w:rPr>
-          <w:rFonts w:ascii="Times New Roman" w:hAnsi="Times New Roman" w:cs="Times New Roman"/>
-        </w:rPr>
-      </w:pPr>
-      <w:r>
-        <w:rPr>
-          <w:rFonts w:ascii="Times New Roman" w:hAnsi="Times New Roman" w:cs="Times New Roman"/>
-        </w:rPr>
-        <w:t>Simpler task-to-commit / pull request linking</w:t>
-      </w:r>
-    </w:p>
-    <w:p>
-      <w:pPr>
-        <w:widowControl/>
-        <w:numPr>
-          <w:ilvl w:val="0"/>
-          <w:numId w:val="22"/>
-        </w:numPr>
-        <w:spacing w:beforeAutospacing="1" w:afterAutospacing="1"/>
-        <w:rPr>
-          <w:rFonts w:ascii="Times New Roman" w:hAnsi="Times New Roman" w:cs="Times New Roman"/>
-        </w:rPr>
-      </w:pPr>
-      <w:r>
-        <w:rPr>
-          <w:rFonts w:ascii="Times New Roman" w:hAnsi="Times New Roman" w:cs="Times New Roman"/>
-        </w:rPr>
-        <w:t>Simpler reporting</w:t>
-      </w:r>
-    </w:p>
-    <w:p>
-      <w:pPr>
-        <w:widowControl/>
-        <w:numPr>
-          <w:ilvl w:val="0"/>
-          <w:numId w:val="22"/>
-        </w:numPr>
-        <w:spacing w:beforeAutospacing="1" w:afterAutospacing="1"/>
-        <w:rPr>
-          <w:rFonts w:ascii="Times New Roman" w:hAnsi="Times New Roman" w:cs="Times New Roman"/>
-        </w:rPr>
-      </w:pPr>
-      <w:r>
-        <w:rPr>
-          <w:rFonts w:ascii="Times New Roman" w:hAnsi="Times New Roman" w:cs="Times New Roman"/>
-        </w:rPr>
-        <w:t>Simpler permissions</w:t>
-      </w:r>
-    </w:p>
-    <w:p>
-      <w:pPr>
-        <w:widowControl/>
-        <w:numPr>
-          <w:ilvl w:val="0"/>
-          <w:numId w:val="22"/>
-        </w:numPr>
-        <w:spacing w:beforeAutospacing="1" w:afterAutospacing="1"/>
-        <w:rPr>
-          <w:rFonts w:ascii="Times New Roman" w:hAnsi="Times New Roman" w:cs="Times New Roman"/>
-        </w:rPr>
-      </w:pPr>
-      <w:r>
-        <w:rPr>
-          <w:rFonts w:ascii="Times New Roman" w:hAnsi="Times New Roman" w:cs="Times New Roman"/>
-        </w:rPr>
-        <w:t>Easier demonstration</w:t>
-      </w:r>
-    </w:p>
-    <w:p>
-      <w:pPr>
-        <w:widowControl/>
-        <w:numPr>
-          <w:ilvl w:val="0"/>
-          <w:numId w:val="22"/>
-        </w:numPr>
-        <w:spacing w:beforeAutospacing="1" w:afterAutospacing="1"/>
-        <w:rPr>
-          <w:rFonts w:ascii="Times New Roman" w:hAnsi="Times New Roman" w:cs="Times New Roman"/>
-        </w:rPr>
-      </w:pPr>
-      <w:r>
-        <w:rPr>
-          <w:rFonts w:ascii="Times New Roman" w:hAnsi="Times New Roman" w:cs="Times New Roman"/>
-        </w:rPr>
-        <w:t>Easier debugging</w:t>
-      </w:r>
-    </w:p>
-    <w:p>
-      <w:pPr>
-        <w:pStyle w:val="4"/>
-        <w:widowControl/>
-        <w:rPr>
-          <w:rFonts w:ascii="Times New Roman" w:hAnsi="Times New Roman" w:hint="default"/>
-        </w:rPr>
-      </w:pPr>
-      <w:r>
-        <w:rPr>
-          <w:rFonts w:ascii="Times New Roman" w:hAnsi="Times New Roman" w:hint="default"/>
-        </w:rPr>
-        <w:t>Disadvantages</w:t>
-      </w:r>
-    </w:p>
-    <w:p>
-      <w:pPr>
-        <w:widowControl/>
-        <w:numPr>
-          <w:ilvl w:val="0"/>
-          <w:numId w:val="23"/>
-        </w:numPr>
-        <w:spacing w:beforeAutospacing="1" w:afterAutospacing="1"/>
-        <w:rPr>
-          <w:rFonts w:ascii="Times New Roman" w:hAnsi="Times New Roman" w:cs="Times New Roman"/>
-        </w:rPr>
-      </w:pPr>
-      <w:r>
-        <w:rPr>
-          <w:rFonts w:ascii="Times New Roman" w:hAnsi="Times New Roman" w:cs="Times New Roman"/>
-        </w:rPr>
-        <w:t>Less flexible for teams with separate frontend/backend repositories</w:t>
-      </w:r>
-    </w:p>
-    <w:p>
-      <w:pPr>
-        <w:widowControl/>
-        <w:numPr>
-          <w:ilvl w:val="0"/>
-          <w:numId w:val="23"/>
-        </w:numPr>
-        <w:spacing w:beforeAutospacing="1" w:afterAutospacing="1"/>
-        <w:rPr>
-          <w:rFonts w:ascii="Times New Roman" w:hAnsi="Times New Roman" w:cs="Times New Roman"/>
-        </w:rPr>
-      </w:pPr>
-      <w:r>
-        <w:rPr>
-          <w:rFonts w:ascii="Times New Roman" w:hAnsi="Times New Roman" w:cs="Times New Roman"/>
-        </w:rPr>
-        <w:t>Does not fully represent multi-repository software teams</w:t>
-      </w:r>
-    </w:p>
-    <w:p>
-      <w:pPr>
-        <w:widowControl/>
-        <w:numPr>
-          <w:ilvl w:val="0"/>
-          <w:numId w:val="23"/>
-        </w:numPr>
-        <w:spacing w:beforeAutospacing="1" w:afterAutospacing="1"/>
-        <w:rPr>
-          <w:rFonts w:ascii="Times New Roman" w:hAnsi="Times New Roman" w:cs="Times New Roman"/>
-        </w:rPr>
-      </w:pPr>
-      <w:r>
-        <w:rPr>
-          <w:rFonts w:ascii="Times New Roman" w:hAnsi="Times New Roman" w:cs="Times New Roman"/>
-        </w:rPr>
-        <w:t>May require extension later</w:t>
-      </w:r>
-    </w:p>
-    <w:p>
-      <w:pPr>
-        <w:widowControl/>
-        <w:rPr>
-          <w:rFonts w:ascii="Times New Roman" w:hAnsi="Times New Roman" w:cs="Times New Roman"/>
-        </w:rPr>
-      </w:pPr>
-    </w:p>
-    <w:p>
-      <w:pPr>
-        <w:widowControl/>
-        <w:rPr>
-          <w:rFonts w:ascii="Times New Roman" w:hAnsi="Times New Roman" w:cs="Times New Roman"/>
-        </w:rPr>
-      </w:pPr>
-    </w:p>
-    <w:p>
-      <w:pPr>
-        <w:widowControl/>
-        <w:rPr>
-          <w:rFonts w:ascii="Times New Roman" w:hAnsi="Times New Roman" w:cs="Times New Roman"/>
-        </w:rPr>
-      </w:pPr>
-    </w:p>
-    <w:p>
-      <w:pPr>
-        <w:widowControl/>
-        <w:rPr>
-          <w:rFonts w:ascii="Times New Roman" w:hAnsi="Times New Roman" w:cs="Times New Roman"/>
-        </w:rPr>
-      </w:pPr>
-    </w:p>
-    <w:p>
-      <w:pPr>
-        <w:pStyle w:val="3"/>
-        <w:widowControl/>
-        <w:rPr>
-          <w:rFonts w:ascii="Times New Roman" w:hAnsi="Times New Roman" w:hint="default"/>
-        </w:rPr>
-      </w:pPr>
-      <w:r>
-        <w:rPr>
-          <w:rFonts w:ascii="Times New Roman" w:hAnsi="Times New Roman" w:hint="default"/>
-        </w:rPr>
-        <w:t>Future</w:t>
-      </w:r>
-      <w:r>
-        <w:rPr>
-          <w:rFonts w:ascii="Times New Roman" w:hAnsi="Times New Roman" w:hint="default"/>
-        </w:rPr>
-        <w:t xml:space="preserve"> Enhancement: Single Project + Multiple GitHub Repositories</w:t>
-      </w:r>
-    </w:p>
-    <w:p>
-      <w:pPr>
-        <w:pStyle w:val="Web"/>
-        <w:widowControl/>
-        <w:rPr>
-          <w:rFonts w:ascii="Times New Roman" w:hAnsi="Times New Roman"/>
-        </w:rPr>
-      </w:pPr>
-      <w:r>
-        <w:rPr>
-          <w:rFonts w:ascii="Times New Roman" w:hAnsi="Times New Roman"/>
-        </w:rPr>
-        <w:t>Target:</w:t>
-      </w:r>
-    </w:p>
-    <w:p>
-      <w:pPr>
-        <w:widowControl/>
-        <w:numPr>
-          <w:ilvl w:val="0"/>
-          <w:numId w:val="24"/>
-        </w:numPr>
-        <w:spacing w:beforeAutospacing="1" w:afterAutospacing="1"/>
-        <w:rPr>
-          <w:rFonts w:ascii="Times New Roman" w:hAnsi="Times New Roman" w:cs="Times New Roman"/>
-        </w:rPr>
-      </w:pPr>
-      <w:r>
-        <w:rPr>
-          <w:rFonts w:ascii="Times New Roman" w:hAnsi="Times New Roman" w:cs="Times New Roman"/>
-        </w:rPr>
-        <w:t>1 active project</w:t>
-      </w:r>
-    </w:p>
-    <w:p>
-      <w:pPr>
-        <w:widowControl/>
-        <w:numPr>
-          <w:ilvl w:val="0"/>
-          <w:numId w:val="24"/>
-        </w:numPr>
-        <w:spacing w:beforeAutospacing="1" w:afterAutospacing="1"/>
-        <w:rPr>
-          <w:rFonts w:ascii="Times New Roman" w:hAnsi="Times New Roman" w:cs="Times New Roman"/>
-        </w:rPr>
-      </w:pPr>
-      <w:r>
-        <w:rPr>
-          <w:rFonts w:ascii="Times New Roman" w:hAnsi="Times New Roman" w:cs="Times New Roman"/>
-        </w:rPr>
-        <w:t>multiple linked GitHub repositories</w:t>
-      </w:r>
-    </w:p>
-    <w:p>
-      <w:pPr>
-        <w:pStyle w:val="4"/>
-        <w:widowControl/>
-        <w:rPr>
-          <w:rFonts w:ascii="Times New Roman" w:hAnsi="Times New Roman" w:hint="default"/>
-        </w:rPr>
-      </w:pPr>
-      <w:r>
-        <w:rPr>
-          <w:rFonts w:ascii="Times New Roman" w:hAnsi="Times New Roman" w:hint="default"/>
-        </w:rPr>
-        <w:t>Why this may be useful later</w:t>
-      </w:r>
-    </w:p>
-    <w:p>
-      <w:pPr>
-        <w:pStyle w:val="Web"/>
-        <w:widowControl/>
-        <w:rPr>
-          <w:rFonts w:ascii="Times New Roman" w:hAnsi="Times New Roman"/>
-        </w:rPr>
-      </w:pPr>
-      <w:r>
-        <w:rPr>
-          <w:rFonts w:ascii="Times New Roman" w:hAnsi="Times New Roman"/>
-        </w:rPr>
-        <w:lastRenderedPageBreak/>
-        <w:t xml:space="preserve">Some </w:t>
-      </w:r>
-      <w:proofErr w:type="gramStart"/>
-      <w:r>
-        <w:rPr>
-          <w:rFonts w:ascii="Times New Roman" w:hAnsi="Times New Roman"/>
-        </w:rPr>
-        <w:t>teams</w:t>
-      </w:r>
-      <w:proofErr w:type="gramEnd"/>
-      <w:r>
-        <w:rPr>
-          <w:rFonts w:ascii="Times New Roman" w:hAnsi="Times New Roman"/>
-        </w:rPr>
-        <w:t xml:space="preserve"> separate frontend, backend, infrastructure, documentation, or testing into different repositories.</w:t>
-      </w:r>
-    </w:p>
-    <w:p>
-      <w:pPr>
-        <w:pStyle w:val="4"/>
-        <w:widowControl/>
-        <w:rPr>
-          <w:rFonts w:ascii="Times New Roman" w:hAnsi="Times New Roman" w:hint="default"/>
-        </w:rPr>
-      </w:pPr>
-      <w:r>
-        <w:rPr>
-          <w:rFonts w:ascii="Times New Roman" w:hAnsi="Times New Roman" w:hint="default"/>
-        </w:rPr>
-        <w:t>Advantages</w:t>
-      </w:r>
-    </w:p>
-    <w:p>
-      <w:pPr>
-        <w:widowControl/>
-        <w:numPr>
-          <w:ilvl w:val="0"/>
-          <w:numId w:val="25"/>
-        </w:numPr>
-        <w:spacing w:beforeAutospacing="1" w:afterAutospacing="1"/>
-        <w:rPr>
-          <w:rFonts w:ascii="Times New Roman" w:hAnsi="Times New Roman" w:cs="Times New Roman"/>
-        </w:rPr>
-      </w:pPr>
-      <w:r>
-        <w:rPr>
-          <w:rFonts w:ascii="Times New Roman" w:hAnsi="Times New Roman" w:cs="Times New Roman"/>
-        </w:rPr>
-        <w:t>More realistic for some software teams</w:t>
-      </w:r>
-    </w:p>
-    <w:p>
-      <w:pPr>
-        <w:widowControl/>
-        <w:numPr>
-          <w:ilvl w:val="0"/>
-          <w:numId w:val="25"/>
-        </w:numPr>
-        <w:spacing w:beforeAutospacing="1" w:afterAutospacing="1"/>
-        <w:rPr>
-          <w:rFonts w:ascii="Times New Roman" w:hAnsi="Times New Roman" w:cs="Times New Roman"/>
-        </w:rPr>
-      </w:pPr>
-      <w:r>
-        <w:rPr>
-          <w:rFonts w:ascii="Times New Roman" w:hAnsi="Times New Roman" w:cs="Times New Roman"/>
-        </w:rPr>
-        <w:t>Supports multi-component projects</w:t>
-      </w:r>
-    </w:p>
-    <w:p>
-      <w:pPr>
-        <w:widowControl/>
-        <w:numPr>
-          <w:ilvl w:val="0"/>
-          <w:numId w:val="25"/>
-        </w:numPr>
-        <w:spacing w:beforeAutospacing="1" w:afterAutospacing="1"/>
-        <w:rPr>
-          <w:rFonts w:ascii="Times New Roman" w:hAnsi="Times New Roman" w:cs="Times New Roman"/>
-        </w:rPr>
-      </w:pPr>
-      <w:r>
-        <w:rPr>
-          <w:rFonts w:ascii="Times New Roman" w:hAnsi="Times New Roman" w:cs="Times New Roman"/>
-        </w:rPr>
-        <w:t>Better future flexibility</w:t>
-      </w:r>
-    </w:p>
-    <w:p>
-      <w:pPr>
-        <w:widowControl/>
-        <w:numPr>
-          <w:ilvl w:val="0"/>
-          <w:numId w:val="25"/>
-        </w:numPr>
-        <w:spacing w:beforeAutospacing="1" w:afterAutospacing="1"/>
-        <w:rPr>
-          <w:rFonts w:ascii="Times New Roman" w:hAnsi="Times New Roman" w:cs="Times New Roman"/>
-        </w:rPr>
-      </w:pPr>
-      <w:r>
-        <w:rPr>
-          <w:rFonts w:ascii="Times New Roman" w:hAnsi="Times New Roman" w:cs="Times New Roman"/>
-        </w:rPr>
-        <w:t>Still simpler than supporting multiple projects</w:t>
-      </w:r>
-    </w:p>
-    <w:p>
-      <w:pPr>
-        <w:pStyle w:val="4"/>
-        <w:widowControl/>
-        <w:rPr>
-          <w:rFonts w:ascii="Times New Roman" w:hAnsi="Times New Roman" w:hint="default"/>
-        </w:rPr>
-      </w:pPr>
-      <w:r>
-        <w:rPr>
-          <w:rFonts w:ascii="Times New Roman" w:hAnsi="Times New Roman" w:hint="default"/>
-        </w:rPr>
-        <w:t>Disadvantages</w:t>
-      </w:r>
-    </w:p>
-    <w:p>
-      <w:pPr>
-        <w:widowControl/>
-        <w:numPr>
-          <w:ilvl w:val="0"/>
-          <w:numId w:val="26"/>
-        </w:numPr>
-        <w:spacing w:beforeAutospacing="1" w:afterAutospacing="1"/>
-        <w:rPr>
-          <w:rFonts w:ascii="Times New Roman" w:hAnsi="Times New Roman" w:cs="Times New Roman"/>
-        </w:rPr>
-      </w:pPr>
-      <w:r>
-        <w:rPr>
-          <w:rFonts w:ascii="Times New Roman" w:hAnsi="Times New Roman" w:cs="Times New Roman"/>
-        </w:rPr>
-        <w:t>More complex webhook handling</w:t>
-      </w:r>
-    </w:p>
-    <w:p>
-      <w:pPr>
-        <w:widowControl/>
-        <w:numPr>
-          <w:ilvl w:val="0"/>
-          <w:numId w:val="26"/>
-        </w:numPr>
-        <w:spacing w:beforeAutospacing="1" w:afterAutospacing="1"/>
-        <w:rPr>
-          <w:rFonts w:ascii="Times New Roman" w:hAnsi="Times New Roman" w:cs="Times New Roman"/>
-        </w:rPr>
-      </w:pPr>
-      <w:r>
-        <w:rPr>
-          <w:rFonts w:ascii="Times New Roman" w:hAnsi="Times New Roman" w:cs="Times New Roman"/>
-        </w:rPr>
-        <w:t>More complex task-to-repository linking</w:t>
-      </w:r>
-    </w:p>
-    <w:p>
-      <w:pPr>
-        <w:widowControl/>
-        <w:numPr>
-          <w:ilvl w:val="0"/>
-          <w:numId w:val="26"/>
-        </w:numPr>
-        <w:spacing w:beforeAutospacing="1" w:afterAutospacing="1"/>
-        <w:rPr>
-          <w:rFonts w:ascii="Times New Roman" w:hAnsi="Times New Roman" w:cs="Times New Roman"/>
-        </w:rPr>
-      </w:pPr>
-      <w:r>
-        <w:rPr>
-          <w:rFonts w:ascii="Times New Roman" w:hAnsi="Times New Roman" w:cs="Times New Roman"/>
-        </w:rPr>
-        <w:t>More complex GitHub activity aggregation</w:t>
-      </w:r>
-    </w:p>
-    <w:p>
-      <w:pPr>
-        <w:widowControl/>
-        <w:numPr>
-          <w:ilvl w:val="0"/>
-          <w:numId w:val="26"/>
-        </w:numPr>
-        <w:spacing w:beforeAutospacing="1" w:afterAutospacing="1"/>
-        <w:rPr>
-          <w:rFonts w:ascii="Times New Roman" w:hAnsi="Times New Roman" w:cs="Times New Roman"/>
-        </w:rPr>
-      </w:pPr>
-      <w:r>
-        <w:rPr>
-          <w:rFonts w:ascii="Times New Roman" w:hAnsi="Times New Roman" w:cs="Times New Roman"/>
-        </w:rPr>
-        <w:t>More complex report generation</w:t>
-      </w:r>
-    </w:p>
-    <w:p>
-      <w:pPr>
-        <w:widowControl/>
-        <w:numPr>
-          <w:ilvl w:val="0"/>
-          <w:numId w:val="26"/>
-        </w:numPr>
-        <w:spacing w:beforeAutospacing="1" w:afterAutospacing="1"/>
-        <w:rPr>
-          <w:rFonts w:ascii="Times New Roman" w:hAnsi="Times New Roman" w:cs="Times New Roman"/>
-        </w:rPr>
-      </w:pPr>
-      <w:r>
-        <w:rPr>
-          <w:rFonts w:ascii="Times New Roman" w:hAnsi="Times New Roman" w:cs="Times New Roman"/>
-        </w:rPr>
-        <w:t>More complex permission and configuration management</w:t>
-      </w:r>
-    </w:p>
-    <w:p>
-      <w:pPr>
-        <w:widowControl/>
-        <w:rPr>
-          <w:rFonts w:ascii="Times New Roman" w:hAnsi="Times New Roman" w:cs="Times New Roman"/>
-        </w:rPr>
-      </w:pPr>
-    </w:p>
-    <w:p>
-      <w:pPr>
-        <w:widowControl/>
-        <w:rPr>
-          <w:rFonts w:ascii="Times New Roman" w:hAnsi="Times New Roman" w:cs="Times New Roman"/>
-        </w:rPr>
-      </w:pPr>
-    </w:p>
-    <w:p>
-      <w:pPr>
-        <w:widowControl/>
-        <w:rPr>
-          <w:rFonts w:ascii="Times New Roman" w:hAnsi="Times New Roman" w:cs="Times New Roman"/>
-        </w:rPr>
-      </w:pPr>
-    </w:p>
-    <w:p>
-      <w:pPr>
-        <w:widowControl/>
-        <w:rPr>
-          <w:rFonts w:ascii="Times New Roman" w:hAnsi="Times New Roman" w:cs="Times New Roman"/>
-        </w:rPr>
-      </w:pPr>
-    </w:p>
-    <w:p>
-      <w:pPr>
-        <w:pStyle w:val="3"/>
-        <w:widowControl/>
-        <w:rPr>
-          <w:rFonts w:ascii="Times New Roman" w:hAnsi="Times New Roman" w:hint="default"/>
-        </w:rPr>
-      </w:pPr>
-      <w:r>
-        <w:rPr>
-          <w:rFonts w:ascii="Times New Roman" w:hAnsi="Times New Roman" w:hint="default"/>
-        </w:rPr>
-        <w:t>Future / Out of MVP: Multiple Projects + Multiple Repositories</w:t>
-      </w:r>
-    </w:p>
-    <w:p>
-      <w:pPr>
-        <w:pStyle w:val="Web"/>
-        <w:widowControl/>
-        <w:rPr>
-          <w:rFonts w:ascii="Times New Roman" w:hAnsi="Times New Roman"/>
-        </w:rPr>
-      </w:pPr>
-      <w:r>
-        <w:rPr>
-          <w:rFonts w:ascii="Times New Roman" w:hAnsi="Times New Roman"/>
-        </w:rPr>
-        <w:t>Target:</w:t>
-      </w:r>
-    </w:p>
-    <w:p>
-      <w:pPr>
-        <w:widowControl/>
-        <w:numPr>
-          <w:ilvl w:val="0"/>
-          <w:numId w:val="27"/>
-        </w:numPr>
-        <w:spacing w:beforeAutospacing="1" w:afterAutospacing="1"/>
-        <w:rPr>
-          <w:rFonts w:ascii="Times New Roman" w:hAnsi="Times New Roman" w:cs="Times New Roman"/>
-        </w:rPr>
-      </w:pPr>
-      <w:r>
-        <w:rPr>
-          <w:rFonts w:ascii="Times New Roman" w:hAnsi="Times New Roman" w:cs="Times New Roman"/>
-        </w:rPr>
-        <w:t>multiple projects</w:t>
-      </w:r>
-    </w:p>
-    <w:p>
-      <w:pPr>
-        <w:widowControl/>
-        <w:numPr>
-          <w:ilvl w:val="0"/>
-          <w:numId w:val="27"/>
-        </w:numPr>
-        <w:spacing w:beforeAutospacing="1" w:afterAutospacing="1"/>
-        <w:rPr>
-          <w:rFonts w:ascii="Times New Roman" w:hAnsi="Times New Roman" w:cs="Times New Roman"/>
-        </w:rPr>
-      </w:pPr>
-      <w:r>
-        <w:rPr>
-          <w:rFonts w:ascii="Times New Roman" w:hAnsi="Times New Roman" w:cs="Times New Roman"/>
-        </w:rPr>
-        <w:t>multiple repositories across projects</w:t>
-      </w:r>
-    </w:p>
-    <w:p>
-      <w:pPr>
-        <w:pStyle w:val="4"/>
-        <w:widowControl/>
-        <w:rPr>
-          <w:rFonts w:ascii="Times New Roman" w:hAnsi="Times New Roman" w:hint="default"/>
-        </w:rPr>
-      </w:pPr>
-      <w:r>
-        <w:rPr>
-          <w:rFonts w:ascii="Times New Roman" w:hAnsi="Times New Roman" w:hint="default"/>
-        </w:rPr>
-        <w:t>Why this is outside MVP</w:t>
-      </w:r>
-    </w:p>
-    <w:p>
-      <w:pPr>
-        <w:pStyle w:val="Web"/>
-        <w:widowControl/>
-        <w:rPr>
-          <w:rFonts w:ascii="Times New Roman" w:hAnsi="Times New Roman"/>
-        </w:rPr>
-      </w:pPr>
-      <w:r>
-        <w:rPr>
-          <w:rFonts w:ascii="Times New Roman" w:hAnsi="Times New Roman"/>
-        </w:rPr>
-        <w:t>This significantly expands the system toward enterprise project management.</w:t>
-      </w:r>
-    </w:p>
-    <w:p>
-      <w:pPr>
-        <w:pStyle w:val="4"/>
-        <w:widowControl/>
-        <w:rPr>
-          <w:rFonts w:ascii="Times New Roman" w:hAnsi="Times New Roman" w:hint="default"/>
-        </w:rPr>
-      </w:pPr>
-      <w:r>
-        <w:rPr>
-          <w:rFonts w:ascii="Times New Roman" w:hAnsi="Times New Roman" w:hint="default"/>
-        </w:rPr>
-        <w:t>Risks</w:t>
-      </w:r>
-    </w:p>
-    <w:p>
-      <w:pPr>
-        <w:widowControl/>
-        <w:numPr>
-          <w:ilvl w:val="0"/>
-          <w:numId w:val="28"/>
-        </w:numPr>
-        <w:spacing w:beforeAutospacing="1" w:afterAutospacing="1"/>
-        <w:rPr>
-          <w:rFonts w:ascii="Times New Roman" w:hAnsi="Times New Roman" w:cs="Times New Roman"/>
-        </w:rPr>
-      </w:pPr>
-      <w:r>
-        <w:rPr>
-          <w:rFonts w:ascii="Times New Roman" w:hAnsi="Times New Roman" w:cs="Times New Roman"/>
-        </w:rPr>
-        <w:t>project isolation complexity</w:t>
-      </w:r>
-    </w:p>
-    <w:p>
-      <w:pPr>
-        <w:widowControl/>
-        <w:numPr>
-          <w:ilvl w:val="0"/>
-          <w:numId w:val="28"/>
-        </w:numPr>
-        <w:spacing w:beforeAutospacing="1" w:afterAutospacing="1"/>
-        <w:rPr>
-          <w:rFonts w:ascii="Times New Roman" w:hAnsi="Times New Roman" w:cs="Times New Roman"/>
-        </w:rPr>
-      </w:pPr>
-      <w:r>
-        <w:rPr>
-          <w:rFonts w:ascii="Times New Roman" w:hAnsi="Times New Roman" w:cs="Times New Roman"/>
-        </w:rPr>
-        <w:t>more complex permissions</w:t>
-      </w:r>
-    </w:p>
-    <w:p>
-      <w:pPr>
-        <w:widowControl/>
-        <w:numPr>
-          <w:ilvl w:val="0"/>
-          <w:numId w:val="28"/>
-        </w:numPr>
-        <w:spacing w:beforeAutospacing="1" w:afterAutospacing="1"/>
-        <w:rPr>
-          <w:rFonts w:ascii="Times New Roman" w:hAnsi="Times New Roman" w:cs="Times New Roman"/>
-        </w:rPr>
-      </w:pPr>
-      <w:r>
-        <w:rPr>
-          <w:rFonts w:ascii="Times New Roman" w:hAnsi="Times New Roman" w:cs="Times New Roman"/>
-        </w:rPr>
-        <w:t>more complex reporting</w:t>
-      </w:r>
-    </w:p>
-    <w:p>
-      <w:pPr>
-        <w:widowControl/>
-        <w:numPr>
-          <w:ilvl w:val="0"/>
-          <w:numId w:val="28"/>
-        </w:numPr>
-        <w:spacing w:beforeAutospacing="1" w:afterAutospacing="1"/>
-        <w:rPr>
-          <w:rFonts w:ascii="Times New Roman" w:hAnsi="Times New Roman" w:cs="Times New Roman"/>
-        </w:rPr>
-      </w:pPr>
-      <w:r>
-        <w:rPr>
-          <w:rFonts w:ascii="Times New Roman" w:hAnsi="Times New Roman" w:cs="Times New Roman"/>
-        </w:rPr>
-        <w:t>more complex GitHub synchronization</w:t>
-      </w:r>
-    </w:p>
-    <w:p>
-      <w:pPr>
-        <w:widowControl/>
-        <w:numPr>
-          <w:ilvl w:val="0"/>
-          <w:numId w:val="28"/>
-        </w:numPr>
-        <w:spacing w:beforeAutospacing="1" w:afterAutospacing="1"/>
-        <w:rPr>
-          <w:rFonts w:ascii="Times New Roman" w:hAnsi="Times New Roman" w:cs="Times New Roman"/>
-        </w:rPr>
-      </w:pPr>
-      <w:r>
-        <w:rPr>
-          <w:rFonts w:ascii="Times New Roman" w:hAnsi="Times New Roman" w:cs="Times New Roman"/>
-        </w:rPr>
-        <w:t>more complex workflow state management</w:t>
-      </w:r>
-    </w:p>
-    <w:p>
-      <w:pPr>
-        <w:widowControl/>
-        <w:numPr>
-          <w:ilvl w:val="0"/>
-          <w:numId w:val="28"/>
-        </w:numPr>
-        <w:spacing w:beforeAutospacing="1" w:afterAutospacing="1"/>
-        <w:rPr>
-          <w:rFonts w:ascii="Times New Roman" w:hAnsi="Times New Roman" w:cs="Times New Roman"/>
-        </w:rPr>
-      </w:pPr>
-      <w:r>
-        <w:rPr>
-          <w:rFonts w:ascii="Times New Roman" w:hAnsi="Times New Roman" w:cs="Times New Roman"/>
-        </w:rPr>
-        <w:t>increased risk of scope creep</w:t>
-      </w:r>
-    </w:p>
-    <w:p>
-      <w:pPr>
-        <w:rPr>
-          <w:rFonts w:ascii="Times New Roman" w:hAnsi="Times New Roman" w:cs="Times New Roman"/>
-          <w:lang w:val="el-GR"/>
-        </w:rPr>
-      </w:pPr>
-    </w:p>
-    <w:p>
-      <w:pPr>
-        <w:rPr>
-          <w:rFonts w:ascii="Times New Roman" w:hAnsi="Times New Roman" w:cs="Times New Roman"/>
-          <w:lang w:val="el-GR"/>
-        </w:rPr>
-        <w:sectPr>
-          <w:pgSz w:w="11906" w:h="16838"/>
-          <w:pgMar w:top="1440" w:right="1800" w:bottom="1440" w:left="1800" w:header="851" w:footer="992" w:gutter="0"/>
-          <w:cols w:space="425"/>
-          <w:docGrid w:type="lines" w:linePitch="312"/>
-        </w:sectPr>
-      </w:pPr>
-    </w:p>
-    <w:p>
-      <w:pPr>
-        <w:pStyle w:val="2"/>
-        <w:widowControl/>
-        <w:rPr>
-          <w:rFonts w:ascii="Times New Roman" w:hAnsi="Times New Roman" w:hint="default"/>
-        </w:rPr>
-      </w:pPr>
-      <w:r>
-        <w:rPr>
-          <w:rFonts w:ascii="Times New Roman" w:hAnsi="Times New Roman" w:hint="default"/>
-        </w:rPr>
-        <w:lastRenderedPageBreak/>
-        <w:t>Scalability Dimension 5: Data Volume</w:t>
-      </w:r>
-    </w:p>
-    <w:p>
-      <w:pPr>
-        <w:pStyle w:val="3"/>
-        <w:widowControl/>
-        <w:rPr>
-          <w:rFonts w:ascii="Times New Roman" w:hAnsi="Times New Roman" w:hint="default"/>
-        </w:rPr>
-      </w:pPr>
-      <w:r>
-        <w:rPr>
-          <w:rFonts w:ascii="Times New Roman" w:hAnsi="Times New Roman" w:hint="default"/>
-        </w:rPr>
-        <w:t>Small-team MVP Data</w:t>
-      </w:r>
-    </w:p>
-    <w:p>
-      <w:pPr>
-        <w:pStyle w:val="Web"/>
-        <w:widowControl/>
-        <w:rPr>
-          <w:rFonts w:ascii="Times New Roman" w:hAnsi="Times New Roman"/>
-        </w:rPr>
-      </w:pPr>
-      <w:r>
-        <w:rPr>
-          <w:rFonts w:ascii="Times New Roman" w:hAnsi="Times New Roman"/>
-        </w:rPr>
-        <w:t>Target:</w:t>
-      </w:r>
-    </w:p>
-    <w:p>
-      <w:pPr>
-        <w:widowControl/>
-        <w:numPr>
-          <w:ilvl w:val="0"/>
-          <w:numId w:val="29"/>
-        </w:numPr>
-        <w:spacing w:beforeAutospacing="1" w:afterAutospacing="1"/>
-        <w:rPr>
-          <w:rFonts w:ascii="Times New Roman" w:hAnsi="Times New Roman" w:cs="Times New Roman"/>
-        </w:rPr>
-      </w:pPr>
-      <w:r>
-        <w:rPr>
-          <w:rFonts w:ascii="Times New Roman" w:hAnsi="Times New Roman" w:cs="Times New Roman"/>
-        </w:rPr>
-        <w:t>Requirements: 20–50</w:t>
-      </w:r>
-    </w:p>
-    <w:p>
-      <w:pPr>
-        <w:widowControl/>
-        <w:numPr>
-          <w:ilvl w:val="0"/>
-          <w:numId w:val="29"/>
-        </w:numPr>
-        <w:spacing w:beforeAutospacing="1" w:afterAutospacing="1"/>
-        <w:rPr>
-          <w:rFonts w:ascii="Times New Roman" w:hAnsi="Times New Roman" w:cs="Times New Roman"/>
-        </w:rPr>
-      </w:pPr>
-      <w:r>
-        <w:rPr>
-          <w:rFonts w:ascii="Times New Roman" w:hAnsi="Times New Roman" w:cs="Times New Roman"/>
-        </w:rPr>
-        <w:t>Tasks: 100–300</w:t>
-      </w:r>
-    </w:p>
-    <w:p>
-      <w:pPr>
-        <w:widowControl/>
-        <w:numPr>
-          <w:ilvl w:val="0"/>
-          <w:numId w:val="29"/>
-        </w:numPr>
-        <w:spacing w:beforeAutospacing="1" w:afterAutospacing="1"/>
-        <w:rPr>
-          <w:rFonts w:ascii="Times New Roman" w:hAnsi="Times New Roman" w:cs="Times New Roman"/>
-        </w:rPr>
-      </w:pPr>
-      <w:r>
-        <w:rPr>
-          <w:rFonts w:ascii="Times New Roman" w:hAnsi="Times New Roman" w:cs="Times New Roman"/>
-        </w:rPr>
-        <w:t>Workflow events: 1,000–5,000</w:t>
-      </w:r>
-    </w:p>
-    <w:p>
-      <w:pPr>
-        <w:widowControl/>
-        <w:numPr>
-          <w:ilvl w:val="0"/>
-          <w:numId w:val="29"/>
-        </w:numPr>
-        <w:spacing w:beforeAutospacing="1" w:afterAutospacing="1"/>
-        <w:rPr>
-          <w:rFonts w:ascii="Times New Roman" w:hAnsi="Times New Roman" w:cs="Times New Roman"/>
-        </w:rPr>
-      </w:pPr>
-      <w:r>
-        <w:rPr>
-          <w:rFonts w:ascii="Times New Roman" w:hAnsi="Times New Roman" w:cs="Times New Roman"/>
-        </w:rPr>
-        <w:t>GitHub events: 500–2,000</w:t>
-      </w:r>
-    </w:p>
-    <w:p>
-      <w:pPr>
-        <w:widowControl/>
-        <w:numPr>
-          <w:ilvl w:val="0"/>
-          <w:numId w:val="29"/>
-        </w:numPr>
-        <w:spacing w:beforeAutospacing="1" w:afterAutospacing="1"/>
-        <w:rPr>
-          <w:rFonts w:ascii="Times New Roman" w:hAnsi="Times New Roman" w:cs="Times New Roman"/>
-        </w:rPr>
-      </w:pPr>
-      <w:r>
-        <w:rPr>
-          <w:rFonts w:ascii="Times New Roman" w:hAnsi="Times New Roman" w:cs="Times New Roman"/>
-        </w:rPr>
-        <w:t>AI outputs / reports: 100+</w:t>
-      </w:r>
-    </w:p>
-    <w:p>
-      <w:pPr>
-        <w:widowControl/>
-        <w:numPr>
-          <w:ilvl w:val="0"/>
-          <w:numId w:val="29"/>
-        </w:numPr>
-        <w:spacing w:beforeAutospacing="1" w:afterAutospacing="1"/>
-        <w:rPr>
-          <w:rFonts w:ascii="Times New Roman" w:hAnsi="Times New Roman" w:cs="Times New Roman"/>
-        </w:rPr>
-      </w:pPr>
-      <w:r>
-        <w:rPr>
-          <w:rFonts w:ascii="Times New Roman" w:hAnsi="Times New Roman" w:cs="Times New Roman"/>
-        </w:rPr>
-        <w:t>Notifications: 1,000+</w:t>
-      </w:r>
-    </w:p>
-    <w:p>
-      <w:pPr>
-        <w:pStyle w:val="4"/>
-        <w:widowControl/>
-        <w:rPr>
-          <w:rFonts w:ascii="Times New Roman" w:hAnsi="Times New Roman" w:hint="default"/>
-        </w:rPr>
-      </w:pPr>
-      <w:r>
-        <w:rPr>
-          <w:rFonts w:ascii="Times New Roman" w:hAnsi="Times New Roman" w:hint="default"/>
-        </w:rPr>
-        <w:t>Why this option may fit</w:t>
-      </w:r>
-    </w:p>
-    <w:p>
-      <w:pPr>
-        <w:pStyle w:val="Web"/>
-        <w:widowControl/>
-        <w:rPr>
-          <w:rFonts w:ascii="Times New Roman" w:hAnsi="Times New Roman"/>
-        </w:rPr>
-      </w:pPr>
-      <w:r>
-        <w:rPr>
-          <w:rFonts w:ascii="Times New Roman" w:hAnsi="Times New Roman"/>
-        </w:rPr>
-        <w:t>This is more realistic for a small Agile team across one or more sprints.</w:t>
-      </w:r>
-    </w:p>
-    <w:p>
-      <w:pPr>
-        <w:pStyle w:val="Web"/>
-        <w:widowControl/>
-        <w:ind w:firstLine="420"/>
-        <w:rPr>
-          <w:rFonts w:ascii="Times New Roman" w:hAnsi="Times New Roman"/>
-        </w:rPr>
-      </w:pPr>
-      <w:r>
-        <w:rPr>
-          <w:rFonts w:ascii="Times New Roman" w:hAnsi="Times New Roman"/>
-        </w:rPr>
-        <w:t>It better demonstrates workflow history, GitHub evidence, AI suggestions, human approval, and reporting value.</w:t>
-      </w:r>
-    </w:p>
-    <w:p>
-      <w:pPr>
-        <w:pStyle w:val="4"/>
-        <w:widowControl/>
-        <w:rPr>
-          <w:rFonts w:ascii="Times New Roman" w:hAnsi="Times New Roman" w:hint="default"/>
-        </w:rPr>
-      </w:pPr>
-      <w:r>
-        <w:rPr>
-          <w:rFonts w:ascii="Times New Roman" w:hAnsi="Times New Roman" w:hint="default"/>
-        </w:rPr>
-        <w:t>Advantages</w:t>
-      </w:r>
-    </w:p>
-    <w:p>
-      <w:pPr>
-        <w:widowControl/>
-        <w:numPr>
-          <w:ilvl w:val="0"/>
-          <w:numId w:val="30"/>
-        </w:numPr>
-        <w:spacing w:beforeAutospacing="1" w:afterAutospacing="1"/>
-        <w:rPr>
-          <w:rFonts w:ascii="Times New Roman" w:hAnsi="Times New Roman" w:cs="Times New Roman"/>
-        </w:rPr>
-      </w:pPr>
-      <w:r>
-        <w:rPr>
-          <w:rFonts w:ascii="Times New Roman" w:hAnsi="Times New Roman" w:cs="Times New Roman"/>
-        </w:rPr>
-        <w:t>More realistic</w:t>
-      </w:r>
-    </w:p>
-    <w:p>
-      <w:pPr>
-        <w:widowControl/>
-        <w:numPr>
-          <w:ilvl w:val="0"/>
-          <w:numId w:val="30"/>
-        </w:numPr>
-        <w:spacing w:beforeAutospacing="1" w:afterAutospacing="1"/>
-        <w:rPr>
-          <w:rFonts w:ascii="Times New Roman" w:hAnsi="Times New Roman" w:cs="Times New Roman"/>
-        </w:rPr>
-      </w:pPr>
-      <w:r>
-        <w:rPr>
-          <w:rFonts w:ascii="Times New Roman" w:hAnsi="Times New Roman" w:cs="Times New Roman"/>
-        </w:rPr>
-        <w:t>Better demonstrates the product’s core value</w:t>
-      </w:r>
-    </w:p>
-    <w:p>
-      <w:pPr>
-        <w:widowControl/>
-        <w:numPr>
-          <w:ilvl w:val="0"/>
-          <w:numId w:val="30"/>
-        </w:numPr>
-        <w:spacing w:beforeAutospacing="1" w:afterAutospacing="1"/>
-        <w:rPr>
-          <w:rFonts w:ascii="Times New Roman" w:hAnsi="Times New Roman" w:cs="Times New Roman"/>
-        </w:rPr>
-      </w:pPr>
-      <w:proofErr w:type="gramStart"/>
-      <w:r>
-        <w:rPr>
-          <w:rFonts w:ascii="Times New Roman" w:hAnsi="Times New Roman" w:cs="Times New Roman"/>
-        </w:rPr>
-        <w:t>Makes</w:t>
-      </w:r>
-      <w:proofErr w:type="gramEnd"/>
-      <w:r>
-        <w:rPr>
-          <w:rFonts w:ascii="Times New Roman" w:hAnsi="Times New Roman" w:cs="Times New Roman"/>
-        </w:rPr>
-        <w:t xml:space="preserve"> event history meaningful</w:t>
-      </w:r>
-    </w:p>
-    <w:p>
-      <w:pPr>
-        <w:widowControl/>
-        <w:numPr>
-          <w:ilvl w:val="0"/>
-          <w:numId w:val="30"/>
-        </w:numPr>
-        <w:spacing w:beforeAutospacing="1" w:afterAutospacing="1"/>
-        <w:rPr>
-          <w:rFonts w:ascii="Times New Roman" w:hAnsi="Times New Roman" w:cs="Times New Roman"/>
-        </w:rPr>
-      </w:pPr>
-      <w:r>
-        <w:rPr>
-          <w:rFonts w:ascii="Times New Roman" w:hAnsi="Times New Roman" w:cs="Times New Roman"/>
-        </w:rPr>
-        <w:t>Makes AI summaries and reports more useful</w:t>
-      </w:r>
-    </w:p>
-    <w:p>
-      <w:pPr>
-        <w:widowControl/>
-        <w:numPr>
-          <w:ilvl w:val="0"/>
-          <w:numId w:val="30"/>
-        </w:numPr>
-        <w:spacing w:beforeAutospacing="1" w:afterAutospacing="1"/>
-        <w:rPr>
-          <w:rFonts w:ascii="Times New Roman" w:hAnsi="Times New Roman" w:cs="Times New Roman"/>
-        </w:rPr>
-      </w:pPr>
-      <w:r>
-        <w:rPr>
-          <w:rFonts w:ascii="Times New Roman" w:hAnsi="Times New Roman" w:cs="Times New Roman"/>
-        </w:rPr>
-        <w:t>Supports stronger testing of workflow records and filtering</w:t>
-      </w:r>
-    </w:p>
-    <w:p>
-      <w:pPr>
-        <w:pStyle w:val="4"/>
-        <w:widowControl/>
-        <w:rPr>
-          <w:rFonts w:ascii="Times New Roman" w:hAnsi="Times New Roman" w:hint="default"/>
-        </w:rPr>
-      </w:pPr>
-      <w:r>
-        <w:rPr>
-          <w:rFonts w:ascii="Times New Roman" w:hAnsi="Times New Roman" w:hint="default"/>
-        </w:rPr>
-        <w:t>Disadvantages</w:t>
-      </w:r>
-    </w:p>
-    <w:p>
-      <w:pPr>
-        <w:widowControl/>
-        <w:numPr>
-          <w:ilvl w:val="0"/>
-          <w:numId w:val="31"/>
-        </w:numPr>
-        <w:spacing w:beforeAutospacing="1" w:afterAutospacing="1"/>
-        <w:rPr>
-          <w:rFonts w:ascii="Times New Roman" w:hAnsi="Times New Roman" w:cs="Times New Roman"/>
-        </w:rPr>
-      </w:pPr>
-      <w:r>
-        <w:rPr>
-          <w:rFonts w:ascii="Times New Roman" w:hAnsi="Times New Roman" w:cs="Times New Roman"/>
-        </w:rPr>
-        <w:t>Requires more attention to query performance</w:t>
-      </w:r>
-    </w:p>
-    <w:p>
-      <w:pPr>
-        <w:widowControl/>
-        <w:numPr>
-          <w:ilvl w:val="0"/>
-          <w:numId w:val="31"/>
-        </w:numPr>
-        <w:spacing w:beforeAutospacing="1" w:afterAutospacing="1"/>
-        <w:rPr>
-          <w:rFonts w:ascii="Times New Roman" w:hAnsi="Times New Roman" w:cs="Times New Roman"/>
-        </w:rPr>
-      </w:pPr>
-      <w:r>
-        <w:rPr>
-          <w:rFonts w:ascii="Times New Roman" w:hAnsi="Times New Roman" w:cs="Times New Roman"/>
-        </w:rPr>
-        <w:t>Requires pagination or filtering for history views</w:t>
-      </w:r>
-    </w:p>
-    <w:p>
-      <w:pPr>
-        <w:widowControl/>
-        <w:numPr>
-          <w:ilvl w:val="0"/>
-          <w:numId w:val="31"/>
-        </w:numPr>
-        <w:spacing w:beforeAutospacing="1" w:afterAutospacing="1"/>
-        <w:rPr>
-          <w:rFonts w:ascii="Times New Roman" w:hAnsi="Times New Roman" w:cs="Times New Roman"/>
-        </w:rPr>
-      </w:pPr>
-      <w:r>
-        <w:rPr>
-          <w:rFonts w:ascii="Times New Roman" w:hAnsi="Times New Roman" w:cs="Times New Roman"/>
-        </w:rPr>
-        <w:t>Requires better seeded demo data</w:t>
-      </w:r>
-    </w:p>
-    <w:p>
-      <w:pPr>
-        <w:widowControl/>
-        <w:numPr>
-          <w:ilvl w:val="0"/>
-          <w:numId w:val="31"/>
-        </w:numPr>
-        <w:spacing w:beforeAutospacing="1" w:afterAutospacing="1"/>
-        <w:rPr>
-          <w:rFonts w:ascii="Times New Roman" w:hAnsi="Times New Roman" w:cs="Times New Roman"/>
-        </w:rPr>
-      </w:pPr>
-      <w:r>
-        <w:rPr>
-          <w:rFonts w:ascii="Times New Roman" w:hAnsi="Times New Roman" w:cs="Times New Roman"/>
-        </w:rPr>
-        <w:t>Requires more careful UI design for large lists</w:t>
-      </w:r>
-    </w:p>
-    <w:p>
-      <w:pPr>
-        <w:widowControl/>
-        <w:rPr>
-          <w:rFonts w:ascii="Times New Roman" w:hAnsi="Times New Roman" w:cs="Times New Roman"/>
-        </w:rPr>
-      </w:pPr>
-    </w:p>
-    <w:p>
-      <w:pPr>
-        <w:widowControl/>
-        <w:rPr>
-          <w:rFonts w:ascii="Times New Roman" w:hAnsi="Times New Roman" w:cs="Times New Roman"/>
-        </w:rPr>
-      </w:pPr>
-    </w:p>
-    <w:p>
-      <w:pPr>
-        <w:widowControl/>
-        <w:rPr>
-          <w:rFonts w:ascii="Times New Roman" w:hAnsi="Times New Roman" w:cs="Times New Roman"/>
-        </w:rPr>
-      </w:pPr>
-    </w:p>
-    <w:p>
-      <w:pPr>
-        <w:widowControl/>
-        <w:rPr>
-          <w:rFonts w:ascii="Times New Roman" w:hAnsi="Times New Roman" w:cs="Times New Roman"/>
-        </w:rPr>
-      </w:pPr>
-    </w:p>
-    <w:p>
-      <w:pPr>
-        <w:widowControl/>
-        <w:rPr>
-          <w:rFonts w:ascii="Times New Roman" w:hAnsi="Times New Roman" w:cs="Times New Roman"/>
-        </w:rPr>
-      </w:pPr>
-    </w:p>
-    <w:p>
-      <w:pPr>
-        <w:widowControl/>
-        <w:rPr>
-          <w:rFonts w:ascii="Times New Roman" w:hAnsi="Times New Roman" w:cs="Times New Roman"/>
-        </w:rPr>
-      </w:pPr>
-    </w:p>
-    <w:p>
-      <w:pPr>
-        <w:widowControl/>
-        <w:rPr>
-          <w:rFonts w:ascii="Times New Roman" w:hAnsi="Times New Roman" w:cs="Times New Roman"/>
-        </w:rPr>
-      </w:pPr>
-    </w:p>
-    <w:p>
-      <w:pPr>
-        <w:widowControl/>
-        <w:rPr>
-          <w:rFonts w:ascii="Times New Roman" w:hAnsi="Times New Roman" w:cs="Times New Roman"/>
-        </w:rPr>
-      </w:pPr>
-    </w:p>
-    <w:p>
-      <w:pPr>
-        <w:widowControl/>
-        <w:rPr>
-          <w:rFonts w:ascii="Times New Roman" w:hAnsi="Times New Roman" w:cs="Times New Roman"/>
-        </w:rPr>
-      </w:pPr>
-    </w:p>
-    <w:p>
-      <w:pPr>
-        <w:widowControl/>
-        <w:rPr>
-          <w:rFonts w:ascii="Times New Roman" w:hAnsi="Times New Roman" w:cs="Times New Roman"/>
-        </w:rPr>
-      </w:pPr>
-    </w:p>
-    <w:p>
-      <w:pPr>
-        <w:widowControl/>
-        <w:rPr>
-          <w:rFonts w:ascii="Times New Roman" w:hAnsi="Times New Roman" w:cs="Times New Roman"/>
-        </w:rPr>
-      </w:pPr>
-    </w:p>
-    <w:p>
-      <w:pPr>
-        <w:pStyle w:val="3"/>
-        <w:widowControl/>
-        <w:rPr>
-          <w:rFonts w:ascii="Times New Roman" w:hAnsi="Times New Roman" w:hint="default"/>
-        </w:rPr>
-      </w:pPr>
-      <w:r>
-        <w:rPr>
-          <w:rFonts w:ascii="Times New Roman" w:hAnsi="Times New Roman" w:hint="default"/>
-        </w:rPr>
-        <w:t>Future Scaling Target: Large Historical Data</w:t>
-      </w:r>
-    </w:p>
-    <w:p>
-      <w:pPr>
-        <w:pStyle w:val="Web"/>
-        <w:widowControl/>
-        <w:rPr>
-          <w:rFonts w:ascii="Times New Roman" w:hAnsi="Times New Roman"/>
-        </w:rPr>
-      </w:pPr>
-      <w:r>
-        <w:rPr>
-          <w:rFonts w:ascii="Times New Roman" w:hAnsi="Times New Roman"/>
-        </w:rPr>
-        <w:t>Target:</w:t>
-      </w:r>
-    </w:p>
-    <w:p>
-      <w:pPr>
-        <w:widowControl/>
-        <w:numPr>
-          <w:ilvl w:val="0"/>
-          <w:numId w:val="32"/>
-        </w:numPr>
-        <w:spacing w:beforeAutospacing="1" w:afterAutospacing="1"/>
-        <w:rPr>
-          <w:rFonts w:ascii="Times New Roman" w:hAnsi="Times New Roman" w:cs="Times New Roman"/>
-        </w:rPr>
-      </w:pPr>
-      <w:proofErr w:type="gramStart"/>
-      <w:r>
-        <w:rPr>
-          <w:rFonts w:ascii="Times New Roman" w:hAnsi="Times New Roman" w:cs="Times New Roman"/>
-        </w:rPr>
-        <w:t>thousands</w:t>
-      </w:r>
-      <w:proofErr w:type="gramEnd"/>
-      <w:r>
-        <w:rPr>
-          <w:rFonts w:ascii="Times New Roman" w:hAnsi="Times New Roman" w:cs="Times New Roman"/>
-        </w:rPr>
-        <w:t xml:space="preserve"> of tasks</w:t>
-      </w:r>
-    </w:p>
-    <w:p>
-      <w:pPr>
-        <w:widowControl/>
-        <w:numPr>
-          <w:ilvl w:val="0"/>
-          <w:numId w:val="32"/>
-        </w:numPr>
-        <w:spacing w:beforeAutospacing="1" w:afterAutospacing="1"/>
-        <w:rPr>
-          <w:rFonts w:ascii="Times New Roman" w:hAnsi="Times New Roman" w:cs="Times New Roman"/>
-        </w:rPr>
-      </w:pPr>
-      <w:r>
-        <w:rPr>
-          <w:rFonts w:ascii="Times New Roman" w:hAnsi="Times New Roman" w:cs="Times New Roman"/>
-        </w:rPr>
-        <w:t>tens of thousands of workflow events</w:t>
-      </w:r>
-    </w:p>
-    <w:p>
-      <w:pPr>
-        <w:widowControl/>
-        <w:numPr>
-          <w:ilvl w:val="0"/>
-          <w:numId w:val="32"/>
-        </w:numPr>
-        <w:spacing w:beforeAutospacing="1" w:afterAutospacing="1"/>
-        <w:rPr>
-          <w:rFonts w:ascii="Times New Roman" w:hAnsi="Times New Roman" w:cs="Times New Roman"/>
-        </w:rPr>
-      </w:pPr>
-      <w:r>
-        <w:rPr>
-          <w:rFonts w:ascii="Times New Roman" w:hAnsi="Times New Roman" w:cs="Times New Roman"/>
-        </w:rPr>
-        <w:t>long-term project history</w:t>
-      </w:r>
-    </w:p>
-    <w:p>
-      <w:pPr>
-        <w:widowControl/>
-        <w:numPr>
-          <w:ilvl w:val="0"/>
-          <w:numId w:val="32"/>
-        </w:numPr>
-        <w:spacing w:beforeAutospacing="1" w:afterAutospacing="1"/>
-        <w:rPr>
-          <w:rFonts w:ascii="Times New Roman" w:hAnsi="Times New Roman" w:cs="Times New Roman"/>
-        </w:rPr>
-      </w:pPr>
-      <w:r>
-        <w:rPr>
-          <w:rFonts w:ascii="Times New Roman" w:hAnsi="Times New Roman" w:cs="Times New Roman"/>
-        </w:rPr>
-        <w:t>multiple repositories or projects</w:t>
-      </w:r>
-    </w:p>
-    <w:p>
-      <w:pPr>
-        <w:pStyle w:val="4"/>
-        <w:widowControl/>
-        <w:rPr>
-          <w:rFonts w:ascii="Times New Roman" w:hAnsi="Times New Roman" w:hint="default"/>
-        </w:rPr>
-      </w:pPr>
-      <w:r>
-        <w:rPr>
-          <w:rFonts w:ascii="Times New Roman" w:hAnsi="Times New Roman" w:hint="default"/>
-        </w:rPr>
-        <w:t>Why this is outside MVP</w:t>
-      </w:r>
-    </w:p>
-    <w:p>
-      <w:pPr>
-        <w:pStyle w:val="Web"/>
-        <w:widowControl/>
-        <w:ind w:firstLine="420"/>
-        <w:rPr>
-          <w:rFonts w:ascii="Times New Roman" w:hAnsi="Times New Roman"/>
-        </w:rPr>
-      </w:pPr>
-      <w:r>
-        <w:rPr>
-          <w:rFonts w:ascii="Times New Roman" w:hAnsi="Times New Roman"/>
-        </w:rPr>
-        <w:t>This requires additional infrastructure and data management decisions that are not necessary for the MVP.</w:t>
-      </w:r>
-    </w:p>
-    <w:p>
-      <w:pPr>
-        <w:pStyle w:val="4"/>
-        <w:widowControl/>
-        <w:rPr>
-          <w:rFonts w:ascii="Times New Roman" w:hAnsi="Times New Roman" w:hint="default"/>
-        </w:rPr>
-      </w:pPr>
-      <w:r>
-        <w:rPr>
-          <w:rFonts w:ascii="Times New Roman" w:hAnsi="Times New Roman" w:hint="default"/>
-        </w:rPr>
-        <w:t>Risks</w:t>
-      </w:r>
-    </w:p>
-    <w:p>
-      <w:pPr>
-        <w:widowControl/>
-        <w:numPr>
-          <w:ilvl w:val="0"/>
-          <w:numId w:val="33"/>
-        </w:numPr>
-        <w:spacing w:beforeAutospacing="1" w:afterAutospacing="1"/>
-        <w:rPr>
-          <w:rFonts w:ascii="Times New Roman" w:hAnsi="Times New Roman" w:cs="Times New Roman"/>
-        </w:rPr>
-      </w:pPr>
-      <w:r>
-        <w:rPr>
-          <w:rFonts w:ascii="Times New Roman" w:hAnsi="Times New Roman" w:cs="Times New Roman"/>
-        </w:rPr>
-        <w:t>stronger indexing requirements</w:t>
-      </w:r>
-    </w:p>
-    <w:p>
-      <w:pPr>
-        <w:widowControl/>
-        <w:numPr>
-          <w:ilvl w:val="0"/>
-          <w:numId w:val="33"/>
-        </w:numPr>
-        <w:spacing w:beforeAutospacing="1" w:afterAutospacing="1"/>
-        <w:rPr>
-          <w:rFonts w:ascii="Times New Roman" w:hAnsi="Times New Roman" w:cs="Times New Roman"/>
-        </w:rPr>
-      </w:pPr>
-      <w:r>
-        <w:rPr>
-          <w:rFonts w:ascii="Times New Roman" w:hAnsi="Times New Roman" w:cs="Times New Roman"/>
-        </w:rPr>
-        <w:t>archiving requirements</w:t>
-      </w:r>
-    </w:p>
-    <w:p>
-      <w:pPr>
-        <w:widowControl/>
-        <w:numPr>
-          <w:ilvl w:val="0"/>
-          <w:numId w:val="33"/>
-        </w:numPr>
-        <w:spacing w:beforeAutospacing="1" w:afterAutospacing="1"/>
-        <w:rPr>
-          <w:rFonts w:ascii="Times New Roman" w:hAnsi="Times New Roman" w:cs="Times New Roman"/>
-        </w:rPr>
-      </w:pPr>
-      <w:r>
-        <w:rPr>
-          <w:rFonts w:ascii="Times New Roman" w:hAnsi="Times New Roman" w:cs="Times New Roman"/>
-        </w:rPr>
-        <w:t>retention policies</w:t>
-      </w:r>
-    </w:p>
-    <w:p>
-      <w:pPr>
-        <w:widowControl/>
-        <w:numPr>
-          <w:ilvl w:val="0"/>
-          <w:numId w:val="33"/>
-        </w:numPr>
-        <w:spacing w:beforeAutospacing="1" w:afterAutospacing="1"/>
-        <w:rPr>
-          <w:rFonts w:ascii="Times New Roman" w:hAnsi="Times New Roman" w:cs="Times New Roman"/>
-        </w:rPr>
-      </w:pPr>
-      <w:r>
-        <w:rPr>
-          <w:rFonts w:ascii="Times New Roman" w:hAnsi="Times New Roman" w:cs="Times New Roman"/>
-        </w:rPr>
-        <w:t>advanced search</w:t>
-      </w:r>
-    </w:p>
-    <w:p>
-      <w:pPr>
-        <w:widowControl/>
-        <w:numPr>
-          <w:ilvl w:val="0"/>
-          <w:numId w:val="33"/>
-        </w:numPr>
-        <w:spacing w:beforeAutospacing="1" w:afterAutospacing="1"/>
-        <w:rPr>
-          <w:rFonts w:ascii="Times New Roman" w:hAnsi="Times New Roman" w:cs="Times New Roman"/>
-        </w:rPr>
-      </w:pPr>
-      <w:r>
-        <w:rPr>
-          <w:rFonts w:ascii="Times New Roman" w:hAnsi="Times New Roman" w:cs="Times New Roman"/>
-        </w:rPr>
-        <w:t>event compression or summarization</w:t>
-      </w:r>
-    </w:p>
-    <w:p>
-      <w:pPr>
-        <w:widowControl/>
-        <w:numPr>
-          <w:ilvl w:val="0"/>
-          <w:numId w:val="33"/>
-        </w:numPr>
-        <w:spacing w:beforeAutospacing="1" w:afterAutospacing="1"/>
-        <w:rPr>
-          <w:rFonts w:ascii="Times New Roman" w:hAnsi="Times New Roman" w:cs="Times New Roman"/>
-        </w:rPr>
-      </w:pPr>
-      <w:r>
-        <w:rPr>
-          <w:rFonts w:ascii="Times New Roman" w:hAnsi="Times New Roman" w:cs="Times New Roman"/>
-        </w:rPr>
-        <w:t>larger storage and backup concerns</w:t>
-      </w:r>
-    </w:p>
-    <w:p>
-      <w:pPr>
-        <w:widowControl/>
-        <w:numPr>
-          <w:ilvl w:val="0"/>
-          <w:numId w:val="33"/>
-        </w:numPr>
-        <w:spacing w:beforeAutospacing="1" w:afterAutospacing="1"/>
-        <w:rPr>
-          <w:rFonts w:ascii="Times New Roman" w:hAnsi="Times New Roman" w:cs="Times New Roman"/>
-        </w:rPr>
-      </w:pPr>
-      <w:r>
-        <w:rPr>
-          <w:rFonts w:ascii="Times New Roman" w:hAnsi="Times New Roman" w:cs="Times New Roman"/>
-        </w:rPr>
-        <w:t>more advanced performance optimization</w:t>
-      </w:r>
-    </w:p>
-    <w:p>
-      <w:pPr>
-        <w:widowControl/>
-        <w:rPr>
-          <w:rFonts w:ascii="Times New Roman" w:hAnsi="Times New Roman" w:cs="Times New Roman"/>
-        </w:rPr>
-      </w:pPr>
-    </w:p>
-    <w:p>
-      <w:pPr>
-        <w:widowControl/>
-        <w:rPr>
-          <w:rFonts w:ascii="Times New Roman" w:hAnsi="Times New Roman" w:cs="Times New Roman"/>
-        </w:rPr>
-      </w:pPr>
-    </w:p>
-    <w:p>
-      <w:pPr>
-        <w:widowControl/>
-        <w:rPr>
-          <w:rFonts w:ascii="Times New Roman" w:hAnsi="Times New Roman" w:cs="Times New Roman"/>
-        </w:rPr>
-      </w:pPr>
-    </w:p>
-    <w:p>
-      <w:pPr>
-        <w:widowControl/>
-        <w:rPr>
-          <w:rFonts w:ascii="Times New Roman" w:hAnsi="Times New Roman" w:cs="Times New Roman"/>
-        </w:rPr>
-      </w:pPr>
-    </w:p>
-    <w:p>
-      <w:pPr>
-        <w:widowControl/>
-        <w:rPr>
-          <w:rFonts w:ascii="Times New Roman" w:hAnsi="Times New Roman" w:cs="Times New Roman"/>
-        </w:rPr>
-      </w:pPr>
-    </w:p>
-    <w:p>
-      <w:pPr>
-        <w:widowControl/>
-        <w:rPr>
-          <w:rFonts w:ascii="Times New Roman" w:hAnsi="Times New Roman" w:cs="Times New Roman"/>
-        </w:rPr>
-      </w:pPr>
-    </w:p>
-    <w:p>
-      <w:pPr>
-        <w:widowControl/>
-        <w:rPr>
-          <w:rFonts w:ascii="Times New Roman" w:hAnsi="Times New Roman" w:cs="Times New Roman"/>
-        </w:rPr>
-      </w:pPr>
-    </w:p>
-    <w:p>
-      <w:pPr>
-        <w:widowControl/>
-        <w:rPr>
-          <w:rFonts w:ascii="Times New Roman" w:hAnsi="Times New Roman" w:cs="Times New Roman"/>
-        </w:rPr>
-      </w:pPr>
-    </w:p>
-    <w:p>
-      <w:pPr>
-        <w:widowControl/>
-        <w:rPr>
-          <w:rFonts w:ascii="Times New Roman" w:hAnsi="Times New Roman" w:cs="Times New Roman"/>
-        </w:rPr>
-      </w:pPr>
-    </w:p>
-    <w:p>
-      <w:pPr>
-        <w:widowControl/>
-        <w:rPr>
-          <w:rFonts w:ascii="Times New Roman" w:hAnsi="Times New Roman" w:cs="Times New Roman"/>
-        </w:rPr>
-      </w:pPr>
-    </w:p>
-    <w:p>
-      <w:pPr>
-        <w:widowControl/>
-        <w:rPr>
-          <w:rFonts w:ascii="Times New Roman" w:hAnsi="Times New Roman" w:cs="Times New Roman"/>
-        </w:rPr>
-      </w:pPr>
-    </w:p>
-    <w:p>
-      <w:pPr>
-        <w:widowControl/>
-        <w:rPr>
-          <w:rFonts w:ascii="Times New Roman" w:hAnsi="Times New Roman" w:cs="Times New Roman"/>
-        </w:rPr>
-      </w:pPr>
-    </w:p>
-    <w:p>
-      <w:pPr>
-        <w:widowControl/>
-        <w:rPr>
-          <w:rFonts w:ascii="Times New Roman" w:hAnsi="Times New Roman" w:cs="Times New Roman"/>
-        </w:rPr>
-      </w:pPr>
-    </w:p>
-    <w:p>
-      <w:pPr>
-        <w:widowControl/>
-        <w:rPr>
-          <w:rFonts w:ascii="Times New Roman" w:hAnsi="Times New Roman" w:cs="Times New Roman"/>
-        </w:rPr>
-      </w:pPr>
-    </w:p>
-    <w:p>
-      <w:pPr>
-        <w:widowControl/>
-        <w:rPr>
-          <w:rFonts w:ascii="Times New Roman" w:hAnsi="Times New Roman" w:cs="Times New Roman"/>
-        </w:rPr>
-      </w:pPr>
-    </w:p>
-    <w:p>
-      <w:pPr>
-        <w:widowControl/>
-        <w:rPr>
-          <w:rFonts w:ascii="Times New Roman" w:hAnsi="Times New Roman" w:cs="Times New Roman"/>
-        </w:rPr>
-      </w:pPr>
-    </w:p>
-    <w:p>
-      <w:pPr>
-        <w:widowControl/>
-        <w:rPr>
-          <w:rFonts w:ascii="Times New Roman" w:hAnsi="Times New Roman" w:cs="Times New Roman"/>
-        </w:rPr>
-      </w:pPr>
-    </w:p>
-    <w:p>
-      <w:pPr>
-        <w:widowControl/>
-        <w:rPr>
-          <w:rFonts w:ascii="Times New Roman" w:hAnsi="Times New Roman" w:cs="Times New Roman"/>
-        </w:rPr>
-      </w:pPr>
-    </w:p>
-    <w:p>
-      <w:pPr>
-        <w:widowControl/>
-        <w:rPr>
-          <w:rFonts w:ascii="Times New Roman" w:hAnsi="Times New Roman" w:cs="Times New Roman"/>
-        </w:rPr>
-      </w:pPr>
-    </w:p>
-    <w:p>
-      <w:pPr>
-        <w:pStyle w:val="2"/>
-        <w:widowControl/>
-        <w:rPr>
-          <w:rFonts w:ascii="Times New Roman" w:hAnsi="Times New Roman" w:hint="default"/>
-        </w:rPr>
-      </w:pPr>
-      <w:r>
-        <w:rPr>
-          <w:rFonts w:ascii="Times New Roman" w:hAnsi="Times New Roman" w:hint="default"/>
-        </w:rPr>
-        <w:t>Scalability Dimension 6: Performance Expectation</w:t>
-      </w:r>
-    </w:p>
-    <w:p>
-      <w:pPr>
-        <w:pStyle w:val="3"/>
-        <w:widowControl/>
-        <w:rPr>
-          <w:rFonts w:ascii="Times New Roman" w:hAnsi="Times New Roman" w:hint="default"/>
-        </w:rPr>
-      </w:pPr>
-      <w:r>
-        <w:rPr>
-          <w:rFonts w:ascii="Times New Roman" w:hAnsi="Times New Roman" w:hint="default"/>
-        </w:rPr>
-        <w:t>Preferred MVP Target: Basic MVP Performance Target</w:t>
-      </w:r>
-    </w:p>
-    <w:p>
-      <w:pPr>
-        <w:pStyle w:val="Web"/>
-        <w:widowControl/>
-        <w:ind w:firstLine="420"/>
-        <w:rPr>
-          <w:rFonts w:ascii="Times New Roman" w:hAnsi="Times New Roman"/>
-        </w:rPr>
-      </w:pPr>
-      <w:r>
-        <w:rPr>
-          <w:rFonts w:ascii="Times New Roman" w:hAnsi="Times New Roman"/>
-        </w:rPr>
-        <w:t>Most core workflow actions should complete within 1–3 seconds under MVP target usage.</w:t>
-      </w:r>
-    </w:p>
-    <w:p>
-      <w:pPr>
-        <w:pStyle w:val="Web"/>
-        <w:widowControl/>
-        <w:rPr>
-          <w:rFonts w:ascii="Times New Roman" w:hAnsi="Times New Roman"/>
-        </w:rPr>
-      </w:pPr>
-      <w:r>
-        <w:rPr>
-          <w:rFonts w:ascii="Times New Roman" w:hAnsi="Times New Roman"/>
-        </w:rPr>
-        <w:t>Core workflow actions include:</w:t>
-      </w:r>
-    </w:p>
-    <w:p>
-      <w:pPr>
-        <w:widowControl/>
-        <w:numPr>
-          <w:ilvl w:val="0"/>
-          <w:numId w:val="34"/>
-        </w:numPr>
-        <w:spacing w:beforeAutospacing="1" w:afterAutospacing="1"/>
-        <w:rPr>
-          <w:rFonts w:ascii="Times New Roman" w:hAnsi="Times New Roman" w:cs="Times New Roman"/>
-        </w:rPr>
-      </w:pPr>
-      <w:r>
-        <w:rPr>
-          <w:rFonts w:ascii="Times New Roman" w:hAnsi="Times New Roman" w:cs="Times New Roman"/>
-        </w:rPr>
-        <w:t>creating a task</w:t>
-      </w:r>
-    </w:p>
-    <w:p>
-      <w:pPr>
-        <w:widowControl/>
-        <w:numPr>
-          <w:ilvl w:val="0"/>
-          <w:numId w:val="34"/>
-        </w:numPr>
-        <w:spacing w:beforeAutospacing="1" w:afterAutospacing="1"/>
-        <w:rPr>
-          <w:rFonts w:ascii="Times New Roman" w:hAnsi="Times New Roman" w:cs="Times New Roman"/>
-        </w:rPr>
-      </w:pPr>
-      <w:r>
-        <w:rPr>
-          <w:rFonts w:ascii="Times New Roman" w:hAnsi="Times New Roman" w:cs="Times New Roman"/>
-        </w:rPr>
-        <w:t>updating task status</w:t>
-      </w:r>
-    </w:p>
-    <w:p>
-      <w:pPr>
-        <w:widowControl/>
-        <w:numPr>
-          <w:ilvl w:val="0"/>
-          <w:numId w:val="34"/>
-        </w:numPr>
-        <w:spacing w:beforeAutospacing="1" w:afterAutospacing="1"/>
-        <w:rPr>
-          <w:rFonts w:ascii="Times New Roman" w:hAnsi="Times New Roman" w:cs="Times New Roman"/>
-        </w:rPr>
-      </w:pPr>
-      <w:r>
-        <w:rPr>
-          <w:rFonts w:ascii="Times New Roman" w:hAnsi="Times New Roman" w:cs="Times New Roman"/>
-        </w:rPr>
-        <w:t>reporting a blocker</w:t>
-      </w:r>
-    </w:p>
-    <w:p>
-      <w:pPr>
-        <w:widowControl/>
-        <w:numPr>
-          <w:ilvl w:val="0"/>
-          <w:numId w:val="34"/>
-        </w:numPr>
-        <w:spacing w:beforeAutospacing="1" w:afterAutospacing="1"/>
-        <w:rPr>
-          <w:rFonts w:ascii="Times New Roman" w:hAnsi="Times New Roman" w:cs="Times New Roman"/>
-        </w:rPr>
-      </w:pPr>
-      <w:r>
-        <w:rPr>
-          <w:rFonts w:ascii="Times New Roman" w:hAnsi="Times New Roman" w:cs="Times New Roman"/>
-        </w:rPr>
-        <w:t>approving or rejecting an item</w:t>
-      </w:r>
-    </w:p>
-    <w:p>
-      <w:pPr>
-        <w:widowControl/>
-        <w:numPr>
-          <w:ilvl w:val="0"/>
-          <w:numId w:val="34"/>
-        </w:numPr>
-        <w:spacing w:beforeAutospacing="1" w:afterAutospacing="1"/>
-        <w:rPr>
-          <w:rFonts w:ascii="Times New Roman" w:hAnsi="Times New Roman" w:cs="Times New Roman"/>
-        </w:rPr>
-      </w:pPr>
-      <w:r>
-        <w:rPr>
-          <w:rFonts w:ascii="Times New Roman" w:hAnsi="Times New Roman" w:cs="Times New Roman"/>
-        </w:rPr>
-        <w:t>viewing task details</w:t>
-      </w:r>
-    </w:p>
-    <w:p>
-      <w:pPr>
-        <w:widowControl/>
-        <w:numPr>
-          <w:ilvl w:val="0"/>
-          <w:numId w:val="34"/>
-        </w:numPr>
-        <w:spacing w:beforeAutospacing="1" w:afterAutospacing="1"/>
-        <w:rPr>
-          <w:rFonts w:ascii="Times New Roman" w:hAnsi="Times New Roman" w:cs="Times New Roman"/>
-        </w:rPr>
-      </w:pPr>
-      <w:r>
-        <w:rPr>
-          <w:rFonts w:ascii="Times New Roman" w:hAnsi="Times New Roman" w:cs="Times New Roman"/>
-        </w:rPr>
-        <w:t>viewing workflow history</w:t>
-      </w:r>
-    </w:p>
-    <w:p>
-      <w:pPr>
-        <w:widowControl/>
-        <w:numPr>
-          <w:ilvl w:val="0"/>
-          <w:numId w:val="34"/>
-        </w:numPr>
-        <w:spacing w:beforeAutospacing="1" w:afterAutospacing="1"/>
-        <w:rPr>
-          <w:rFonts w:ascii="Times New Roman" w:hAnsi="Times New Roman" w:cs="Times New Roman"/>
-        </w:rPr>
-      </w:pPr>
-      <w:r>
-        <w:rPr>
-          <w:rFonts w:ascii="Times New Roman" w:hAnsi="Times New Roman" w:cs="Times New Roman"/>
-        </w:rPr>
-        <w:t>recording workflow events</w:t>
-      </w:r>
-    </w:p>
-    <w:p>
-      <w:pPr>
-        <w:pStyle w:val="Web"/>
-        <w:widowControl/>
-        <w:ind w:firstLine="420"/>
-        <w:rPr>
-          <w:rFonts w:ascii="Times New Roman" w:hAnsi="Times New Roman"/>
-        </w:rPr>
-      </w:pPr>
-      <w:r>
-        <w:rPr>
-          <w:rFonts w:ascii="Times New Roman" w:hAnsi="Times New Roman"/>
-        </w:rPr>
-        <w:t>AI-assisted actions may take longer and should provide visible progress, timeout handling, retry information, or background processing where appropriate.</w:t>
-      </w:r>
-    </w:p>
-    <w:p>
-      <w:pPr>
-        <w:pStyle w:val="Web"/>
-        <w:widowControl/>
-        <w:rPr>
-          <w:rFonts w:ascii="Times New Roman" w:hAnsi="Times New Roman"/>
-        </w:rPr>
-      </w:pPr>
-      <w:r>
-        <w:rPr>
-          <w:rFonts w:ascii="Times New Roman" w:hAnsi="Times New Roman"/>
-        </w:rPr>
-        <w:t>AI-assisted actions include:</w:t>
-      </w:r>
-    </w:p>
-    <w:p>
-      <w:pPr>
-        <w:widowControl/>
-        <w:numPr>
-          <w:ilvl w:val="0"/>
-          <w:numId w:val="35"/>
-        </w:numPr>
-        <w:spacing w:beforeAutospacing="1" w:afterAutospacing="1"/>
-        <w:rPr>
-          <w:rFonts w:ascii="Times New Roman" w:hAnsi="Times New Roman" w:cs="Times New Roman"/>
-        </w:rPr>
-      </w:pPr>
-      <w:r>
-        <w:rPr>
-          <w:rFonts w:ascii="Times New Roman" w:hAnsi="Times New Roman" w:cs="Times New Roman"/>
-        </w:rPr>
-        <w:t>requirement analysis</w:t>
-      </w:r>
-    </w:p>
-    <w:p>
-      <w:pPr>
-        <w:widowControl/>
-        <w:numPr>
-          <w:ilvl w:val="0"/>
-          <w:numId w:val="35"/>
-        </w:numPr>
-        <w:spacing w:beforeAutospacing="1" w:afterAutospacing="1"/>
-        <w:rPr>
-          <w:rFonts w:ascii="Times New Roman" w:hAnsi="Times New Roman" w:cs="Times New Roman"/>
-        </w:rPr>
-      </w:pPr>
-      <w:r>
-        <w:rPr>
-          <w:rFonts w:ascii="Times New Roman" w:hAnsi="Times New Roman" w:cs="Times New Roman"/>
-        </w:rPr>
-        <w:t>task breakdown generation</w:t>
-      </w:r>
-    </w:p>
-    <w:p>
-      <w:pPr>
-        <w:widowControl/>
-        <w:numPr>
-          <w:ilvl w:val="0"/>
-          <w:numId w:val="35"/>
-        </w:numPr>
-        <w:spacing w:beforeAutospacing="1" w:afterAutospacing="1"/>
-        <w:rPr>
-          <w:rFonts w:ascii="Times New Roman" w:hAnsi="Times New Roman" w:cs="Times New Roman"/>
-        </w:rPr>
-      </w:pPr>
-      <w:r>
-        <w:rPr>
-          <w:rFonts w:ascii="Times New Roman" w:hAnsi="Times New Roman" w:cs="Times New Roman"/>
-        </w:rPr>
-        <w:t>sprint report generation</w:t>
-      </w:r>
-    </w:p>
-    <w:p>
-      <w:pPr>
-        <w:widowControl/>
-        <w:numPr>
-          <w:ilvl w:val="0"/>
-          <w:numId w:val="35"/>
-        </w:numPr>
-        <w:spacing w:beforeAutospacing="1" w:afterAutospacing="1"/>
-        <w:rPr>
-          <w:rFonts w:ascii="Times New Roman" w:hAnsi="Times New Roman" w:cs="Times New Roman"/>
-        </w:rPr>
-      </w:pPr>
-      <w:r>
-        <w:rPr>
-          <w:rFonts w:ascii="Times New Roman" w:hAnsi="Times New Roman" w:cs="Times New Roman"/>
-        </w:rPr>
-        <w:t>GitHub activity summary</w:t>
-      </w:r>
-    </w:p>
-    <w:p>
-      <w:pPr>
-        <w:widowControl/>
-        <w:numPr>
-          <w:ilvl w:val="0"/>
-          <w:numId w:val="35"/>
-        </w:numPr>
-        <w:spacing w:beforeAutospacing="1" w:afterAutospacing="1"/>
-        <w:rPr>
-          <w:rFonts w:ascii="Times New Roman" w:hAnsi="Times New Roman" w:cs="Times New Roman"/>
-        </w:rPr>
-      </w:pPr>
-      <w:r>
-        <w:rPr>
-          <w:rFonts w:ascii="Times New Roman" w:hAnsi="Times New Roman" w:cs="Times New Roman"/>
-        </w:rPr>
-        <w:t>blocker explanation</w:t>
-      </w:r>
-    </w:p>
-    <w:p>
-      <w:pPr>
-        <w:widowControl/>
-        <w:numPr>
-          <w:ilvl w:val="0"/>
-          <w:numId w:val="35"/>
-        </w:numPr>
-        <w:spacing w:beforeAutospacing="1" w:afterAutospacing="1"/>
-        <w:rPr>
-          <w:rFonts w:ascii="Times New Roman" w:hAnsi="Times New Roman" w:cs="Times New Roman"/>
-        </w:rPr>
-      </w:pPr>
-      <w:r>
-        <w:rPr>
-          <w:rFonts w:ascii="Times New Roman" w:hAnsi="Times New Roman" w:cs="Times New Roman"/>
-        </w:rPr>
-        <w:t>clarification question drafting</w:t>
-      </w:r>
-    </w:p>
-    <w:p>
-      <w:pPr>
-        <w:pStyle w:val="4"/>
-        <w:widowControl/>
-        <w:rPr>
-          <w:rFonts w:ascii="Times New Roman" w:hAnsi="Times New Roman" w:hint="default"/>
-        </w:rPr>
-      </w:pPr>
-      <w:r>
-        <w:rPr>
-          <w:rFonts w:ascii="Times New Roman" w:hAnsi="Times New Roman" w:hint="default"/>
-        </w:rPr>
-        <w:t>Why this target fits</w:t>
-      </w:r>
-    </w:p>
-    <w:p>
-      <w:pPr>
-        <w:pStyle w:val="Web"/>
-        <w:widowControl/>
-        <w:ind w:firstLine="420"/>
-        <w:rPr>
-          <w:rFonts w:ascii="Times New Roman" w:hAnsi="Times New Roman"/>
-        </w:rPr>
-      </w:pPr>
-      <w:r>
-        <w:rPr>
-          <w:rFonts w:ascii="Times New Roman" w:hAnsi="Times New Roman"/>
-        </w:rPr>
-        <w:t>This target keeps the core workflow responsive while acknowledging that local or customer-controlled AI runtime performance may vary.</w:t>
-      </w:r>
-    </w:p>
-    <w:p>
-      <w:pPr>
-        <w:pStyle w:val="4"/>
-        <w:widowControl/>
-        <w:rPr>
-          <w:rFonts w:ascii="Times New Roman" w:hAnsi="Times New Roman" w:hint="default"/>
-        </w:rPr>
-      </w:pPr>
-      <w:r>
-        <w:rPr>
-          <w:rFonts w:ascii="Times New Roman" w:hAnsi="Times New Roman" w:hint="default"/>
-        </w:rPr>
-        <w:t>Advantages</w:t>
-      </w:r>
-    </w:p>
-    <w:p>
-      <w:pPr>
-        <w:widowControl/>
-        <w:numPr>
-          <w:ilvl w:val="0"/>
-          <w:numId w:val="36"/>
-        </w:numPr>
-        <w:spacing w:beforeAutospacing="1" w:afterAutospacing="1"/>
-        <w:rPr>
-          <w:rFonts w:ascii="Times New Roman" w:hAnsi="Times New Roman" w:cs="Times New Roman"/>
-        </w:rPr>
-      </w:pPr>
-      <w:r>
-        <w:rPr>
-          <w:rFonts w:ascii="Times New Roman" w:hAnsi="Times New Roman" w:cs="Times New Roman"/>
-        </w:rPr>
-        <w:t>Clearer than saying “the system should be fast”</w:t>
-      </w:r>
-    </w:p>
-    <w:p>
-      <w:pPr>
-        <w:widowControl/>
-        <w:numPr>
-          <w:ilvl w:val="0"/>
-          <w:numId w:val="36"/>
-        </w:numPr>
-        <w:spacing w:beforeAutospacing="1" w:afterAutospacing="1"/>
-        <w:rPr>
-          <w:rFonts w:ascii="Times New Roman" w:hAnsi="Times New Roman" w:cs="Times New Roman"/>
-        </w:rPr>
-      </w:pPr>
-      <w:r>
-        <w:rPr>
-          <w:rFonts w:ascii="Times New Roman" w:hAnsi="Times New Roman" w:cs="Times New Roman"/>
-        </w:rPr>
-        <w:t>Keeps workflow usability as the priority</w:t>
-      </w:r>
-    </w:p>
-    <w:p>
-      <w:pPr>
-        <w:widowControl/>
-        <w:numPr>
-          <w:ilvl w:val="0"/>
-          <w:numId w:val="36"/>
-        </w:numPr>
-        <w:spacing w:beforeAutospacing="1" w:afterAutospacing="1"/>
-        <w:rPr>
-          <w:rFonts w:ascii="Times New Roman" w:hAnsi="Times New Roman" w:cs="Times New Roman"/>
-        </w:rPr>
-      </w:pPr>
-      <w:r>
-        <w:rPr>
-          <w:rFonts w:ascii="Times New Roman" w:hAnsi="Times New Roman" w:cs="Times New Roman"/>
-        </w:rPr>
-        <w:t>Does not overpromise AI speed</w:t>
-      </w:r>
-    </w:p>
-    <w:p>
-      <w:pPr>
-        <w:widowControl/>
-        <w:numPr>
-          <w:ilvl w:val="0"/>
-          <w:numId w:val="36"/>
-        </w:numPr>
-        <w:spacing w:beforeAutospacing="1" w:afterAutospacing="1"/>
-        <w:rPr>
-          <w:rFonts w:ascii="Times New Roman" w:hAnsi="Times New Roman" w:cs="Times New Roman"/>
-        </w:rPr>
-      </w:pPr>
-      <w:r>
-        <w:rPr>
-          <w:rFonts w:ascii="Times New Roman" w:hAnsi="Times New Roman" w:cs="Times New Roman"/>
-        </w:rPr>
-        <w:t>Aligns with the principle that AI should not block core workflow</w:t>
-      </w:r>
-    </w:p>
-    <w:p>
-      <w:pPr>
-        <w:widowControl/>
-        <w:tabs>
-          <w:tab w:val="left" w:pos="720"/>
-        </w:tabs>
-        <w:spacing w:beforeAutospacing="1" w:afterAutospacing="1"/>
-        <w:rPr>
-          <w:rFonts w:ascii="Times New Roman" w:hAnsi="Times New Roman" w:cs="Times New Roman"/>
-        </w:rPr>
-      </w:pPr>
-    </w:p>
-    <w:p>
-      <w:pPr>
-        <w:widowControl/>
-        <w:tabs>
-          <w:tab w:val="left" w:pos="720"/>
-        </w:tabs>
-        <w:spacing w:beforeAutospacing="1" w:afterAutospacing="1"/>
-        <w:rPr>
-          <w:rFonts w:ascii="Times New Roman" w:hAnsi="Times New Roman" w:cs="Times New Roman"/>
-        </w:rPr>
-      </w:pPr>
-    </w:p>
-    <w:p>
-      <w:pPr>
-        <w:pStyle w:val="4"/>
-        <w:widowControl/>
-        <w:rPr>
-          <w:rFonts w:ascii="Times New Roman" w:hAnsi="Times New Roman" w:hint="default"/>
-        </w:rPr>
-      </w:pPr>
-      <w:r>
-        <w:rPr>
-          <w:rFonts w:ascii="Times New Roman" w:hAnsi="Times New Roman" w:hint="default"/>
-        </w:rPr>
-        <w:t>Disadvantages</w:t>
-      </w:r>
-    </w:p>
-    <w:p>
-      <w:pPr>
-        <w:widowControl/>
-        <w:numPr>
-          <w:ilvl w:val="0"/>
-          <w:numId w:val="37"/>
-        </w:numPr>
-        <w:spacing w:beforeAutospacing="1" w:afterAutospacing="1"/>
-        <w:rPr>
-          <w:rFonts w:ascii="Times New Roman" w:hAnsi="Times New Roman" w:cs="Times New Roman"/>
-        </w:rPr>
-      </w:pPr>
-      <w:r>
-        <w:rPr>
-          <w:rFonts w:ascii="Times New Roman" w:hAnsi="Times New Roman" w:cs="Times New Roman"/>
-        </w:rPr>
-        <w:t>Requires basic performance testing</w:t>
-      </w:r>
-    </w:p>
-    <w:p>
-      <w:pPr>
-        <w:widowControl/>
-        <w:numPr>
-          <w:ilvl w:val="0"/>
-          <w:numId w:val="37"/>
-        </w:numPr>
-        <w:spacing w:beforeAutospacing="1" w:afterAutospacing="1"/>
-        <w:rPr>
-          <w:rFonts w:ascii="Times New Roman" w:hAnsi="Times New Roman" w:cs="Times New Roman"/>
-        </w:rPr>
-      </w:pPr>
-      <w:r>
-        <w:rPr>
-          <w:rFonts w:ascii="Times New Roman" w:hAnsi="Times New Roman" w:cs="Times New Roman"/>
-        </w:rPr>
-        <w:t>Requires user feedback for slow AI operations</w:t>
-      </w:r>
-    </w:p>
-    <w:p>
-      <w:pPr>
-        <w:widowControl/>
-        <w:numPr>
-          <w:ilvl w:val="0"/>
-          <w:numId w:val="37"/>
-        </w:numPr>
-        <w:spacing w:beforeAutospacing="1" w:afterAutospacing="1"/>
-        <w:rPr>
-          <w:rFonts w:ascii="Times New Roman" w:hAnsi="Times New Roman" w:cs="Times New Roman"/>
-        </w:rPr>
-      </w:pPr>
-      <w:r>
-        <w:rPr>
-          <w:rFonts w:ascii="Times New Roman" w:hAnsi="Times New Roman" w:cs="Times New Roman"/>
-        </w:rPr>
-        <w:t>May require timeout and retry behavior</w:t>
-      </w:r>
-    </w:p>
-    <w:p>
-      <w:pPr>
-        <w:widowControl/>
-        <w:numPr>
-          <w:ilvl w:val="0"/>
-          <w:numId w:val="37"/>
-        </w:numPr>
-        <w:spacing w:beforeAutospacing="1" w:afterAutospacing="1"/>
-        <w:rPr>
-          <w:rFonts w:ascii="Times New Roman" w:hAnsi="Times New Roman" w:cs="Times New Roman"/>
-        </w:rPr>
-      </w:pPr>
-      <w:r>
-        <w:rPr>
-          <w:rFonts w:ascii="Times New Roman" w:hAnsi="Times New Roman" w:cs="Times New Roman"/>
-        </w:rPr>
-        <w:t>AI response time may still vary depending on model and hardware</w:t>
-      </w:r>
-    </w:p>
-    <w:p>
-      <w:pPr>
-        <w:widowControl/>
-        <w:rPr>
-          <w:rFonts w:ascii="Times New Roman" w:hAnsi="Times New Roman" w:cs="Times New Roman"/>
-        </w:rPr>
-      </w:pPr>
-    </w:p>
-    <w:p>
-      <w:pPr>
-        <w:widowControl/>
-        <w:rPr>
-          <w:rFonts w:ascii="Times New Roman" w:hAnsi="Times New Roman" w:cs="Times New Roman"/>
-        </w:rPr>
-      </w:pPr>
-    </w:p>
-    <w:p>
-      <w:pPr>
-        <w:widowControl/>
-        <w:rPr>
-          <w:rFonts w:ascii="Times New Roman" w:hAnsi="Times New Roman" w:cs="Times New Roman"/>
-        </w:rPr>
-      </w:pPr>
-    </w:p>
-    <w:p>
-      <w:pPr>
-        <w:widowControl/>
-        <w:rPr>
-          <w:rFonts w:ascii="Times New Roman" w:hAnsi="Times New Roman" w:cs="Times New Roman"/>
-        </w:rPr>
-      </w:pPr>
-    </w:p>
-    <w:p>
-      <w:pPr>
-        <w:widowControl/>
-        <w:rPr>
-          <w:rFonts w:ascii="Times New Roman" w:hAnsi="Times New Roman" w:cs="Times New Roman"/>
-        </w:rPr>
-      </w:pPr>
-    </w:p>
-    <w:p>
-      <w:pPr>
-        <w:pStyle w:val="3"/>
-        <w:widowControl/>
-        <w:rPr>
-          <w:rFonts w:ascii="Times New Roman" w:hAnsi="Times New Roman" w:hint="default"/>
-        </w:rPr>
-      </w:pPr>
-      <w:r>
-        <w:rPr>
-          <w:rFonts w:ascii="Times New Roman" w:hAnsi="Times New Roman" w:hint="default"/>
-        </w:rPr>
-        <w:t>Fallback Option: Loose Performance Target</w:t>
-      </w:r>
-    </w:p>
-    <w:p>
-      <w:pPr>
-        <w:pStyle w:val="Web"/>
-        <w:widowControl/>
-        <w:rPr>
-          <w:rFonts w:ascii="Times New Roman" w:hAnsi="Times New Roman"/>
-        </w:rPr>
-      </w:pPr>
-      <w:r>
-        <w:rPr>
-          <w:rFonts w:ascii="Times New Roman" w:hAnsi="Times New Roman"/>
-        </w:rPr>
-        <w:t>Core workflow actions should respond within a reasonable time. AI tasks may take longer.</w:t>
-      </w:r>
-    </w:p>
-    <w:p>
-      <w:pPr>
-        <w:pStyle w:val="4"/>
-        <w:widowControl/>
-        <w:rPr>
-          <w:rFonts w:ascii="Times New Roman" w:hAnsi="Times New Roman" w:hint="default"/>
-        </w:rPr>
-      </w:pPr>
-      <w:r>
-        <w:rPr>
-          <w:rFonts w:ascii="Times New Roman" w:hAnsi="Times New Roman" w:hint="default"/>
-        </w:rPr>
-        <w:t>Advantage</w:t>
-      </w:r>
-    </w:p>
-    <w:p>
-      <w:pPr>
-        <w:widowControl/>
-        <w:numPr>
-          <w:ilvl w:val="0"/>
-          <w:numId w:val="38"/>
-        </w:numPr>
-        <w:spacing w:beforeAutospacing="1" w:afterAutospacing="1"/>
-        <w:rPr>
-          <w:rFonts w:ascii="Times New Roman" w:hAnsi="Times New Roman" w:cs="Times New Roman"/>
-        </w:rPr>
-      </w:pPr>
-      <w:r>
-        <w:rPr>
-          <w:rFonts w:ascii="Times New Roman" w:hAnsi="Times New Roman" w:cs="Times New Roman"/>
-        </w:rPr>
-        <w:t>Easier to satisfy</w:t>
-      </w:r>
-    </w:p>
-    <w:p>
-      <w:pPr>
-        <w:pStyle w:val="4"/>
-        <w:widowControl/>
-        <w:rPr>
-          <w:rFonts w:ascii="Times New Roman" w:hAnsi="Times New Roman" w:hint="default"/>
-        </w:rPr>
-      </w:pPr>
-      <w:r>
-        <w:rPr>
-          <w:rFonts w:ascii="Times New Roman" w:hAnsi="Times New Roman" w:hint="default"/>
-        </w:rPr>
-        <w:t>Disadvantage</w:t>
-      </w:r>
-    </w:p>
-    <w:p>
-      <w:pPr>
-        <w:widowControl/>
-        <w:numPr>
-          <w:ilvl w:val="0"/>
-          <w:numId w:val="39"/>
-        </w:numPr>
-        <w:spacing w:beforeAutospacing="1" w:afterAutospacing="1"/>
-        <w:rPr>
-          <w:rFonts w:ascii="Times New Roman" w:hAnsi="Times New Roman" w:cs="Times New Roman"/>
-        </w:rPr>
-      </w:pPr>
-      <w:r>
-        <w:rPr>
-          <w:rFonts w:ascii="Times New Roman" w:hAnsi="Times New Roman" w:cs="Times New Roman"/>
-        </w:rPr>
-        <w:t>Too vague for a strong ADR</w:t>
-      </w:r>
-    </w:p>
-    <w:p>
-      <w:pPr>
-        <w:widowControl/>
-        <w:numPr>
-          <w:ilvl w:val="0"/>
-          <w:numId w:val="39"/>
-        </w:numPr>
-        <w:spacing w:beforeAutospacing="1" w:afterAutospacing="1"/>
-        <w:rPr>
-          <w:rFonts w:ascii="Times New Roman" w:hAnsi="Times New Roman" w:cs="Times New Roman"/>
-        </w:rPr>
-      </w:pPr>
-      <w:r>
-        <w:rPr>
-          <w:rFonts w:ascii="Times New Roman" w:hAnsi="Times New Roman" w:cs="Times New Roman"/>
-        </w:rPr>
-        <w:t>Harder to test or evaluate</w:t>
-      </w:r>
-    </w:p>
-    <w:p>
-      <w:pPr>
-        <w:widowControl/>
-        <w:rPr>
-          <w:rFonts w:ascii="Times New Roman" w:hAnsi="Times New Roman" w:cs="Times New Roman"/>
-        </w:rPr>
-      </w:pPr>
-    </w:p>
-    <w:p>
-      <w:pPr>
-        <w:widowControl/>
-        <w:rPr>
-          <w:rFonts w:ascii="Times New Roman" w:hAnsi="Times New Roman" w:cs="Times New Roman"/>
-        </w:rPr>
-      </w:pPr>
-    </w:p>
-    <w:p>
-      <w:pPr>
-        <w:pStyle w:val="3"/>
-        <w:widowControl/>
-        <w:rPr>
-          <w:rFonts w:ascii="Times New Roman" w:hAnsi="Times New Roman" w:hint="default"/>
-        </w:rPr>
-      </w:pPr>
-      <w:r>
-        <w:rPr>
-          <w:rFonts w:ascii="Times New Roman" w:hAnsi="Times New Roman" w:hint="default"/>
-        </w:rPr>
-        <w:t>Not Recommended: Strict Performance Target</w:t>
-      </w:r>
-    </w:p>
-    <w:p>
-      <w:pPr>
-        <w:pStyle w:val="Web"/>
-        <w:widowControl/>
-        <w:rPr>
-          <w:rFonts w:ascii="Times New Roman" w:hAnsi="Times New Roman"/>
-        </w:rPr>
-      </w:pPr>
-      <w:r>
-        <w:rPr>
-          <w:rFonts w:ascii="Times New Roman" w:hAnsi="Times New Roman"/>
-        </w:rPr>
-        <w:t>Examples:</w:t>
-      </w:r>
-    </w:p>
-    <w:p>
-      <w:pPr>
-        <w:widowControl/>
-        <w:numPr>
-          <w:ilvl w:val="0"/>
-          <w:numId w:val="40"/>
-        </w:numPr>
-        <w:spacing w:beforeAutospacing="1" w:afterAutospacing="1"/>
-        <w:rPr>
-          <w:rFonts w:ascii="Times New Roman" w:hAnsi="Times New Roman" w:cs="Times New Roman"/>
-        </w:rPr>
-      </w:pPr>
-      <w:r>
-        <w:rPr>
-          <w:rFonts w:ascii="Times New Roman" w:hAnsi="Times New Roman" w:cs="Times New Roman"/>
-        </w:rPr>
-        <w:t>all core actions under 1 second</w:t>
-      </w:r>
-    </w:p>
-    <w:p>
-      <w:pPr>
-        <w:widowControl/>
-        <w:numPr>
-          <w:ilvl w:val="0"/>
-          <w:numId w:val="40"/>
-        </w:numPr>
-        <w:spacing w:beforeAutospacing="1" w:afterAutospacing="1"/>
-        <w:rPr>
-          <w:rFonts w:ascii="Times New Roman" w:hAnsi="Times New Roman" w:cs="Times New Roman"/>
-        </w:rPr>
-      </w:pPr>
-      <w:r>
-        <w:rPr>
-          <w:rFonts w:ascii="Times New Roman" w:hAnsi="Times New Roman" w:cs="Times New Roman"/>
-        </w:rPr>
-        <w:t>all AI actions under a fixed short limit</w:t>
-      </w:r>
-    </w:p>
-    <w:p>
-      <w:pPr>
-        <w:pStyle w:val="4"/>
-        <w:widowControl/>
-        <w:rPr>
-          <w:rFonts w:ascii="Times New Roman" w:hAnsi="Times New Roman" w:hint="default"/>
-        </w:rPr>
-      </w:pPr>
-      <w:r>
-        <w:rPr>
-          <w:rFonts w:ascii="Times New Roman" w:hAnsi="Times New Roman" w:hint="default"/>
-        </w:rPr>
-        <w:t>Reason</w:t>
-      </w:r>
-    </w:p>
-    <w:p>
-      <w:pPr>
-        <w:pStyle w:val="Web"/>
-        <w:widowControl/>
-        <w:rPr>
-          <w:rFonts w:ascii="Times New Roman" w:hAnsi="Times New Roman"/>
-        </w:rPr>
-        <w:sectPr>
-          <w:pgSz w:w="11906" w:h="16838"/>
-          <w:pgMar w:top="1440" w:right="1800" w:bottom="1440" w:left="1800" w:header="851" w:footer="992" w:gutter="0"/>
-          <w:cols w:space="425"/>
-          <w:docGrid w:type="lines" w:linePitch="312"/>
-        </w:sectPr>
-      </w:pPr>
       <w:r>
         <w:rPr>
           <w:rFonts w:ascii="Times New Roman" w:hAnsi="Times New Roman"/>
@@ -6450,14 +5456,12 @@
           <w:rFonts w:ascii="Times New Roman" w:hAnsi="Times New Roman" w:cs="Times New Roman"/>
         </w:rPr>
       </w:pPr>
-      <w:proofErr w:type="gramStart"/>
       <w:r>
         <w:rPr>
           <w:rFonts w:ascii="Times New Roman" w:hAnsi="Times New Roman" w:cs="Times New Roman"/>
         </w:rPr>
         <w:t>pagination</w:t>
       </w:r>
-      <w:proofErr w:type="gramEnd"/>
     </w:p>
     <w:p>
       <w:pPr>
@@ -13413,7 +12417,6 @@
     <w:name w:val="heading 3"/>
     <w:basedOn w:val="a"/>
     <w:next w:val="a"/>
-    <w:semiHidden/>
     <w:unhideWhenUsed/>
     <w:qFormat/>
     <w:pPr>
@@ -13453,6 +12456,7 @@
   <w:style w:type="character" w:default="1" w:styleId="a0">
     <w:name w:val="Default Paragraph Font"/>
     <w:uiPriority w:val="1"/>
+    <w:semiHidden/>
     <w:unhideWhenUsed/>
   </w:style>
   <w:style w:type="table" w:default="1" w:styleId="a1">
